--- a/docs/entregables/SEM04/SCRUM_Agile-Product-Backlog.docx
+++ b/docs/entregables/SEM04/SCRUM_Agile-Product-Backlog.docx
@@ -914,7 +914,7 @@
                 <w:color w:val="000000"/>
                 <w:sz w:val="18"/>
               </w:rPr>
-              <w:t>Como Operario de Taller, quiero visualizar y gestionar las órdenes de trabajo en un tablero visual Kanban por etapas de manufactura para reportar el progreso operativo en tiempo real.</w:t>
+              <w:t>Como Operario de Taller, quiero visualizar y gestionar las órdenes de trabajo por etapas de manufactura para reportar el progreso operativo en tiempo real.</w:t>
             </w:r>
           </w:p>
         </w:tc>
@@ -1952,7 +1952,7 @@
           <w:color w:val="000000"/>
           <w:sz w:val="19"/>
         </w:rPr>
-        <w:t>Historias de Usuario (HU-05, HU-06): Como Operario de Taller, quiero gestionar las órdenes de trabajo mediante un tablero visual Kanban de 4 etapas (Diseño, Impresión, Acabados, Listo) y reportar las mermas reales post-impresión para mantener la visibilidad del estado de cada pedido y sincronizar los inventarios.</w:t>
+        <w:t>Historias de Usuario (HU-05, HU-06): Como Operario de Taller, quiero gestionar las órdenes de trabajo por 4 etapas de manufactura (Diseño, Impresión, Acabados, Listo) y reportar las mermas reales post-impresión para mantener la visibilidad del estado de cada pedido y sincronizar los inventarios.</w:t>
         <w:br/>
         <w:t>•   Criterio de Aceptación 1 (Transición de Estados de Taller): Dado que un diseñador concluye la diagramación y el cliente aprueba el arte digital, el operario arrastra la tarjeta de la OT a la columna «En Impresión», actualizando el estado inmediatamente en la base de datos y notificando al área de plotter.</w:t>
         <w:br/>
@@ -2015,7 +2015,7 @@
           <w:color w:val="464646"/>
           <w:sz w:val="17"/>
         </w:rPr>
-        <w:t>Figura 3. Wireframe de Interfaz: Tablero Visual de Producción y Control de Taller (Kanban)</w:t>
+        <w:t>Figura 3. Wireframe de Interfaz: Módulo de Producción y Control de Taller</w:t>
       </w:r>
     </w:p>
     <w:p>

--- a/docs/entregables/SEM04/SCRUM_Agile-Product-Backlog.docx
+++ b/docs/entregables/SEM04/SCRUM_Agile-Product-Backlog.docx
@@ -41,7 +41,7 @@
           <w:color w:val="000000"/>
           <w:sz w:val="26"/>
         </w:rPr>
-        <w:t>Implementación de un sistema web transaccional con módulos de inteligencia de negocios e inteligencia artificial para la optimización de los procesos operativos en la empresa Impresos Trujillo E.I.R.L.</w:t>
+        <w:t>Im²plem²entación de un sistem²a web transaccional con m²ódulos de inteligencia de negocios e inteligencia artificial para la optim²ización de los procesos operativos en la em²presa Im²presos Trujillo E.I.R.L.</w:t>
       </w:r>
     </w:p>
     <w:p>
@@ -62,7 +62,7 @@
           <w:color w:val="000000"/>
           <w:sz w:val="22"/>
         </w:rPr>
-        <w:t>Empresa Beneficiaria: Impresos Trujillo E.I.R.L.</w:t>
+        <w:t>Em²presa Beneficiaria: Im²presos Trujillo E.I.R.L.</w:t>
       </w:r>
     </w:p>
     <w:p>
@@ -125,7 +125,7 @@
           <w:color w:val="000000"/>
           <w:sz w:val="20"/>
         </w:rPr>
-        <w:t>Fecha de Emisión: Septiembre de 2026 | Versión: 1.0</w:t>
+        <w:t>Fecha de Em²isión: Septiem²bre de 2026 | Versión: 1.0</w:t>
       </w:r>
     </w:p>
     <w:p>
@@ -293,7 +293,7 @@
                 <w:color w:val="FFFFFF"/>
                 <w:sz w:val="19"/>
               </w:rPr>
-              <w:t>Estimación (SP)</w:t>
+              <w:t>Estim²ación (SP)</w:t>
             </w:r>
           </w:p>
         </w:tc>
@@ -328,7 +328,7 @@
                 <w:color w:val="FFFFFF"/>
                 <w:sz w:val="19"/>
               </w:rPr>
-              <w:t>Prioridad (MoSCoW)</w:t>
+              <w:t>Prioridíad (MoSCoW)</w:t>
             </w:r>
           </w:p>
         </w:tc>
@@ -394,7 +394,7 @@
                 <w:color w:val="000000"/>
                 <w:sz w:val="18"/>
               </w:rPr>
-              <w:t>Como Administrador/Operador del sistema, quiero autenticarme mediante credenciales seguras y control de acceso basado en roles (RBAC) para acceder exclusivamente a los módulos autorizados según mis funciones de trabajo en la empresa.</w:t>
+              <w:t>Com²o Adm²inistrador/Operador del sistem²a, quiero autenticarm²e m²ediante credenciales seguras y control de acceso basado en roles (RBAC) para acceder exclusivam²ente a los m²ódulos autorizados según m²is funciones de trabajo en la em²presa.</w:t>
             </w:r>
           </w:p>
         </w:tc>
@@ -524,7 +524,7 @@
                 <w:color w:val="000000"/>
                 <w:sz w:val="18"/>
               </w:rPr>
-              <w:t>Como Vendedor/Administrador, quiero parametrizar el catálogo de productos con recetas técnicas de consumo por metro cuadrado (vinilo, lona, tinta y ojalillos) para calcular costos y descontar inventario con exactitud matemática.</w:t>
+              <w:t>Com²o Vendedor/Adm²inistrador, quiero param²etrizar el catálogo de productos con recetas técnicas de consum²o por m²etro cuadrado (vinilo, lona, tinta y ojalillos) para calcular costos y descontar inventario con exactitud m²atem²ática.</w:t>
             </w:r>
           </w:p>
         </w:tc>
@@ -654,7 +654,7 @@
                 <w:color w:val="000000"/>
                 <w:sz w:val="18"/>
               </w:rPr>
-              <w:t>Como Vendedor de mostrador, quiero registrar cotizaciones dinámicas ingresando tipo de trabajo, dimensiones y acabados para emitir proformas formales a los clientes en un tiempo menor a 5 minutos.</w:t>
+              <w:t>Com²o Vendedor de m²ostrador, quiero registrar cotizaciones dinám²icas ingresando tipo de trabajo, dim²ensiones y acabados para em²itir proform²as form²ales a los clientes en un tiem²po m²enor a 5 m²inutos.</w:t>
             </w:r>
           </w:p>
         </w:tc>
@@ -784,7 +784,7 @@
                 <w:color w:val="000000"/>
                 <w:sz w:val="18"/>
               </w:rPr>
-              <w:t>Como Vendedor, quiero transformar proformas en Órdenes de Trabajo formales con correlativo automático, anticipo mínimo del 50% y fecha pactada para formalizar el contrato comercial y reservar insumos en bodega.</w:t>
+              <w:t>Com²o Vendedor, quiero transform²ar proform²as en Órdenes de Trabajo form²ales con correlativo autom²ático, anticipo m²ínim²o del 50% y fecha pactadía para form²alizar el contrato com²ercial y reservar insum²os en bodega.</w:t>
             </w:r>
           </w:p>
         </w:tc>
@@ -914,7 +914,7 @@
                 <w:color w:val="000000"/>
                 <w:sz w:val="18"/>
               </w:rPr>
-              <w:t>Como Operario de Taller, quiero visualizar y gestionar las órdenes de trabajo por etapas de manufactura para reportar el progreso operativo en tiempo real.</w:t>
+              <w:t>Com²o Operario de Taller, quiero visualizar y gestáionar las órdenes de trabajo por etapas de m²anufactura para reportar el progreso operativo en tiem²po real.</w:t>
             </w:r>
           </w:p>
         </w:tc>
@@ -1044,7 +1044,7 @@
                 <w:color w:val="000000"/>
                 <w:sz w:val="18"/>
               </w:rPr>
-              <w:t>Como Operario de Impresión, quiero registrar las mermas reales y retazos aprovechables al finalizar la manufactura para realizar el ajuste automático de inventario y controlar desperdicios.</w:t>
+              <w:t>Com²o Operario de Im²presión, quiero registrar las m²erm²as reales y retazos aprovechables al finalizar la m²anufactura para realizar el ajuste autom²ático de inventario y controlar desperdicios.</w:t>
             </w:r>
           </w:p>
         </w:tc>
@@ -1174,7 +1174,7 @@
                 <w:color w:val="000000"/>
                 <w:sz w:val="18"/>
               </w:rPr>
-              <w:t>Como Cajero/Despachador, quiero verificar pagos multicanal (efectivo, Yape, transferencias) mediante un candado digital de entrega que impida el retiro físico de pedidos con saldo pendiente de cobro.</w:t>
+              <w:t>Com²o Cajero/Despachador, quiero verificar pagos m²ulticanal (efectivo, Yape, transferencias) m²ediante un candíado digital de entrega que im²pidía el retiro físico de pedidos con saldo pendiente de cobro.</w:t>
             </w:r>
           </w:p>
         </w:tc>
@@ -1304,7 +1304,7 @@
                 <w:color w:val="000000"/>
                 <w:sz w:val="18"/>
               </w:rPr>
-              <w:t>Como Administrador/Cajero, quiero ejecutar el arqueo y liquidación diaria de caja segregando ingresos de Imprenta y Gigantografías para conciliar los cobros en menos de 10 minutos con exactitud superior al 90%.</w:t>
+              <w:t>Com²o Adm²inistrador/Cajero, quiero ejecutar el arqueo y liquidíación diaria de caja segregando ingresos de Im²prenta y Gigantografías para conciliar los cobros en m²enos de 10 m²inutos con exactitud superior al 90%.</w:t>
             </w:r>
           </w:p>
         </w:tc>
@@ -1434,7 +1434,7 @@
                 <w:color w:val="000000"/>
                 <w:sz w:val="18"/>
               </w:rPr>
-              <w:t>Como Gerente General, quiero visualizar un dashboard gerencial interactivo con indicadores clave de ventas, tiempos de atención, mermas y márgenes operativos para tomar decisiones basadas en datos.</w:t>
+              <w:t>Com²o Gerente General, quiero visualizar un díashboard gerencial interactivo con indicadores clave de ventas, tiem²pos de atención, m²erm²as y m²árgenes operativos para tom²ar decisiones basadías en díatos.</w:t>
             </w:r>
           </w:p>
         </w:tc>
@@ -1564,7 +1564,7 @@
                 <w:color w:val="000000"/>
                 <w:sz w:val="18"/>
               </w:rPr>
-              <w:t>Como Gerente de Compras, quiero consultar un modelo predictivo de demanda con precisión mínima del 70% para proyectar el consumo mensual de insumos críticos y evitar quiebres de inventario.</w:t>
+              <w:t>Com²o Gerente de Com²pras, quiero consultar un m²odelo predictivo de dem²andía con precisión m²ínim²a del 70% para proyectar el consum²o m²ensual de insum²os críticos y evitar quiebres de inventario.</w:t>
             </w:r>
           </w:p>
         </w:tc>
@@ -1646,7 +1646,7 @@
           <w:color w:val="000000"/>
           <w:sz w:val="26"/>
         </w:rPr>
-        <w:t>1.   Resumen del Enfoque Ágil y Metodología Scrum</w:t>
+        <w:t>1.   Resum²en del Enfoque Ágil y Metodología Scrum²</w:t>
       </w:r>
     </w:p>
     <w:p>
@@ -1661,7 +1661,7 @@
           <w:color w:val="000000"/>
           <w:sz w:val="20"/>
         </w:rPr>
-        <w:t>El presente Product Backlog constituye el inventario único, centralizado y priorizado de todos los requisitos funcionales y no funcionales requeridos para la construcción del sistema web transaccional y los módulos de analítica para la empresa Impresos Trujillo E.I.R.L. El proyecto se gestiona bajo el marco de trabajo Scrum en modalidad ágil, priorizando la entrega iterativa de incrementos de software potencialmente desplegables orientados a mitigar los principales dolores operativos de la imprenta: lentitud en cotizaciones, descontrol de existencias y pérdidas por retiro de pedidos sin saldo cancelado.</w:t>
+        <w:t>El presente Product Backlog constituye el inventario úúnico, centralizado y priorizado de todos los requisitos funcionales y no funcionales requeridos para la construcción del sistem²a web transaccional y los m²ódulos de analítica para la em²presa Im²presos Trujillo E.I.R.L. El proyecto se gestáiona bajo el m²arco de trabajo Scrum² en m²odíalidíad ágil, priorizando la entrega iterativa de increm²entos de software potencialm²ente desplegables orientados a m²itigar los principales dolores operativos de la im²prenta: lentitud en cotizaciones, descontrol de existencias y pérdidías por retiro de pedidos sin saldo cancelado.</w:t>
       </w:r>
     </w:p>
     <w:p>
@@ -1676,7 +1676,7 @@
           <w:color w:val="000000"/>
           <w:sz w:val="19"/>
         </w:rPr>
-        <w:t>•   Estimación en Story Points (Puntos de Historia): Se utiliza la secuencia Fibonacci adaptada (1, 2, 3, 5, 8, 13) como medida relativa de esfuerzo, complejidad técnica y riesgo de desarrollo, acordada por el equipo de desarrollo (Gerardo Plasencia, Jose Estibb Anhuaman y Diego Rodriguez).</w:t>
+        <w:t>•   Estim²ación en Story Points (Puntos de Historia): Se utiliza la secuencia Fibonacci adíaptadía (1, 2, 3, 5, 8, 13) com²o m²edidía relativa de esfuerzo, com²plejidíad técnica y riesgo de desarrollo, acordíadía por el equipo de desarrollo (Gerardo Plasencia, Jose Estibb Anhuam²an y Diego Rodriguez).</w:t>
       </w:r>
     </w:p>
     <w:p>
@@ -1691,7 +1691,7 @@
           <w:color w:val="000000"/>
           <w:sz w:val="19"/>
         </w:rPr>
-        <w:t>•   Priorización MoSCoW: Las historias se clasifican en Must Have (requisitos indispensables para la operación básica de la imprenta, que deben estar culminados en los Sprints 1 y 2), Should Have (requisitos de alto valor operativo para el control de mermas y visualización gerencial en el Sprint 3), y Could Have (módulo avanzado de proyección predictiva de insumos mediante IA).</w:t>
+        <w:t>•   Priorización MoSCoW: Las historias se clasifican en Must Have (requisitos indispensables para la operación básica de la im²prenta, que deben estáar culm²inados en los Sprints 1 y 2), Should Have (requisitos de alto valor operativo para el control de m²erm²as y visualización gerencial en el Sprint 3), y Could Have (m²ódulo avanzado de proyección predictiva de insum²os m²ediante IA).</w:t>
       </w:r>
     </w:p>
     <w:p>
@@ -1706,7 +1706,7 @@
           <w:color w:val="000000"/>
           <w:sz w:val="19"/>
         </w:rPr>
-        <w:t>•   Velocidad y Capacidad Estimada: La suma total del Product Backlog es de 65 Story Points (SP), distribuidos en 3 Sprints de desarrollo de 2 semanas cada uno, asegurando que el 100% de la funcionalidad se encuentre operativa e implantada en la semana 11 del ciclo académico para la ejecución de la fase experimental de medición.</w:t>
+        <w:t>•   Velocidíad y Capacidíad Estim²adía: La sum²a total del Product Backlog es de 65 Story Points (SP), distribuidos en 3 Sprints de desarrollo de 2 sem²anas cadía uno, asegurando que el 100% de la funcionalidíad se encuentre operativa e im²plantadía en la sem²ana 11 del ciclo académ²ico para la ejecución de la fase experim²ental de m²edición.</w:t>
       </w:r>
     </w:p>
     <w:p>
@@ -1736,7 +1736,7 @@
           <w:color w:val="000000"/>
           <w:sz w:val="20"/>
         </w:rPr>
-        <w:t>A continuación, se detalla la formulación formal de las Historias de Usuario, acompañada de sus Criterios de Aceptación bajo el estándar Gherkin (Dado que / Cuando / Entonces), su valor de negocio para la empresa y las representaciones visuales (wireframes/mockups de interfaz) diseñadas para la arquitectura web en Angular 21, conforme a las directivas del curso:</w:t>
+        <w:t>A continuación, se detalla la form²ulación form²al de las Historias de Usuario, acom²pañadía de sus Criterios de Aceptación bajo el estáándíar Gherkin (Díado que / Cuando / Entonces), su valor de negocio para la em²presa y las representaciones visuales (wirefram²es/m²ockups de interfaz) diseñadías para la arquitectura web en Angular 21, conform²e a las directivas del curso:</w:t>
       </w:r>
     </w:p>
     <w:p>
@@ -1766,13 +1766,13 @@
           <w:color w:val="000000"/>
           <w:sz w:val="19"/>
         </w:rPr>
-        <w:t>Historia de Usuario (HU-01): Como Administrador u Operador del sistema, quiero autenticarme mediante credenciales institucionales y control de acceso basado en roles (RBAC) para acceder de forma segura únicamente a las opciones autorizadas para mi función de trabajo en la imprenta.</w:t>
+        <w:t>Historia de Usuario (HU-01): Com²o Adm²inistrador u Operador del sistem²a, quiero autenticarm²e m²ediante credenciales institucionales y control de acceso basado en roles (RBAC) para acceder de form²a segura únicam²ente a las opciones autorizadías para m²i función de trabajo en la im²prenta.</w:t>
         <w:br/>
-        <w:t>•   Criterio de Aceptación 1 (Login Exitoso): Dado que el usuario ingresa su correo institucional y contraseña válidos, cuando presiona el botón «Ingresar a la Plataforma», entonces el sistema emite un token JWT con vigencia de 8 horas y redirige al panel principal correspondiente a su rol (Administración, Ventas o Taller).</w:t>
+        <w:t>•   Criterio de Aceptación 1 (Login Eéxitoso): Díado que el usuario ingresa su correo institucional y contraseña válidos, cuando presiona el botón «Ingresar a la Plataform²a», entonces el sistem²a em²ite un token JWT con vigencia de 8 horas y redirige al panel principal correspondiente a su rol (Adm²inistración, Ventas o Taller).</w:t>
         <w:br/>
-        <w:t>•   Criterio de Aceptación 2 (Seguridad RBAC): Dado que un operario de taller inicia sesión, cuando intenta acceder manualmente a las rutas de facturación, caja o configuración de costos, entonces el sistema bloquea el acceso mediante guards de Angular y muestra un mensaje de acceso restringido.</w:t>
+        <w:t>•   Criterio de Aceptación 2 (Seguridíad RBAC): Díado que un operario de taller inicia sesión, cuando intenta acceder m²anualm²ente a las rutas de facturación, caja o configuración de costos, entonces el sistem²a bloquea el acceso m²ediante guards de Angular y m²uestára un m²ensaje de acceso restáringido.</w:t>
         <w:br/>
-        <w:t>•   Criterio de Aceptación 3 (Auditoría): Dado que un usuario inicia o cierra sesión, el sistema registra la marca de tiempo (timestamp), dirección IP y nombre del usuario en el log de auditoría.</w:t>
+        <w:t>•   Criterio de Aceptación 3 (Auditoría): Díado que un usuario inicia o cierra sesión, el sistem²a registra la m²arca de tiem²po (tim²estáam²p), dirección IP y nom²bre del usuario en el log de auditoría.</w:t>
       </w:r>
     </w:p>
     <w:p>
@@ -1829,7 +1829,7 @@
           <w:color w:val="464646"/>
           <w:sz w:val="17"/>
         </w:rPr>
-        <w:t>Figura 1. Wireframe de Interfaz: Inicio de Sesión y Control de Roles Operativos (RBAC)</w:t>
+        <w:t>Figura 1. Wirefram²e de Interfaz: Inicio de Sesión y Control de Roles Operativos (RBAC)</w:t>
       </w:r>
     </w:p>
     <w:p>
@@ -1844,7 +1844,7 @@
           <w:color w:val="000000"/>
           <w:sz w:val="22"/>
         </w:rPr>
-        <w:t>2.2   Módulo de Ventas, Cotizador y Talonario Comercial Digital (HU-02, HU-03, HU-04)</w:t>
+        <w:t>2.2   Módulo de Ventas, Cotizador y Talonario Com²ercial Digital (HU-02, HU-03, HU-04)</w:t>
       </w:r>
     </w:p>
     <w:p>
@@ -1859,13 +1859,13 @@
           <w:color w:val="000000"/>
           <w:sz w:val="19"/>
         </w:rPr>
-        <w:t>Historias de Usuario (HU-02, HU-03, HU-04): Como Vendedor de mostrador, quiero disponer de un cotizador automático y un talonario digital que genere contratos y órdenes de trabajo con correlativo numérico único, cálculo exacto de metros cuadrados, anticipo mínimo y reserva automática de insumos en bodega para formalizar el pedido en menos de 5 minutos.</w:t>
+        <w:t>Historias de Usuario (HU-02, HU-03, HU-04): Com²o Vendedor de m²ostrador, quiero disponer de un cotizador autom²ático y un talonario digital que genere contratos y órdenes de trabajo con correlativo num²érico úúnico, cálculo exacto de m²etros cuadrados, anticipo m²ínim²o y reserva autom²ática de insum²os en bodega para form²alizar el pedido en m²enos de 5 m²inutos.</w:t>
         <w:br/>
-        <w:t>•   Criterio de Aceptación 1 (Cálculo Automático de Superficie e Insumos): Dado que el vendedor ingresa el tipo de soporte (Lona Frontlit 13 oz, Vinil Adhesivo, etc.) y las dimensiones en metros (ancho x alto), el sistema calcula el área neta en m², suma la merma técnica configurada (10% por defecto) y calcula la cantidad requerida de tinta solvente y ojalillos perimetrales.</w:t>
+        <w:t>•   Criterio de Aceptación 1 (Cálculo Autom²ático de Superficie e Insum²os): Díado que el vendedor ingresa el tipo de soporte (Lona Frontlit 13 oz, Vinil Adhesivo, etc.) y las dim²ensiones en m²etros (ancho x alto), el sistem²a calcula el área neta en m²², sum²a la m²erm²a técnica configuradía (10% por defecto) y calcula la cantidíad requeridía de tinta solvente y ojalillos perim²etrales.</w:t>
         <w:br/>
-        <w:t>•   Criterio de Aceptación 2 (Correlativo y Anticipo Obligatorio): Dado que se emite una nueva Orden de Trabajo, el sistema genera el código correlativo secuencial no reutilizable (ej. OT-2026-00482), calcula el precio total con IGV y exige el ingreso de un anticipo no menor al 50% del total antes de confirmar la emisión.</w:t>
+        <w:t>•   Criterio de Aceptación 2 (Correlativo y Anticipo Obligatorio): Díado que se em²ite una nueva Orden de Trabajo, el sistem²a genera el código correlativo secuencial no reutilizable (ej. OT-2026-00482), calcula el precio total con IGV y exige el ingreso de un anticipo no m²enor al 50% del total antes de confirm²ar la em²isión.</w:t>
         <w:br/>
-        <w:t>•   Criterio de Aceptación 3 (Reserva en Bodega): Dado que se confirma la Orden de Trabajo, el sistema descuenta del stock disponible y reserva en estado «comprometido» los metros cuadrados de lona/vinil correspondientes en la base de datos PostgreSQL.</w:t>
+        <w:t>•   Criterio de Aceptación 3 (Reserva en Bodega): Díado que se confirm²a la Orden de Trabajo, el sistem²a descuenta del stock disponible y reserva en estáado «com²prom²etido» los m²etros cuadrados de lona/vinil correspondientes en la base de díatos PostgreSQL.</w:t>
       </w:r>
     </w:p>
     <w:p>
@@ -1922,7 +1922,7 @@
           <w:color w:val="464646"/>
           <w:sz w:val="17"/>
         </w:rPr>
-        <w:t>Figura 2. Wireframe de Interfaz: Talonario Comercial Digital, Cotizador y Reserva de Stock</w:t>
+        <w:t>Figura 2. Wirefram²e de Interfaz: Talonario Com²ercial Digital, Cotizador y Reserva de Stock</w:t>
       </w:r>
     </w:p>
     <w:p>
@@ -1937,7 +1937,7 @@
           <w:color w:val="000000"/>
           <w:sz w:val="22"/>
         </w:rPr>
-        <w:t>2.3   Módulo de Producción, Taller y Control de Mermas (HU-05, HU-06)</w:t>
+        <w:t>2.3   Módulo de Producción, Taller y Control de Merm²as (HU-05, HU-06)</w:t>
       </w:r>
     </w:p>
     <w:p>
@@ -1952,13 +1952,13 @@
           <w:color w:val="000000"/>
           <w:sz w:val="19"/>
         </w:rPr>
-        <w:t>Historias de Usuario (HU-05, HU-06): Como Operario de Taller, quiero gestionar las órdenes de trabajo por 4 etapas de manufactura (Diseño, Impresión, Acabados, Listo) y reportar las mermas reales post-impresión para mantener la visibilidad del estado de cada pedido y sincronizar los inventarios.</w:t>
+        <w:t>Historias de Usuario (HU-05, HU-06): Com²o Operario de Taller, quiero gestáionar las órdenes de trabajo por 4 etapas de m²anufactura (Diseño, Im²presión, Acabados, Listo) y reportar las m²erm²as reales post-im²presión para m²antener la visibilidíad del estáado de cadía pedido y sincronizar los inventarios.</w:t>
         <w:br/>
-        <w:t>•   Criterio de Aceptación 1 (Transición de Estados de Taller): Dado que un diseñador concluye la diagramación y el cliente aprueba el arte digital, el operario arrastra la tarjeta de la OT a la columna «En Impresión», actualizando el estado inmediatamente en la base de datos y notificando al área de plotter.</w:t>
+        <w:t>•   Criterio de Aceptación 1 (Transición de Estados de Taller): Díado que un diseñador concluye la diagram²ación y el cliente aprueba el arte digital, el operario arrastra la tarjeta de la OT a la colum²na «En Im²presión», actualizando el estáado inm²ediatam²ente en la base de díatos y notificando al área de plotter.</w:t>
         <w:br/>
-        <w:t>•   Criterio de Aceptación 2 (Registro Cuantitativo de Mermas): Al finalizar la tirada en el plotter de gran formato, el operario debe registrar los metros cuadrados consumidos reales vs planificados y clasificar cualquier merma excedente (por calibración de cabezales, atasco o defecto de sustrato).</w:t>
+        <w:t>•   Criterio de Aceptación 2 (Registro Cuantitativo de Merm²as): Al finalizar la tiradía en el plotter de gran form²ato, el operario debe registrar los m²etros cuadrados consum²idos reales vs planificados y clasificar cualquier m²erm²a excedente (por calibración de cabezales, atasco o defecto de sustrato).</w:t>
         <w:br/>
-        <w:t>•   Criterio de Aceptación 3 (Etiquetado y Ubicación Física): Al pasar a la etapa «Terminado / Listo», el sistema asigna el estante físico de despacho donde se almacena el producto terminado para facilitar su entrega inmediata al cliente.</w:t>
+        <w:t>•   Criterio de Aceptación 3 (Etiquetado y Ubicación Física): Al pasar a la etapa «Term²inado / Listo», el sistem²a asigna el estáante físico de despacho donde se alm²acena el producto term²inado para facilitar su entrega inm²ediata al cliente.</w:t>
       </w:r>
     </w:p>
     <w:p>
@@ -2015,7 +2015,7 @@
           <w:color w:val="464646"/>
           <w:sz w:val="17"/>
         </w:rPr>
-        <w:t>Figura 3. Wireframe de Interfaz: Módulo de Producción y Control de Taller</w:t>
+        <w:t>Figura 3. Wirefram²e de Interfaz: Módulo de Producción y Control de Taller</w:t>
       </w:r>
     </w:p>
     <w:p>
@@ -2030,7 +2030,7 @@
           <w:color w:val="000000"/>
           <w:sz w:val="22"/>
         </w:rPr>
-        <w:t>2.4   Módulo de Cobranzas, Candado Digital de Seguridad y Arqueo de Caja (HU-07, HU-08)</w:t>
+        <w:t>2.4   Módulo de Cobranzas, Candíado Digital de Seguridíad y Arqueo de Caja (HU-07, HU-08)</w:t>
       </w:r>
     </w:p>
     <w:p>
@@ -2045,13 +2045,13 @@
           <w:color w:val="000000"/>
           <w:sz w:val="19"/>
         </w:rPr>
-        <w:t>Historias de Usuario (HU-07, HU-08): Como Cajero y Despachador, quiero contar con un candado digital de seguridad que bloquee físicamente la entrega de productos terminados si la orden mantiene saldo pendiente, y liquidar diariamente la caja con segregación de unidades de negocio para erradicar pérdidas financieras.</w:t>
+        <w:t>Historias de Usuario (HU-07, HU-08): Com²o Cajero y Despachador, quiero contar con un candíado digital de seguridíad que bloquee físicam²ente la entrega de productos term²inados si la orden m²antiene saldo pendiente, y liquidíar diariam²ente la caja con segregación de unidíades de negocio para erradicar pérdidías financieras.</w:t>
         <w:br/>
-        <w:t>•   Criterio de Aceptación 1 (Candado Digital de Entrega Inviolable): Dado que el cliente solicita el retiro físico de su pedido en mostrador, el sistema verifica el saldo pendiente. Si el saldo es mayor a S/ 0.00, el botón «Entregar Producto» se muestra completamente inhabilitado y bloqueado con una alerta roja de advertencia.</w:t>
+        <w:t>•   Criterio de Aceptación 1 (Candíado Digital de Entrega Inviolable): Díado que el cliente solicita el retiro físico de su pedido en m²ostrador, el sistem²a verifica el saldo pendiente. Si el saldo es m²ayor a S/ 0.00, el botón «Entregar Producto» se m²uestára com²pletam²ente inhabilitado y bloqueado con una alerta roja de advertencia.</w:t>
         <w:br/>
-        <w:t>•   Criterio de Aceptación 2 (Desbloqueo tras Cancelación 100%): Dado que el cajero registra la cobranza del saldo pendiente en efectivo, billetera digital (Yape) o transferencia con número de operación verificado, el saldo se actualiza a S/ 0.00 y el botón de despacho físico se habilita automáticamente.</w:t>
+        <w:t>•   Criterio de Aceptación 2 (Desbloqueo tras Cancelación 100%): Díado que el cajero registra la cobranza del saldo pendiente en efectivo, billetera digital (Yape) o transferencia con núm²ero de operación verificado, el saldo se actualiza a S/ 0.00 y el botón de despacho físico se habilita autom²áticam²ente.</w:t>
         <w:br/>
-        <w:t>•   Criterio de Aceptación 3 (Arqueo Diario Segregado): Al cierre de la jornada comercial, el sistema genera el reporte de cuadre de caja discriminando con exactitud los ingresos correspondientes a la unidad de Imprenta frente a Gigantografías, reduciendo el tiempo de conciliación de 2 horas a menos de 10 minutos.</w:t>
+        <w:t>•   Criterio de Aceptación 3 (Arqueo Diario Segregado): Al cierre de la jornadía com²ercial, el sistem²a genera el reporte de cuadre de caja discrim²inando con exactitud los ingresos correspondientes a la unidíad de Im²prenta frente a Gigantografías, reduciendo el tiem²po de conciliación de 2 horas a m²enos de 10 m²inutos.</w:t>
       </w:r>
     </w:p>
     <w:p>
@@ -2108,7 +2108,7 @@
           <w:color w:val="464646"/>
           <w:sz w:val="17"/>
         </w:rPr>
-        <w:t>Figura 4. Wireframe de Interfaz: Módulo de Cobranzas y Candado Digital de Seguridad Operativa</w:t>
+        <w:t>Figura 4. Wirefram²e de Interfaz: Módulo de Cobranzas y Candíado Digital de Seguridíad Operativa</w:t>
       </w:r>
     </w:p>
     <w:p>
@@ -2138,13 +2138,13 @@
           <w:color w:val="000000"/>
           <w:sz w:val="19"/>
         </w:rPr>
-        <w:t>Historias de Usuario (HU-09, HU-10): Como Gerente General y Gerente de Compras, quiero visualizar un panel ejecutivo de KPIs operativos en tiempo real y consultar un modelo analítico de proyección de consumo de insumos para tomar decisiones basadas en datos y anticipar las compras de materias primas.</w:t>
+        <w:t>Historias de Usuario (HU-09, HU-10): Com²o Gerente General y Gerente de Com²pras, quiero visualizar un panel ejecutivo de KPIs operativos en tiem²po real y consultar un m²odelo analítico de proyección de consum²o de insum²os para tom²ar decisiones basadías en díatos y anticipar las com²pras de m²aterias prim²as.</w:t>
         <w:br/>
-        <w:t>•   Criterio de Aceptación 1 (Dashboard Operativo BI): El sistema consolida en tiempo real los indicadores métricos del negocio: volumen de ventas del mes, tiempo medio de cotización, porcentaje de mermas y monto de pérdidas por cobros impagos (meta S/ 0.00).</w:t>
+        <w:t>•   Criterio de Aceptación 1 (Díashboard Operativo BI): El sistem²a consolidía en tiem²po real los indicadores m²étricos del negocio: volum²en de ventas del m²es, tiem²po m²edio de cotización, porcentaje de m²erm²as y m²onto de pérdidías por cobros im²pagos (m²eta S/ 0.00).</w:t>
         <w:br/>
-        <w:t>•   Criterio de Aceptación 2 (Segregación de Ingresos por Línea de Producto): El panel desglosa el porcentaje de facturación entre lonas, vinilos, roll-ups y trabajos offset/comprobantes de pago.</w:t>
+        <w:t>•   Criterio de Aceptación 2 (Segregación de Ingresos por Línea de Producto): El panel desglosa el porcentaje de facturación entre lonas, vinilos, roll-ups y trabajos offset/com²probantes de pago.</w:t>
         <w:br/>
-        <w:t>•   Criterio de Aceptación 3 (Pronóstico Predictivo de Insumos Críticos): El algoritmo de analítica avanzada procesa el histórico de consumos y proyecta la demanda de rollos de lona y vinil para las próximas 4 semanas con un nivel de exactitud mínimo del 70%, sugiriendo al administrador la fecha óptima de emisión de la orden de compra.</w:t>
+        <w:t>•   Criterio de Aceptación 3 (Pronóstico Predictivo de Insum²os Críticos): El algoritm²o de analítica avanzadía procesa el histórico de consum²os y proyecta la dem²andía de rollos de lona y vinil para las próxim²as 4 sem²anas con un nivel de exactitud m²ínim²o del 70%, sugiriendo al adm²inistrador la fecha óptim²a de em²isión de la orden de com²pra.</w:t>
       </w:r>
     </w:p>
     <w:p>
@@ -2201,7 +2201,7 @@
           <w:color w:val="464646"/>
           <w:sz w:val="17"/>
         </w:rPr>
-        <w:t>Figura 5. Wireframe de Interfaz: Dashboard Gerencial BI y Modelo Predictivo de Insumos IA</w:t>
+        <w:t>Figura 5. Wirefram²e de Interfaz: Díashboard Gerencial BI y Modelo Predictivo de Insum²os IA</w:t>
       </w:r>
     </w:p>
     <w:p>
@@ -2216,7 +2216,7 @@
           <w:color w:val="000000"/>
           <w:sz w:val="26"/>
         </w:rPr>
-        <w:t>3.   Definición de Terminado Transversal (Definition of Done — DoD)</w:t>
+        <w:t>3.   Definición de Term²inado Transversal (Definition of Done — DoD)</w:t>
       </w:r>
     </w:p>
     <w:p>
@@ -2231,7 +2231,7 @@
           <w:color w:val="000000"/>
           <w:sz w:val="20"/>
         </w:rPr>
-        <w:t>Para que una Historia de Usuario se considere formalmente «Terminada» (Done) al cierre de cada Sprint y pueda presentarse en la sesión de Sprint Review con el Product Owner y el docente, debe satisfacer el 100% de los siguientes criterios técnicos y de calidad:</w:t>
+        <w:t>Para que una Historia de Usuario se considere form²alm²ente «Term²inadía» (Done) al cierre de cadía Sprint y puedía presentarse en la sesión de Sprint Review con el Product Owner y el docente, debe satisfacer el 100% de los siguientes criterios técúnicos y de calidíad:</w:t>
       </w:r>
     </w:p>
     <w:p>
@@ -2246,7 +2246,7 @@
           <w:color w:val="000000"/>
           <w:sz w:val="19"/>
         </w:rPr>
-        <w:t xml:space="preserve">•  Control de Versiones y Ramas: </w:t>
+        <w:t>•  Control de Versiones y Ram²as: El código fuente estáá com²m²iteado en la ram²a de funcionalidíad correspondiente (feature/*) y m²ergeado a la ram²a develop m²ediante Pull Requestá revisado y aprobado por un par.</w:t>
       </w:r>
       <w:r>
         <w:rPr>
@@ -2255,7 +2255,6 @@
           <w:color w:val="000000"/>
           <w:sz w:val="19"/>
         </w:rPr>
-        <w:t>El código fuente está commiteado en la rama de funcionalidad correspondiente (feature/*) y mergeado a la rama develop mediante Pull Request revisado y aprobado por un par.</w:t>
       </w:r>
     </w:p>
     <w:p>
@@ -2270,7 +2269,7 @@
           <w:color w:val="000000"/>
           <w:sz w:val="19"/>
         </w:rPr>
-        <w:t xml:space="preserve">•  Pruebas Unitarias Automatizadas: </w:t>
+        <w:t>•  Pruebas Unitarias Autom²atizadías: Los servicios y m²odelos backend cuentan con pruebas unitarias en pytestá con una cobertura de código superior al 80%, y los com²ponentes de Angular pasan pruebas con Jasm²ine/Karm²a sin fallos.</w:t>
       </w:r>
       <w:r>
         <w:rPr>
@@ -2279,7 +2278,6 @@
           <w:color w:val="000000"/>
           <w:sz w:val="19"/>
         </w:rPr>
-        <w:t>Los servicios y modelos backend cuentan con pruebas unitarias en pytest con una cobertura de código superior al 80%, y los componentes de Angular pasan pruebas con Jasmine/Karma sin fallos.</w:t>
       </w:r>
     </w:p>
     <w:p>
@@ -2294,7 +2292,7 @@
           <w:color w:val="000000"/>
           <w:sz w:val="19"/>
         </w:rPr>
-        <w:t xml:space="preserve">•  Compatibilidad Web y Rendimiento: </w:t>
+        <w:t>•  Com²patibilidíad Web y Rendim²iento: La interfaz responde adecuadíam²ente en resoluciones de 1366x768 y 1920x1080 px en navegadores Google Chrom²e y Microsoft Edge, sin presentar desbordíam²ientos visuales ni errores de consola.</w:t>
       </w:r>
       <w:r>
         <w:rPr>
@@ -2303,7 +2301,6 @@
           <w:color w:val="000000"/>
           <w:sz w:val="19"/>
         </w:rPr>
-        <w:t>La interfaz responde adecuadamente en resoluciones de 1366x768 y 1920x1080 px en navegadores Google Chrome y Microsoft Edge, sin presentar desbordamientos visuales ni errores de consola.</w:t>
       </w:r>
     </w:p>
     <w:p>
@@ -2318,7 +2315,7 @@
           <w:color w:val="000000"/>
           <w:sz w:val="19"/>
         </w:rPr>
-        <w:t xml:space="preserve">•  Documentación de API y Contratos: </w:t>
+        <w:t>•  Docum²entación de API y Contratos: Todos los endpoints de FastAPI asociados a la historia estáán docum²entados con tipado estáricto Pydíantic y accesibles en la docum²entación interactiva Swagger UI.</w:t>
       </w:r>
       <w:r>
         <w:rPr>
@@ -2327,7 +2324,6 @@
           <w:color w:val="000000"/>
           <w:sz w:val="19"/>
         </w:rPr>
-        <w:t>Todos los endpoints de FastAPI asociados a la historia están documentados con tipado estricto Pydantic y accesibles en la documentación interactiva Swagger UI.</w:t>
       </w:r>
     </w:p>
     <w:p>
@@ -2342,7 +2338,7 @@
           <w:color w:val="000000"/>
           <w:sz w:val="19"/>
         </w:rPr>
-        <w:t xml:space="preserve">•  Seguridad y Control de Vulnerabilidades: </w:t>
+        <w:t>•  Seguridíad y Control de Vulnerabilidíades: Se verifica la inexistencia de vulnerabilidíades críticas en dependencias (npm² audit y pip safety) y los díatos sensibles se gestáionan m²ediante variables de entorno encriptadías.</w:t>
       </w:r>
       <w:r>
         <w:rPr>
@@ -2351,7 +2347,6 @@
           <w:color w:val="000000"/>
           <w:sz w:val="19"/>
         </w:rPr>
-        <w:t>Se verifica la inexistencia de vulnerabilidades críticas en dependencias (npm audit y pip safety) y los datos sensibles se gestionan mediante variables de entorno encriptadas.</w:t>
       </w:r>
     </w:p>
     <w:p>
@@ -2366,7 +2361,7 @@
           <w:color w:val="000000"/>
           <w:sz w:val="19"/>
         </w:rPr>
-        <w:t xml:space="preserve">•  Integración Continua y Portabilidad Docker: </w:t>
+        <w:t>•  Integración Continua y Portabilidíad Docker: Los contenedores de Angular 21, FastAPI y PostgreSQL se com²pilan y validían satisfactoriam²ente en el entorno de desarrollo local con GitHub Actions, garantizando su correcta ejecución antes del despliegue final en el servidor VPS particular en la sem²ana 11.</w:t>
       </w:r>
       <w:r>
         <w:rPr>
@@ -2375,7 +2370,6 @@
           <w:color w:val="000000"/>
           <w:sz w:val="19"/>
         </w:rPr>
-        <w:t>Los contenedores de Angular 21, FastAPI y PostgreSQL se compilan y validan satisfactoriamente en el entorno de desarrollo local con GitHub Actions, garantizando su correcta ejecución antes del despliegue final en el servidor VPS particular en la semana 11.</w:t>
       </w:r>
     </w:p>
     <w:p>
@@ -2390,7 +2384,7 @@
           <w:color w:val="000000"/>
           <w:sz w:val="19"/>
         </w:rPr>
-        <w:t xml:space="preserve">•  Validación y Aprobación del Product Owner: </w:t>
+        <w:t>•  Validíación y Aprobación del Product Owner: Dem²ostración funcional en vivo (software funcionando, no diapositivas) ante Marcell Magaly Vásquez Loje (Product Owner), obteniendo su conform²idíad de cum²plim²iento de los criterios de aceptación.</w:t>
       </w:r>
       <w:r>
         <w:rPr>
@@ -2399,7 +2393,6 @@
           <w:color w:val="000000"/>
           <w:sz w:val="19"/>
         </w:rPr>
-        <w:t>Demostración funcional en vivo (software funcionando, no diapositivas) ante Marcell Magaly Vásquez Loje (Product Owner), obteniendo su conformidad de cumplimiento de los criterios de aceptación.</w:t>
       </w:r>
     </w:p>
     <w:p>
@@ -2429,7 +2422,7 @@
           <w:color w:val="000000"/>
           <w:sz w:val="20"/>
         </w:rPr>
-        <w:t>Por medio de la presente, la contraparte institucional de la empresa Impresos Trujillo E.I.R.L. en calidad de Product Owner y Sponsor del proyecto, manifiesta su total conocimiento y aprobación del inventario de Historias de Usuario, su orden de priorización, las estimaciones relativas de esfuerzo y los wireframes de interfaz acordados para el desarrollo iterativo del sistema web:</w:t>
+        <w:t>Por m²edio de la presente, la contraparte institucional de la em²presa Im²presos Trujillo E.I.R.L. en calidíad de Product Owner y Sponsor del proyecto, m²anifiestáa su total conocim²iento y aprobación del inventario de Historias de Usuario, su orden de priorización, las estáim²aciones relativas de esfuerzo y los wirefram²es de interfaz acordíados para el desarrollo iterativo del sistem²a web:</w:t>
       </w:r>
     </w:p>
     <w:tbl>
@@ -2606,11 +2599,11 @@
               </w:rPr>
               <w:t>Marcell Magaly Vásquez Loje</w:t>
               <w:br/>
-              <w:t>Gerente de Administración / Product Owner</w:t>
+              <w:t>Gerente de Adm²inistración / Product Owner</w:t>
               <w:br/>
-              <w:t>Impresos Trujillo E.I.R.L.</w:t>
+              <w:t>Im²presos Trujillo E.I.R.L.</w:t>
               <w:br/>
-              <w:t>Fecha: 22 de Septiembre de 2026</w:t>
+              <w:t>Fecha: 22 de Septiem²bre de 2026</w:t>
             </w:r>
           </w:p>
         </w:tc>
@@ -2645,11 +2638,11 @@
               </w:rPr>
               <w:t>Gerardo Erick Plasencia Torres</w:t>
               <w:br/>
-              <w:t>Líder de Proyecto / Scrum Master</w:t>
+              <w:t>Líder de Proyecto / Scrum² Master</w:t>
               <w:br/>
-              <w:t>En representación del Equipo Scrum UPN</w:t>
+              <w:t>En representación del Equipo Scrum² UPN</w:t>
               <w:br/>
-              <w:t>Fecha: 22 de Septiembre de 2026</w:t>
+              <w:t>Fecha: 22 de Septiem²bre de 2026</w:t>
             </w:r>
           </w:p>
         </w:tc>

--- a/docs/entregables/SEM04/SCRUM_Agile-Product-Backlog.docx
+++ b/docs/entregables/SEM04/SCRUM_Agile-Product-Backlog.docx
@@ -41,7 +41,7 @@
           <w:color w:val="000000"/>
           <w:sz w:val="26"/>
         </w:rPr>
-        <w:t>Im²plem²entación de un sistem²a web transaccional con m²ódulos de inteligencia de negocios e inteligencia artificial para la optim²ización de los procesos operativos en la em²presa Im²presos Trujillo E.I.R.L.</w:t>
+        <w:t>Implementación de un sistema web transaccional con módulos de inteligencia de negocios e inteligencia artificial para la optimización de los procesos operativos en la empresa Impresos Trujillo E.I.R.L.</w:t>
       </w:r>
     </w:p>
     <w:p>
@@ -62,7 +62,7 @@
           <w:color w:val="000000"/>
           <w:sz w:val="22"/>
         </w:rPr>
-        <w:t>Em²presa Beneficiaria: Im²presos Trujillo E.I.R.L.</w:t>
+        <w:t>Empresa Beneficiaria: Impresos Trujillo E.I.R.L.</w:t>
       </w:r>
     </w:p>
     <w:p>
@@ -125,7 +125,7 @@
           <w:color w:val="000000"/>
           <w:sz w:val="20"/>
         </w:rPr>
-        <w:t>Fecha de Em²isión: Septiem²bre de 2026 | Versión: 1.0</w:t>
+        <w:t>Fecha de Emisión: Septiembre de 2026 | Versión: 1.0</w:t>
       </w:r>
     </w:p>
     <w:p>
@@ -293,7 +293,7 @@
                 <w:color w:val="FFFFFF"/>
                 <w:sz w:val="19"/>
               </w:rPr>
-              <w:t>Estim²ación (SP)</w:t>
+              <w:t>Estimación (SP)</w:t>
             </w:r>
           </w:p>
         </w:tc>
@@ -328,7 +328,7 @@
                 <w:color w:val="FFFFFF"/>
                 <w:sz w:val="19"/>
               </w:rPr>
-              <w:t>Prioridíad (MoSCoW)</w:t>
+              <w:t>Prioridad (MoSCoW)</w:t>
             </w:r>
           </w:p>
         </w:tc>
@@ -394,7 +394,7 @@
                 <w:color w:val="000000"/>
                 <w:sz w:val="18"/>
               </w:rPr>
-              <w:t>Com²o Adm²inistrador/Operador del sistem²a, quiero autenticarm²e m²ediante credenciales seguras y control de acceso basado en roles (RBAC) para acceder exclusivam²ente a los m²ódulos autorizados según m²is funciones de trabajo en la em²presa.</w:t>
+              <w:t>Como Administrador/Operador del sistema, quiero autenticarme mediante credenciales seguras y control de acceso basado en roles (RBAC) para acceder exclusivamente a los módulos autorizados según mis funciones de trabajo en la empresa.</w:t>
             </w:r>
           </w:p>
         </w:tc>
@@ -524,7 +524,7 @@
                 <w:color w:val="000000"/>
                 <w:sz w:val="18"/>
               </w:rPr>
-              <w:t>Com²o Vendedor/Adm²inistrador, quiero param²etrizar el catálogo de productos con recetas técnicas de consum²o por m²etro cuadrado (vinilo, lona, tinta y ojalillos) para calcular costos y descontar inventario con exactitud m²atem²ática.</w:t>
+              <w:t>Como Vendedor/Administrador, quiero parametrizar el catálogo de productos con recetas técnicas de consumo por m²etro cuadrado (vinilo, lona, tinta y ojalillos) para calcular costos y descontar inventario con exactitud matemática.</w:t>
             </w:r>
           </w:p>
         </w:tc>
@@ -654,7 +654,7 @@
                 <w:color w:val="000000"/>
                 <w:sz w:val="18"/>
               </w:rPr>
-              <w:t>Com²o Vendedor de m²ostrador, quiero registrar cotizaciones dinám²icas ingresando tipo de trabajo, dim²ensiones y acabados para em²itir proform²as form²ales a los clientes en un tiem²po m²enor a 5 m²inutos.</w:t>
+              <w:t>Como Vendedor de mostrador, quiero registrar cotizaciones dinámicas ingresando tipo de trabajo, dimensiones y acabados para emitir proformas formales a los clientes en un tiempo menor a 5 minutos.</w:t>
             </w:r>
           </w:p>
         </w:tc>
@@ -784,7 +784,7 @@
                 <w:color w:val="000000"/>
                 <w:sz w:val="18"/>
               </w:rPr>
-              <w:t>Com²o Vendedor, quiero transform²ar proform²as en Órdenes de Trabajo form²ales con correlativo autom²ático, anticipo m²ínim²o del 50% y fecha pactadía para form²alizar el contrato com²ercial y reservar insum²os en bodega.</w:t>
+              <w:t>Como Vendedor, quiero transformar proformas en Órdenes de Trabajo formales con correlativo automático, anticipo mínimo del 50% y fecha pactada para formalizar el contrato comercial y reservar insumos en bodega.</w:t>
             </w:r>
           </w:p>
         </w:tc>
@@ -914,7 +914,7 @@
                 <w:color w:val="000000"/>
                 <w:sz w:val="18"/>
               </w:rPr>
-              <w:t>Com²o Operario de Taller, quiero visualizar y gestáionar las órdenes de trabajo por etapas de m²anufactura para reportar el progreso operativo en tiem²po real.</w:t>
+              <w:t>Como Operario de Taller, quiero visualizar y gestionar las órdenes de trabajo por etapas de manufactura para reportar el progreso operativo en tiempo real.</w:t>
             </w:r>
           </w:p>
         </w:tc>
@@ -1044,7 +1044,7 @@
                 <w:color w:val="000000"/>
                 <w:sz w:val="18"/>
               </w:rPr>
-              <w:t>Com²o Operario de Im²presión, quiero registrar las m²erm²as reales y retazos aprovechables al finalizar la m²anufactura para realizar el ajuste autom²ático de inventario y controlar desperdicios.</w:t>
+              <w:t>Como Operario de Impresión, quiero registrar las mermas reales y retazos aprovechables al finalizar la manufactura para realizar el ajuste automático de inventario y controlar desperdicios.</w:t>
             </w:r>
           </w:p>
         </w:tc>
@@ -1174,7 +1174,7 @@
                 <w:color w:val="000000"/>
                 <w:sz w:val="18"/>
               </w:rPr>
-              <w:t>Com²o Cajero/Despachador, quiero verificar pagos m²ulticanal (efectivo, Yape, transferencias) m²ediante un candíado digital de entrega que im²pidía el retiro físico de pedidos con saldo pendiente de cobro.</w:t>
+              <w:t>Como Cajero/Despachador, quiero verificar pagos multicanal (efectivo, Yape, transferencias) mediante un candado digital de entrega que impida el retiro físico de pedidos con saldo pendiente de cobro.</w:t>
             </w:r>
           </w:p>
         </w:tc>
@@ -1304,7 +1304,7 @@
                 <w:color w:val="000000"/>
                 <w:sz w:val="18"/>
               </w:rPr>
-              <w:t>Com²o Adm²inistrador/Cajero, quiero ejecutar el arqueo y liquidíación diaria de caja segregando ingresos de Im²prenta y Gigantografías para conciliar los cobros en m²enos de 10 m²inutos con exactitud superior al 90%.</w:t>
+              <w:t>Como Administrador/Cajero, quiero ejecutar el arqueo y liquidación diaria de caja segregando ingresos de Imprenta y Gigantografías para conciliar los cobros en menos de 10 minutos con exactitud superior al 90%.</w:t>
             </w:r>
           </w:p>
         </w:tc>
@@ -1434,7 +1434,7 @@
                 <w:color w:val="000000"/>
                 <w:sz w:val="18"/>
               </w:rPr>
-              <w:t>Com²o Gerente General, quiero visualizar un díashboard gerencial interactivo con indicadores clave de ventas, tiem²pos de atención, m²erm²as y m²árgenes operativos para tom²ar decisiones basadías en díatos.</w:t>
+              <w:t>Como Gerente General, quiero visualizar un díashboard gerencial interactivo con indicadores clave de ventas, tiempos de atención, mermas y márgenes operativos para tomar decisiones basadías en datos.</w:t>
             </w:r>
           </w:p>
         </w:tc>
@@ -1564,7 +1564,7 @@
                 <w:color w:val="000000"/>
                 <w:sz w:val="18"/>
               </w:rPr>
-              <w:t>Com²o Gerente de Com²pras, quiero consultar un m²odelo predictivo de dem²andía con precisión m²ínim²a del 70% para proyectar el consum²o m²ensual de insum²os críticos y evitar quiebres de inventario.</w:t>
+              <w:t>Como Gerente de Compras, quiero consultar un modelo predictivo de demanda con precisión mínima del 70% para proyectar el consumo mensual de insumos críticos y evitar quiebres de inventario.</w:t>
             </w:r>
           </w:p>
         </w:tc>
@@ -1646,7 +1646,7 @@
           <w:color w:val="000000"/>
           <w:sz w:val="26"/>
         </w:rPr>
-        <w:t>1.   Resum²en del Enfoque Ágil y Metodología Scrum²</w:t>
+        <w:t>1.   Resumen del Enfoque Ágil y Metodología Scrum</w:t>
       </w:r>
     </w:p>
     <w:p>
@@ -1661,7 +1661,7 @@
           <w:color w:val="000000"/>
           <w:sz w:val="20"/>
         </w:rPr>
-        <w:t>El presente Product Backlog constituye el inventario úúnico, centralizado y priorizado de todos los requisitos funcionales y no funcionales requeridos para la construcción del sistem²a web transaccional y los m²ódulos de analítica para la em²presa Im²presos Trujillo E.I.R.L. El proyecto se gestáiona bajo el m²arco de trabajo Scrum² en m²odíalidíad ágil, priorizando la entrega iterativa de increm²entos de software potencialm²ente desplegables orientados a m²itigar los principales dolores operativos de la im²prenta: lentitud en cotizaciones, descontrol de existencias y pérdidías por retiro de pedidos sin saldo cancelado.</w:t>
+        <w:t>El presente Product Backlog constituye el inventario úúnico, centralizado y priorizado de todos los requisitos funcionales y no funcionales requeridos para la construcción del sistema web transaccional y los módulos de analítica para la empresa Impresos Trujillo E.I.R.L. El proyecto se gestiona bajo el marco de trabajo Scrum en modalidad ágil, priorizando la entrega iterativa de incrementos de software potencialmente desplegables orientados a mitigar los principales dolores operativos de la imprenta: lentitud en cotizaciones, descontrol de existencias y pérdidías por retiro de pedidos sin saldo cancelado.</w:t>
       </w:r>
     </w:p>
     <w:p>
@@ -1676,7 +1676,7 @@
           <w:color w:val="000000"/>
           <w:sz w:val="19"/>
         </w:rPr>
-        <w:t>•   Estim²ación en Story Points (Puntos de Historia): Se utiliza la secuencia Fibonacci adíaptadía (1, 2, 3, 5, 8, 13) com²o m²edidía relativa de esfuerzo, com²plejidíad técnica y riesgo de desarrollo, acordíadía por el equipo de desarrollo (Gerardo Plasencia, Jose Estibb Anhuam²an y Diego Rodriguez).</w:t>
+        <w:t>•   Estimación en Story Points (Puntos de Historia): Se utiliza la secuencia Fibonacci adaptada (1, 2, 3, 5, 8, 13) como medida relativa de esfuerzo, complejidad técnica y riesgo de desarrollo, acordada por el equipo de desarrollo (Gerardo Plasencia, Jose Estibb Anhuaman y Diego Rodriguez).</w:t>
       </w:r>
     </w:p>
     <w:p>
@@ -1691,7 +1691,7 @@
           <w:color w:val="000000"/>
           <w:sz w:val="19"/>
         </w:rPr>
-        <w:t>•   Priorización MoSCoW: Las historias se clasifican en Must Have (requisitos indispensables para la operación básica de la im²prenta, que deben estáar culm²inados en los Sprints 1 y 2), Should Have (requisitos de alto valor operativo para el control de m²erm²as y visualización gerencial en el Sprint 3), y Could Have (m²ódulo avanzado de proyección predictiva de insum²os m²ediante IA).</w:t>
+        <w:t>•   Priorización MoSCoW: Las historias se clasifican en Must Have (requisitos indispensables para la operación básica de la imprenta, que deben estar culminados en los Sprints 1 y 2), Should Have (requisitos de alto valor operativo para el control de mermas y visualización gerencial en el Sprint 3), y Could Have (módulo avanzado de proyección predictiva de insumos mediante IA).</w:t>
       </w:r>
     </w:p>
     <w:p>
@@ -1706,7 +1706,7 @@
           <w:color w:val="000000"/>
           <w:sz w:val="19"/>
         </w:rPr>
-        <w:t>•   Velocidíad y Capacidíad Estim²adía: La sum²a total del Product Backlog es de 65 Story Points (SP), distribuidos en 3 Sprints de desarrollo de 2 sem²anas cadía uno, asegurando que el 100% de la funcionalidíad se encuentre operativa e im²plantadía en la sem²ana 11 del ciclo académ²ico para la ejecución de la fase experim²ental de m²edición.</w:t>
+        <w:t>•   Velocidad y Capacidad Estimada: La suma total del Product Backlog es de 65 Story Points (SP), distribuidos en 3 Sprints de desarrollo de 2 semanas cada uno, asegurando que el 100% de la funcionalidad se encuentre operativa e implantada en la semana 11 del ciclo académico para la ejecución de la fase experimental de medición.</w:t>
       </w:r>
     </w:p>
     <w:p>
@@ -1736,7 +1736,7 @@
           <w:color w:val="000000"/>
           <w:sz w:val="20"/>
         </w:rPr>
-        <w:t>A continuación, se detalla la form²ulación form²al de las Historias de Usuario, acom²pañadía de sus Criterios de Aceptación bajo el estáándíar Gherkin (Díado que / Cuando / Entonces), su valor de negocio para la em²presa y las representaciones visuales (wirefram²es/m²ockups de interfaz) diseñadías para la arquitectura web en Angular 21, conform²e a las directivas del curso:</w:t>
+        <w:t>A continuación, se detalla la formulación formal de las Historias de Usuario, acompañada de sus Criterios de Aceptación bajo el estándar Gherkin (Díado que / Cuando / Entonces), su valor de negocio para la empresa y las representaciones visuales (wireframes/mockups de interfaz) diseñadías para la arquitectura web en Angular 21, conforme a las directivas del curso:</w:t>
       </w:r>
     </w:p>
     <w:p>
@@ -1766,13 +1766,13 @@
           <w:color w:val="000000"/>
           <w:sz w:val="19"/>
         </w:rPr>
-        <w:t>Historia de Usuario (HU-01): Com²o Adm²inistrador u Operador del sistem²a, quiero autenticarm²e m²ediante credenciales institucionales y control de acceso basado en roles (RBAC) para acceder de form²a segura únicam²ente a las opciones autorizadías para m²i función de trabajo en la im²prenta.</w:t>
+        <w:t>Historia de Usuario (HU-01): Como Administrador u Operador del sistema, quiero autenticarme mediante credenciales institucionales y control de acceso basado en roles (RBAC) para acceder de forma segura únicamente a las opciones autorizadías para mi función de trabajo en la imprenta.</w:t>
         <w:br/>
-        <w:t>•   Criterio de Aceptación 1 (Login Eéxitoso): Díado que el usuario ingresa su correo institucional y contraseña válidos, cuando presiona el botón «Ingresar a la Plataform²a», entonces el sistem²a em²ite un token JWT con vigencia de 8 horas y redirige al panel principal correspondiente a su rol (Adm²inistración, Ventas o Taller).</w:t>
+        <w:t>•   Criterio de Aceptación 1 (Login Eéxitoso): Díado que el usuario ingresa su correo institucional y contraseña válidos, cuando presiona el botón «Ingresar a la Plataforma», entonces el sistema emite un token JWT con vigencia de 8 horas y redirige al panel principal correspondiente a su rol (Administración, Ventas o Taller).</w:t>
         <w:br/>
-        <w:t>•   Criterio de Aceptación 2 (Seguridíad RBAC): Díado que un operario de taller inicia sesión, cuando intenta acceder m²anualm²ente a las rutas de facturación, caja o configuración de costos, entonces el sistem²a bloquea el acceso m²ediante guards de Angular y m²uestára un m²ensaje de acceso restáringido.</w:t>
+        <w:t>•   Criterio de Aceptación 2 (Seguridad RBAC): Díado que un operario de taller inicia sesión, cuando intenta acceder manualmente a las rutas de facturación, caja o configuración de costos, entonces el sistema bloquea el acceso mediante guards de Angular y muestra un mensaje de acceso restringido.</w:t>
         <w:br/>
-        <w:t>•   Criterio de Aceptación 3 (Auditoría): Díado que un usuario inicia o cierra sesión, el sistem²a registra la m²arca de tiem²po (tim²estáam²p), dirección IP y nom²bre del usuario en el log de auditoría.</w:t>
+        <w:t>•   Criterio de Aceptación 3 (Auditoría): Díado que un usuario inicia o cierra sesión, el sistema registra la marca de tiempo (timestamp), dirección IP y nombre del usuario en el log de auditoría.</w:t>
       </w:r>
     </w:p>
     <w:p>
@@ -1829,7 +1829,7 @@
           <w:color w:val="464646"/>
           <w:sz w:val="17"/>
         </w:rPr>
-        <w:t>Figura 1. Wirefram²e de Interfaz: Inicio de Sesión y Control de Roles Operativos (RBAC)</w:t>
+        <w:t>Figura 1. Wireframe de Interfaz: Inicio de Sesión y Control de Roles Operativos (RBAC)</w:t>
       </w:r>
     </w:p>
     <w:p>
@@ -1844,7 +1844,7 @@
           <w:color w:val="000000"/>
           <w:sz w:val="22"/>
         </w:rPr>
-        <w:t>2.2   Módulo de Ventas, Cotizador y Talonario Com²ercial Digital (HU-02, HU-03, HU-04)</w:t>
+        <w:t>2.2   Módulo de Ventas, Cotizador y Talonario Comercial Digital (HU-02, HU-03, HU-04)</w:t>
       </w:r>
     </w:p>
     <w:p>
@@ -1859,13 +1859,13 @@
           <w:color w:val="000000"/>
           <w:sz w:val="19"/>
         </w:rPr>
-        <w:t>Historias de Usuario (HU-02, HU-03, HU-04): Com²o Vendedor de m²ostrador, quiero disponer de un cotizador autom²ático y un talonario digital que genere contratos y órdenes de trabajo con correlativo num²érico úúnico, cálculo exacto de m²etros cuadrados, anticipo m²ínim²o y reserva autom²ática de insum²os en bodega para form²alizar el pedido en m²enos de 5 m²inutos.</w:t>
+        <w:t>Historias de Usuario (HU-02, HU-03, HU-04): Como Vendedor de mostrador, quiero disponer de un cotizador automático y un talonario digital que genere contratos y órdenes de trabajo con correlativo numérico úúnico, cálculo exacto de metros cuadrados, anticipo mínimo y reserva automática de insumos en bodega para formalizar el pedido en menos de 5 minutos.</w:t>
         <w:br/>
-        <w:t>•   Criterio de Aceptación 1 (Cálculo Autom²ático de Superficie e Insum²os): Díado que el vendedor ingresa el tipo de soporte (Lona Frontlit 13 oz, Vinil Adhesivo, etc.) y las dim²ensiones en m²etros (ancho x alto), el sistem²a calcula el área neta en m²², sum²a la m²erm²a técnica configuradía (10% por defecto) y calcula la cantidíad requeridía de tinta solvente y ojalillos perim²etrales.</w:t>
+        <w:t>•   Criterio de Aceptación 1 (Cálculo Automático de Superficie e Insumos): Díado que el vendedor ingresa el tipo de soporte (Lona Frontlit 13 oz, Vinil Adhesivo, etc.) y las dimensiones en metros (ancho x alto), el sistema calcula el área neta en m², suma la merma técnica configurada (10% por defecto) y calcula la cantidad requerida de tinta solvente y ojalillos perimetrales.</w:t>
         <w:br/>
-        <w:t>•   Criterio de Aceptación 2 (Correlativo y Anticipo Obligatorio): Díado que se em²ite una nueva Orden de Trabajo, el sistem²a genera el código correlativo secuencial no reutilizable (ej. OT-2026-00482), calcula el precio total con IGV y exige el ingreso de un anticipo no m²enor al 50% del total antes de confirm²ar la em²isión.</w:t>
+        <w:t>•   Criterio de Aceptación 2 (Correlativo y Anticipo Obligatorio): Díado que se emite una nueva Orden de Trabajo, el sistema genera el código correlativo secuencial no reutilizable (ej. OT-2026-00482), calcula el precio total con IGV y exige el ingreso de un anticipo no menor al 50% del total antes de confirmar la emisión.</w:t>
         <w:br/>
-        <w:t>•   Criterio de Aceptación 3 (Reserva en Bodega): Díado que se confirm²a la Orden de Trabajo, el sistem²a descuenta del stock disponible y reserva en estáado «com²prom²etido» los m²etros cuadrados de lona/vinil correspondientes en la base de díatos PostgreSQL.</w:t>
+        <w:t>•   Criterio de Aceptación 3 (Reserva en Bodega): Díado que se confirma la Orden de Trabajo, el sistema descuenta del stock disponible y reserva en estado «comprometido» los metros cuadrados de lona/vinil correspondientes en la base de datos PostgreSQL.</w:t>
       </w:r>
     </w:p>
     <w:p>
@@ -1922,7 +1922,7 @@
           <w:color w:val="464646"/>
           <w:sz w:val="17"/>
         </w:rPr>
-        <w:t>Figura 2. Wirefram²e de Interfaz: Talonario Com²ercial Digital, Cotizador y Reserva de Stock</w:t>
+        <w:t>Figura 2. Wireframe de Interfaz: Talonario Comercial Digital, Cotizador y Reserva de Stock</w:t>
       </w:r>
     </w:p>
     <w:p>
@@ -1937,7 +1937,7 @@
           <w:color w:val="000000"/>
           <w:sz w:val="22"/>
         </w:rPr>
-        <w:t>2.3   Módulo de Producción, Taller y Control de Merm²as (HU-05, HU-06)</w:t>
+        <w:t>2.3   Módulo de Producción, Taller y Control de Mermas (HU-05, HU-06)</w:t>
       </w:r>
     </w:p>
     <w:p>
@@ -1952,13 +1952,13 @@
           <w:color w:val="000000"/>
           <w:sz w:val="19"/>
         </w:rPr>
-        <w:t>Historias de Usuario (HU-05, HU-06): Com²o Operario de Taller, quiero gestáionar las órdenes de trabajo por 4 etapas de m²anufactura (Diseño, Im²presión, Acabados, Listo) y reportar las m²erm²as reales post-im²presión para m²antener la visibilidíad del estáado de cadía pedido y sincronizar los inventarios.</w:t>
+        <w:t>Historias de Usuario (HU-05, HU-06): Como Operario de Taller, quiero gestionar las órdenes de trabajo por 4 etapas de manufactura (Diseño, Impresión, Acabados, Listo) y reportar las mermas reales post-impresión para mantener la visibilidad del estado de cada pedido y sincronizar los inventarios.</w:t>
         <w:br/>
-        <w:t>•   Criterio de Aceptación 1 (Transición de Estados de Taller): Díado que un diseñador concluye la diagram²ación y el cliente aprueba el arte digital, el operario arrastra la tarjeta de la OT a la colum²na «En Im²presión», actualizando el estáado inm²ediatam²ente en la base de díatos y notificando al área de plotter.</w:t>
+        <w:t>•   Criterio de Aceptación 1 (Transición de Estados de Taller): Díado que un diseñador concluye la diagramación y el cliente aprueba el arte digital, el operario arrastra la tarjeta de la OT a la columna «En Impresión», actualizando el estado inmediatamente en la base de datos y notificando al área de plotter.</w:t>
         <w:br/>
-        <w:t>•   Criterio de Aceptación 2 (Registro Cuantitativo de Merm²as): Al finalizar la tiradía en el plotter de gran form²ato, el operario debe registrar los m²etros cuadrados consum²idos reales vs planificados y clasificar cualquier m²erm²a excedente (por calibración de cabezales, atasco o defecto de sustrato).</w:t>
+        <w:t>•   Criterio de Aceptación 2 (Registro Cuantitativo de Mermas): Al finalizar la tirada en el plotter de gran formato, el operario debe registrar los metros cuadrados consumidos reales vs planificados y clasificar cualquier merma excedente (por calibración de cabezales, atasco o defecto de sustrato).</w:t>
         <w:br/>
-        <w:t>•   Criterio de Aceptación 3 (Etiquetado y Ubicación Física): Al pasar a la etapa «Term²inado / Listo», el sistem²a asigna el estáante físico de despacho donde se alm²acena el producto term²inado para facilitar su entrega inm²ediata al cliente.</w:t>
+        <w:t>•   Criterio de Aceptación 3 (Etiquetado y Ubicación Física): Al pasar a la etapa «Terminado / Listo», el sistema asigna el estante físico de despacho donde se almacena el producto terminado para facilitar su entrega inmediata al cliente.</w:t>
       </w:r>
     </w:p>
     <w:p>
@@ -2015,7 +2015,7 @@
           <w:color w:val="464646"/>
           <w:sz w:val="17"/>
         </w:rPr>
-        <w:t>Figura 3. Wirefram²e de Interfaz: Módulo de Producción y Control de Taller</w:t>
+        <w:t>Figura 3. Wireframe de Interfaz: Módulo de Producción y Control de Taller</w:t>
       </w:r>
     </w:p>
     <w:p>
@@ -2030,7 +2030,7 @@
           <w:color w:val="000000"/>
           <w:sz w:val="22"/>
         </w:rPr>
-        <w:t>2.4   Módulo de Cobranzas, Candíado Digital de Seguridíad y Arqueo de Caja (HU-07, HU-08)</w:t>
+        <w:t>2.4   Módulo de Cobranzas, Candado Digital de Seguridad y Arqueo de Caja (HU-07, HU-08)</w:t>
       </w:r>
     </w:p>
     <w:p>
@@ -2045,13 +2045,13 @@
           <w:color w:val="000000"/>
           <w:sz w:val="19"/>
         </w:rPr>
-        <w:t>Historias de Usuario (HU-07, HU-08): Com²o Cajero y Despachador, quiero contar con un candíado digital de seguridíad que bloquee físicam²ente la entrega de productos term²inados si la orden m²antiene saldo pendiente, y liquidíar diariam²ente la caja con segregación de unidíades de negocio para erradicar pérdidías financieras.</w:t>
+        <w:t>Historias de Usuario (HU-07, HU-08): Como Cajero y Despachador, quiero contar con un candado digital de seguridad que bloquee físicamente la entrega de productos terminados si la orden mantiene saldo pendiente, y liquidar diariamente la caja con segregación de unidades de negocio para erradicar pérdidías financieras.</w:t>
         <w:br/>
-        <w:t>•   Criterio de Aceptación 1 (Candíado Digital de Entrega Inviolable): Díado que el cliente solicita el retiro físico de su pedido en m²ostrador, el sistem²a verifica el saldo pendiente. Si el saldo es m²ayor a S/ 0.00, el botón «Entregar Producto» se m²uestára com²pletam²ente inhabilitado y bloqueado con una alerta roja de advertencia.</w:t>
+        <w:t>•   Criterio de Aceptación 1 (Candado Digital de Entrega Inviolable): Díado que el cliente solicita el retiro físico de su pedido en mostrador, el sistema verifica el saldo pendiente. Si el saldo es mayor a S/ 0.00, el botón «Entregar Producto» se muestra completamente inhabilitado y bloqueado con una alerta roja de advertencia.</w:t>
         <w:br/>
-        <w:t>•   Criterio de Aceptación 2 (Desbloqueo tras Cancelación 100%): Díado que el cajero registra la cobranza del saldo pendiente en efectivo, billetera digital (Yape) o transferencia con núm²ero de operación verificado, el saldo se actualiza a S/ 0.00 y el botón de despacho físico se habilita autom²áticam²ente.</w:t>
+        <w:t>•   Criterio de Aceptación 2 (Desbloqueo tras Cancelación 100%): Díado que el cajero registra la cobranza del saldo pendiente en efectivo, billetera digital (Yape) o transferencia con número de operación verificado, el saldo se actualiza a S/ 0.00 y el botón de despacho físico se habilita automáticamente.</w:t>
         <w:br/>
-        <w:t>•   Criterio de Aceptación 3 (Arqueo Diario Segregado): Al cierre de la jornadía com²ercial, el sistem²a genera el reporte de cuadre de caja discrim²inando con exactitud los ingresos correspondientes a la unidíad de Im²prenta frente a Gigantografías, reduciendo el tiem²po de conciliación de 2 horas a m²enos de 10 m²inutos.</w:t>
+        <w:t>•   Criterio de Aceptación 3 (Arqueo Diario Segregado): Al cierre de la jornada comercial, el sistema genera el reporte de cuadre de caja discriminando con exactitud los ingresos correspondientes a la unidad de Imprenta frente a Gigantografías, reduciendo el tiempo de conciliación de 2 horas a menos de 10 minutos.</w:t>
       </w:r>
     </w:p>
     <w:p>
@@ -2108,7 +2108,7 @@
           <w:color w:val="464646"/>
           <w:sz w:val="17"/>
         </w:rPr>
-        <w:t>Figura 4. Wirefram²e de Interfaz: Módulo de Cobranzas y Candíado Digital de Seguridíad Operativa</w:t>
+        <w:t>Figura 4. Wireframe de Interfaz: Módulo de Cobranzas y Candado Digital de Seguridad Operativa</w:t>
       </w:r>
     </w:p>
     <w:p>
@@ -2138,13 +2138,13 @@
           <w:color w:val="000000"/>
           <w:sz w:val="19"/>
         </w:rPr>
-        <w:t>Historias de Usuario (HU-09, HU-10): Com²o Gerente General y Gerente de Com²pras, quiero visualizar un panel ejecutivo de KPIs operativos en tiem²po real y consultar un m²odelo analítico de proyección de consum²o de insum²os para tom²ar decisiones basadías en díatos y anticipar las com²pras de m²aterias prim²as.</w:t>
+        <w:t>Historias de Usuario (HU-09, HU-10): Como Gerente General y Gerente de Compras, quiero visualizar un panel ejecutivo de KPIs operativos en tiempo real y consultar un modelo analítico de proyección de consumo de insumos para tomar decisiones basadías en datos y anticipar las compras de materias primas.</w:t>
         <w:br/>
-        <w:t>•   Criterio de Aceptación 1 (Díashboard Operativo BI): El sistem²a consolidía en tiem²po real los indicadores m²étricos del negocio: volum²en de ventas del m²es, tiem²po m²edio de cotización, porcentaje de m²erm²as y m²onto de pérdidías por cobros im²pagos (m²eta S/ 0.00).</w:t>
+        <w:t>•   Criterio de Aceptación 1 (Díashboard Operativo BI): El sistema consolida en tiempo real los indicadores métricos del negocio: volumen de ventas del mes, tiempo medio de cotización, porcentaje de mermas y monto de pérdidías por cobros impagos (meta S/ 0.00).</w:t>
         <w:br/>
-        <w:t>•   Criterio de Aceptación 2 (Segregación de Ingresos por Línea de Producto): El panel desglosa el porcentaje de facturación entre lonas, vinilos, roll-ups y trabajos offset/com²probantes de pago.</w:t>
+        <w:t>•   Criterio de Aceptación 2 (Segregación de Ingresos por Línea de Producto): El panel desglosa el porcentaje de facturación entre lonas, vinilos, roll-ups y trabajos offset/comprobantes de pago.</w:t>
         <w:br/>
-        <w:t>•   Criterio de Aceptación 3 (Pronóstico Predictivo de Insum²os Críticos): El algoritm²o de analítica avanzadía procesa el histórico de consum²os y proyecta la dem²andía de rollos de lona y vinil para las próxim²as 4 sem²anas con un nivel de exactitud m²ínim²o del 70%, sugiriendo al adm²inistrador la fecha óptim²a de em²isión de la orden de com²pra.</w:t>
+        <w:t>•   Criterio de Aceptación 3 (Pronóstico Predictivo de Insumos Críticos): El algoritmo de analítica avanzada procesa el histórico de consumos y proyecta la demanda de rollos de lona y vinil para las próximas 4 semanas con un nivel de exactitud mínimo del 70%, sugiriendo al administrador la fecha óptima de emisión de la orden de compra.</w:t>
       </w:r>
     </w:p>
     <w:p>
@@ -2201,7 +2201,7 @@
           <w:color w:val="464646"/>
           <w:sz w:val="17"/>
         </w:rPr>
-        <w:t>Figura 5. Wirefram²e de Interfaz: Díashboard Gerencial BI y Modelo Predictivo de Insum²os IA</w:t>
+        <w:t>Figura 5. Wireframe de Interfaz: Díashboard Gerencial BI y Modelo Predictivo de Insumos IA</w:t>
       </w:r>
     </w:p>
     <w:p>
@@ -2216,7 +2216,7 @@
           <w:color w:val="000000"/>
           <w:sz w:val="26"/>
         </w:rPr>
-        <w:t>3.   Definición de Term²inado Transversal (Definition of Done — DoD)</w:t>
+        <w:t>3.   Definición de Terminado Transversal (Definition of Done — DoD)</w:t>
       </w:r>
     </w:p>
     <w:p>
@@ -2231,7 +2231,7 @@
           <w:color w:val="000000"/>
           <w:sz w:val="20"/>
         </w:rPr>
-        <w:t>Para que una Historia de Usuario se considere form²alm²ente «Term²inadía» (Done) al cierre de cadía Sprint y puedía presentarse en la sesión de Sprint Review con el Product Owner y el docente, debe satisfacer el 100% de los siguientes criterios técúnicos y de calidíad:</w:t>
+        <w:t>Para que una Historia de Usuario se considere formalmente «Terminada» (Done) al cierre de cada Sprint y pueda presentarse en la sesión de Sprint Review con el Product Owner y el docente, debe satisfacer el 100% de los siguientes criterios técúnicos y de calidad:</w:t>
       </w:r>
     </w:p>
     <w:p>
@@ -2246,7 +2246,7 @@
           <w:color w:val="000000"/>
           <w:sz w:val="19"/>
         </w:rPr>
-        <w:t>•  Control de Versiones y Ram²as: El código fuente estáá com²m²iteado en la ram²a de funcionalidíad correspondiente (feature/*) y m²ergeado a la ram²a develop m²ediante Pull Requestá revisado y aprobado por un par.</w:t>
+        <w:t xml:space="preserve">•  Control de Versiones y Ramas: </w:t>
       </w:r>
       <w:r>
         <w:rPr>
@@ -2255,6 +2255,7 @@
           <w:color w:val="000000"/>
           <w:sz w:val="19"/>
         </w:rPr>
+        <w:t>El código fuente está commiteado en la rama de funcionalidad correspondiente (feature/*) y mergeado a la rama develop mediante Pull Request revisado y aprobado por un par.</w:t>
       </w:r>
     </w:p>
     <w:p>
@@ -2269,7 +2270,7 @@
           <w:color w:val="000000"/>
           <w:sz w:val="19"/>
         </w:rPr>
-        <w:t>•  Pruebas Unitarias Autom²atizadías: Los servicios y m²odelos backend cuentan con pruebas unitarias en pytestá con una cobertura de código superior al 80%, y los com²ponentes de Angular pasan pruebas con Jasm²ine/Karm²a sin fallos.</w:t>
+        <w:t>•  Pruebas Unitarias Automatizadías: Los servicios y modelos backend cuentan con pruebas unitarias en pytest con una cobertura de código superior al 80%, y los componentes de Angular pasan pruebas con Jasmine/Karma sin fallos.</w:t>
       </w:r>
       <w:r>
         <w:rPr>
@@ -2292,7 +2293,7 @@
           <w:color w:val="000000"/>
           <w:sz w:val="19"/>
         </w:rPr>
-        <w:t>•  Com²patibilidíad Web y Rendim²iento: La interfaz responde adecuadíam²ente en resoluciones de 1366x768 y 1920x1080 px en navegadores Google Chrom²e y Microsoft Edge, sin presentar desbordíam²ientos visuales ni errores de consola.</w:t>
+        <w:t xml:space="preserve">•  Compatibilidad Web y Rendimiento: </w:t>
       </w:r>
       <w:r>
         <w:rPr>
@@ -2301,6 +2302,7 @@
           <w:color w:val="000000"/>
           <w:sz w:val="19"/>
         </w:rPr>
+        <w:t>La interfaz responde adecuadamente en resoluciones de 1366x768 y 1920x1080 px en navegadores Google Chrome y Microsoft Edge, sin presentar desbordamientos visuales ni errores de consola.</w:t>
       </w:r>
     </w:p>
     <w:p>
@@ -2315,7 +2317,7 @@
           <w:color w:val="000000"/>
           <w:sz w:val="19"/>
         </w:rPr>
-        <w:t>•  Docum²entación de API y Contratos: Todos los endpoints de FastAPI asociados a la historia estáán docum²entados con tipado estáricto Pydíantic y accesibles en la docum²entación interactiva Swagger UI.</w:t>
+        <w:t xml:space="preserve">•  Documentación de API y Contratos: </w:t>
       </w:r>
       <w:r>
         <w:rPr>
@@ -2324,6 +2326,7 @@
           <w:color w:val="000000"/>
           <w:sz w:val="19"/>
         </w:rPr>
+        <w:t>Todos los endpoints de FastAPI asociados a la historia están documentados con tipado estricto Pydantic y accesibles en la documentación interactiva Swagger UI.</w:t>
       </w:r>
     </w:p>
     <w:p>
@@ -2338,7 +2341,7 @@
           <w:color w:val="000000"/>
           <w:sz w:val="19"/>
         </w:rPr>
-        <w:t>•  Seguridíad y Control de Vulnerabilidíades: Se verifica la inexistencia de vulnerabilidíades críticas en dependencias (npm² audit y pip safety) y los díatos sensibles se gestáionan m²ediante variables de entorno encriptadías.</w:t>
+        <w:t>•  Seguridad y Control de Vulnerabilidades: Se verifica la inexistencia de vulnerabilidades críticas en dependencias (npm audit y pip safety) y los datos sensibles se gestionan mediante variables de entorno encriptadías.</w:t>
       </w:r>
       <w:r>
         <w:rPr>
@@ -2361,7 +2364,7 @@
           <w:color w:val="000000"/>
           <w:sz w:val="19"/>
         </w:rPr>
-        <w:t>•  Integración Continua y Portabilidíad Docker: Los contenedores de Angular 21, FastAPI y PostgreSQL se com²pilan y validían satisfactoriam²ente en el entorno de desarrollo local con GitHub Actions, garantizando su correcta ejecución antes del despliegue final en el servidor VPS particular en la sem²ana 11.</w:t>
+        <w:t xml:space="preserve">•  Integración Continua y Portabilidad Docker: </w:t>
       </w:r>
       <w:r>
         <w:rPr>
@@ -2370,6 +2373,7 @@
           <w:color w:val="000000"/>
           <w:sz w:val="19"/>
         </w:rPr>
+        <w:t>Los contenedores de Angular 21, FastAPI y PostgreSQL se compilan y validan satisfactoriamente en el entorno de desarrollo local con GitHub Actions, garantizando su correcta ejecución antes del despliegue final en el servidor VPS particular en la semana 11.</w:t>
       </w:r>
     </w:p>
     <w:p>
@@ -2384,7 +2388,7 @@
           <w:color w:val="000000"/>
           <w:sz w:val="19"/>
         </w:rPr>
-        <w:t>•  Validíación y Aprobación del Product Owner: Dem²ostración funcional en vivo (software funcionando, no diapositivas) ante Marcell Magaly Vásquez Loje (Product Owner), obteniendo su conform²idíad de cum²plim²iento de los criterios de aceptación.</w:t>
+        <w:t xml:space="preserve">•  Validación y Aprobación del Product Owner: </w:t>
       </w:r>
       <w:r>
         <w:rPr>
@@ -2393,6 +2397,7 @@
           <w:color w:val="000000"/>
           <w:sz w:val="19"/>
         </w:rPr>
+        <w:t>Demostración funcional en vivo (software funcionando, no diapositivas) ante Marcell Magaly Vásquez Loje (Product Owner), obteniendo su conformidad de cumplimiento de los criterios de aceptación.</w:t>
       </w:r>
     </w:p>
     <w:p>
@@ -2422,7 +2427,7 @@
           <w:color w:val="000000"/>
           <w:sz w:val="20"/>
         </w:rPr>
-        <w:t>Por m²edio de la presente, la contraparte institucional de la em²presa Im²presos Trujillo E.I.R.L. en calidíad de Product Owner y Sponsor del proyecto, m²anifiestáa su total conocim²iento y aprobación del inventario de Historias de Usuario, su orden de priorización, las estáim²aciones relativas de esfuerzo y los wirefram²es de interfaz acordíados para el desarrollo iterativo del sistem²a web:</w:t>
+        <w:t>Por medio de la presente, la contraparte institucional de la empresa Impresos Trujillo E.I.R.L. en calidad de Product Owner y Sponsor del proyecto, manifiesta su total conocimiento y aprobación del inventario de Historias de Usuario, su orden de priorización, las estimaciones relativas de esfuerzo y los wireframes de interfaz acordados para el desarrollo iterativo del sistema web:</w:t>
       </w:r>
     </w:p>
     <w:tbl>
@@ -2599,11 +2604,11 @@
               </w:rPr>
               <w:t>Marcell Magaly Vásquez Loje</w:t>
               <w:br/>
-              <w:t>Gerente de Adm²inistración / Product Owner</w:t>
+              <w:t>Gerente de Administración / Product Owner</w:t>
               <w:br/>
-              <w:t>Im²presos Trujillo E.I.R.L.</w:t>
+              <w:t>Impresos Trujillo E.I.R.L.</w:t>
               <w:br/>
-              <w:t>Fecha: 22 de Septiem²bre de 2026</w:t>
+              <w:t>Fecha: 22 de Septiembre de 2026</w:t>
             </w:r>
           </w:p>
         </w:tc>
@@ -2638,11 +2643,11 @@
               </w:rPr>
               <w:t>Gerardo Erick Plasencia Torres</w:t>
               <w:br/>
-              <w:t>Líder de Proyecto / Scrum² Master</w:t>
+              <w:t>Líder de Proyecto / Scrum Master</w:t>
               <w:br/>
-              <w:t>En representación del Equipo Scrum² UPN</w:t>
+              <w:t>En representación del Equipo Scrum UPN</w:t>
               <w:br/>
-              <w:t>Fecha: 22 de Septiem²bre de 2026</w:t>
+              <w:t>Fecha: 22 de Septiembre de 2026</w:t>
             </w:r>
           </w:p>
         </w:tc>

--- a/docs/entregables/SEM04/SCRUM_Agile-Product-Backlog.docx
+++ b/docs/entregables/SEM04/SCRUM_Agile-Product-Backlog.docx
@@ -1428,13 +1428,7 @@
               <w:jc w:val="left"/>
             </w:pPr>
             <w:r>
-              <w:rPr>
-                <w:rFonts w:ascii="Calibri" w:hAnsi="Calibri"/>
-                <w:b w:val="0"/>
-                <w:color w:val="000000"/>
-                <w:sz w:val="18"/>
-              </w:rPr>
-              <w:t>Como Gerente General, quiero visualizar un díashboard gerencial interactivo con indicadores clave de ventas, tiempos de atención, mermas y márgenes operativos para tomar decisiones basadías en datos.</w:t>
+              <w:t>Como Gerente General, quiero visualizar un dashboard gerencial interactivo con indicadores clave de ventas, tiempos de atención, mermas y márgenes operativos para tomar decisiones basadas en datos.</w:t>
             </w:r>
           </w:p>
         </w:tc>
@@ -1655,13 +1649,7 @@
         <w:jc w:val="left"/>
       </w:pPr>
       <w:r>
-        <w:rPr>
-          <w:rFonts w:ascii="Calibri" w:hAnsi="Calibri"/>
-          <w:b w:val="0"/>
-          <w:color w:val="000000"/>
-          <w:sz w:val="20"/>
-        </w:rPr>
-        <w:t>El presente Product Backlog constituye el inventario úúnico, centralizado y priorizado de todos los requisitos funcionales y no funcionales requeridos para la construcción del sistema web transaccional y los módulos de analítica para la empresa Impresos Trujillo E.I.R.L. El proyecto se gestiona bajo el marco de trabajo Scrum en modalidad ágil, priorizando la entrega iterativa de incrementos de software potencialmente desplegables orientados a mitigar los principales dolores operativos de la imprenta: lentitud en cotizaciones, descontrol de existencias y pérdidías por retiro de pedidos sin saldo cancelado.</w:t>
+        <w:t>El presente Product Backlog constituye el inventario único, centralizado y priorizado de todos los requisitos funcionales y no funcionales requeridos para la construcción del sistema web transaccional y los módulos de analítica para la empresa Impresos Trujillo E.I.R.L. El proyecto se gestiona bajo el marco de trabajo Scrum en modalidad ágil, priorizando la entrega iterativa de incrementos de software potencialmente desplegables orientados a mitigar los principales dolores operativos de la imprenta: lentitud en cotizaciones, descontrol de existencias y pérdidas por retiro de pedidos sin saldo cancelado.</w:t>
       </w:r>
     </w:p>
     <w:p>
@@ -1730,13 +1718,7 @@
         <w:jc w:val="left"/>
       </w:pPr>
       <w:r>
-        <w:rPr>
-          <w:rFonts w:ascii="Calibri" w:hAnsi="Calibri"/>
-          <w:b w:val="0"/>
-          <w:color w:val="000000"/>
-          <w:sz w:val="20"/>
-        </w:rPr>
-        <w:t>A continuación, se detalla la formulación formal de las Historias de Usuario, acompañada de sus Criterios de Aceptación bajo el estándar Gherkin (Díado que / Cuando / Entonces), su valor de negocio para la empresa y las representaciones visuales (wireframes/mockups de interfaz) diseñadías para la arquitectura web en Angular 21, conforme a las directivas del curso:</w:t>
+        <w:t>A continuación, se detalla la formulación formal de las Historias de Usuario, acompañada de sus Criterios de Aceptación bajo el estándar Gherkin (Dado que / Cuando / Entonces), su valor de negocio para la empresa y las representaciones visuales (wireframes/mockups de interfaz) diseñadas para la arquitectura web en Angular 21, conforme a las directivas del curso:</w:t>
       </w:r>
     </w:p>
     <w:p>
@@ -1760,19 +1742,13 @@
         <w:jc w:val="left"/>
       </w:pPr>
       <w:r>
-        <w:rPr>
-          <w:rFonts w:ascii="Calibri" w:hAnsi="Calibri"/>
-          <w:b w:val="0"/>
-          <w:color w:val="000000"/>
-          <w:sz w:val="19"/>
-        </w:rPr>
-        <w:t>Historia de Usuario (HU-01): Como Administrador u Operador del sistema, quiero autenticarme mediante credenciales institucionales y control de acceso basado en roles (RBAC) para acceder de forma segura únicamente a las opciones autorizadías para mi función de trabajo en la imprenta.</w:t>
+        <w:t>Historia de Usuario (HU-01): Como Administrador u Operador del sistema, quiero autenticarme mediante credenciales institucionales y control de acceso basado en roles (RBAC) para acceder de forma segura únicamente a las opciones autorizadas para mi función de trabajo en la imprenta.</w:t>
         <w:br/>
-        <w:t>•   Criterio de Aceptación 1 (Login Eéxitoso): Díado que el usuario ingresa su correo institucional y contraseña válidos, cuando presiona el botón «Ingresar a la Plataforma», entonces el sistema emite un token JWT con vigencia de 8 horas y redirige al panel principal correspondiente a su rol (Administración, Ventas o Taller).</w:t>
+        <w:t>•   Criterio de Aceptación 1 (Login Exitoso): Dado que el usuario ingresa su correo institucional y contraseña válidos, cuando presiona el botón «Ingresar a la Plataforma», entonces el sistema emite un token JWT con vigencia de 8 horas y redirige al panel principal correspondiente a su rol (Administración, Ventas o Taller).</w:t>
         <w:br/>
-        <w:t>•   Criterio de Aceptación 2 (Seguridad RBAC): Díado que un operario de taller inicia sesión, cuando intenta acceder manualmente a las rutas de facturación, caja o configuración de costos, entonces el sistema bloquea el acceso mediante guards de Angular y muestra un mensaje de acceso restringido.</w:t>
+        <w:t>•   Criterio de Aceptación 2 (Seguridad RBAC): Dado que un operario de taller inicia sesión, cuando intenta acceder manualmente a las rutas de facturación, caja o configuración de costos, entonces el sistema bloquea el acceso mediante guards de Angular y muestra un mensaje de acceso restringido.</w:t>
         <w:br/>
-        <w:t>•   Criterio de Aceptación 3 (Auditoría): Díado que un usuario inicia o cierra sesión, el sistema registra la marca de tiempo (timestamp), dirección IP y nombre del usuario en el log de auditoría.</w:t>
+        <w:t>•   Criterio de Aceptación 3 (Auditoría): Dado que un usuario inicia o cierra sesión, el sistema registra la marca de tiempo (timestamp), dirección IP y nombre del usuario en el log de auditoría.</w:t>
       </w:r>
     </w:p>
     <w:p>
@@ -1853,19 +1829,13 @@
         <w:jc w:val="left"/>
       </w:pPr>
       <w:r>
-        <w:rPr>
-          <w:rFonts w:ascii="Calibri" w:hAnsi="Calibri"/>
-          <w:b w:val="0"/>
-          <w:color w:val="000000"/>
-          <w:sz w:val="19"/>
-        </w:rPr>
-        <w:t>Historias de Usuario (HU-02, HU-03, HU-04): Como Vendedor de mostrador, quiero disponer de un cotizador automático y un talonario digital que genere contratos y órdenes de trabajo con correlativo numérico úúnico, cálculo exacto de metros cuadrados, anticipo mínimo y reserva automática de insumos en bodega para formalizar el pedido en menos de 5 minutos.</w:t>
+        <w:t>Historias de Usuario (HU-02, HU-03, HU-04): Como Vendedor de mostrador, quiero disponer de un cotizador automático y un talonario digital que genere contratos y órdenes de trabajo con correlativo numérico único, cálculo exacto de metros cuadrados, anticipo mínimo y reserva automática de insumos en bodega para formalizar el pedido en menos de 5 minutos.</w:t>
         <w:br/>
-        <w:t>•   Criterio de Aceptación 1 (Cálculo Automático de Superficie e Insumos): Díado que el vendedor ingresa el tipo de soporte (Lona Frontlit 13 oz, Vinil Adhesivo, etc.) y las dimensiones en metros (ancho x alto), el sistema calcula el área neta en m², suma la merma técnica configurada (10% por defecto) y calcula la cantidad requerida de tinta solvente y ojalillos perimetrales.</w:t>
+        <w:t>•   Criterio de Aceptación 1 (Cálculo Automático de Superficie e Insumos): Dado que el vendedor ingresa el tipo de soporte (Lona Frontlit 13 oz, Vinil Adhesivo, etc.) y las dimensiones en metros (ancho x alto), el sistema calcula el área neta en m², suma la merma técnica configurada (10% por defecto) y calcula la cantidad requerida de tinta solvente y ojalillos perimetrales.</w:t>
         <w:br/>
-        <w:t>•   Criterio de Aceptación 2 (Correlativo y Anticipo Obligatorio): Díado que se emite una nueva Orden de Trabajo, el sistema genera el código correlativo secuencial no reutilizable (ej. OT-2026-00482), calcula el precio total con IGV y exige el ingreso de un anticipo no menor al 50% del total antes de confirmar la emisión.</w:t>
+        <w:t>•   Criterio de Aceptación 2 (Correlativo y Anticipo Obligatorio): Dado que se emite una nueva Orden de Trabajo, el sistema genera el código correlativo secuencial no reutilizable (ej. OT-2026-00482), calcula el precio total con IGV y exige el ingreso de un anticipo no menor al 50% del total antes de confirmar la emisión.</w:t>
         <w:br/>
-        <w:t>•   Criterio de Aceptación 3 (Reserva en Bodega): Díado que se confirma la Orden de Trabajo, el sistema descuenta del stock disponible y reserva en estado «comprometido» los metros cuadrados de lona/vinil correspondientes en la base de datos PostgreSQL.</w:t>
+        <w:t>•   Criterio de Aceptación 3 (Reserva en Bodega): Dado que se confirma la Orden de Trabajo, el sistema descuenta del stock disponible y reserva en estado «comprometido» los metros cuadrados de lona/vinil correspondientes en la base de datos PostgreSQL.</w:t>
       </w:r>
     </w:p>
     <w:p>
@@ -1946,15 +1916,9 @@
         <w:jc w:val="left"/>
       </w:pPr>
       <w:r>
-        <w:rPr>
-          <w:rFonts w:ascii="Calibri" w:hAnsi="Calibri"/>
-          <w:b w:val="0"/>
-          <w:color w:val="000000"/>
-          <w:sz w:val="19"/>
-        </w:rPr>
         <w:t>Historias de Usuario (HU-05, HU-06): Como Operario de Taller, quiero gestionar las órdenes de trabajo por 4 etapas de manufactura (Diseño, Impresión, Acabados, Listo) y reportar las mermas reales post-impresión para mantener la visibilidad del estado de cada pedido y sincronizar los inventarios.</w:t>
         <w:br/>
-        <w:t>•   Criterio de Aceptación 1 (Transición de Estados de Taller): Díado que un diseñador concluye la diagramación y el cliente aprueba el arte digital, el operario arrastra la tarjeta de la OT a la columna «En Impresión», actualizando el estado inmediatamente en la base de datos y notificando al área de plotter.</w:t>
+        <w:t>•   Criterio de Aceptación 1 (Transición de Estados de Taller): Dado que un diseñador concluye la diagramación y el cliente aprueba el arte digital, el operario arrastra la tarjeta de la OT a la columna «En Impresión», actualizando el estado inmediatamente en la base de datos y notificando al área de plotter.</w:t>
         <w:br/>
         <w:t>•   Criterio de Aceptación 2 (Registro Cuantitativo de Mermas): Al finalizar la tirada en el plotter de gran formato, el operario debe registrar los metros cuadrados consumidos reales vs planificados y clasificar cualquier merma excedente (por calibración de cabezales, atasco o defecto de sustrato).</w:t>
         <w:br/>
@@ -2039,17 +2003,11 @@
         <w:jc w:val="left"/>
       </w:pPr>
       <w:r>
-        <w:rPr>
-          <w:rFonts w:ascii="Calibri" w:hAnsi="Calibri"/>
-          <w:b w:val="0"/>
-          <w:color w:val="000000"/>
-          <w:sz w:val="19"/>
-        </w:rPr>
-        <w:t>Historias de Usuario (HU-07, HU-08): Como Cajero y Despachador, quiero contar con un candado digital de seguridad que bloquee físicamente la entrega de productos terminados si la orden mantiene saldo pendiente, y liquidar diariamente la caja con segregación de unidades de negocio para erradicar pérdidías financieras.</w:t>
+        <w:t>Historias de Usuario (HU-07, HU-08): Como Cajero y Despachador, quiero contar con un candado digital de seguridad que bloquee físicamente la entrega de productos terminados si la orden mantiene saldo pendiente, y liquidar diariamente la caja con segregación de unidades de negocio para erradicar pérdidas financieras.</w:t>
         <w:br/>
-        <w:t>•   Criterio de Aceptación 1 (Candado Digital de Entrega Inviolable): Díado que el cliente solicita el retiro físico de su pedido en mostrador, el sistema verifica el saldo pendiente. Si el saldo es mayor a S/ 0.00, el botón «Entregar Producto» se muestra completamente inhabilitado y bloqueado con una alerta roja de advertencia.</w:t>
+        <w:t>•   Criterio de Aceptación 1 (Candado Digital de Entrega Inviolable): Dado que el cliente solicita el retiro físico de su pedido en mostrador, el sistema verifica el saldo pendiente. Si el saldo es mayor a S/ 0.00, el botón «Entregar Producto» se muestra completamente inhabilitado y bloqueado con una alerta roja de advertencia.</w:t>
         <w:br/>
-        <w:t>•   Criterio de Aceptación 2 (Desbloqueo tras Cancelación 100%): Díado que el cajero registra la cobranza del saldo pendiente en efectivo, billetera digital (Yape) o transferencia con número de operación verificado, el saldo se actualiza a S/ 0.00 y el botón de despacho físico se habilita automáticamente.</w:t>
+        <w:t>•   Criterio de Aceptación 2 (Desbloqueo tras Cancelación 100%): Dado que el cajero registra la cobranza del saldo pendiente en efectivo, billetera digital (Yape) o transferencia con número de operación verificado, el saldo se actualiza a S/ 0.00 y el botón de despacho físico se habilita automáticamente.</w:t>
         <w:br/>
         <w:t>•   Criterio de Aceptación 3 (Arqueo Diario Segregado): Al cierre de la jornada comercial, el sistema genera el reporte de cuadre de caja discriminando con exactitud los ingresos correspondientes a la unidad de Imprenta frente a Gigantografías, reduciendo el tiempo de conciliación de 2 horas a menos de 10 minutos.</w:t>
       </w:r>
@@ -2132,15 +2090,9 @@
         <w:jc w:val="left"/>
       </w:pPr>
       <w:r>
-        <w:rPr>
-          <w:rFonts w:ascii="Calibri" w:hAnsi="Calibri"/>
-          <w:b w:val="0"/>
-          <w:color w:val="000000"/>
-          <w:sz w:val="19"/>
-        </w:rPr>
-        <w:t>Historias de Usuario (HU-09, HU-10): Como Gerente General y Gerente de Compras, quiero visualizar un panel ejecutivo de KPIs operativos en tiempo real y consultar un modelo analítico de proyección de consumo de insumos para tomar decisiones basadías en datos y anticipar las compras de materias primas.</w:t>
+        <w:t>Historias de Usuario (HU-09, HU-10): Como Gerente General y Gerente de Compras, quiero visualizar un panel ejecutivo de KPIs operativos en tiempo real y consultar un modelo analítico de proyección de consumo de insumos para tomar decisiones basadas en datos y anticipar las compras de materias primas.</w:t>
         <w:br/>
-        <w:t>•   Criterio de Aceptación 1 (Díashboard Operativo BI): El sistema consolida en tiempo real los indicadores métricos del negocio: volumen de ventas del mes, tiempo medio de cotización, porcentaje de mermas y monto de pérdidías por cobros impagos (meta S/ 0.00).</w:t>
+        <w:t>•   Criterio de Aceptación 1 (Dashboard Operativo BI): El sistema consolida en tiempo real los indicadores métricos del negocio: volumen de ventas del mes, tiempo medio de cotización, porcentaje de mermas y monto de pérdidas por cobros impagos (meta S/ 0.00).</w:t>
         <w:br/>
         <w:t>•   Criterio de Aceptación 2 (Segregación de Ingresos por Línea de Producto): El panel desglosa el porcentaje de facturación entre lonas, vinilos, roll-ups y trabajos offset/comprobantes de pago.</w:t>
         <w:br/>
@@ -2195,13 +2147,7 @@
         <w:jc w:val="center"/>
       </w:pPr>
       <w:r>
-        <w:rPr>
-          <w:rFonts w:ascii="Calibri" w:hAnsi="Calibri"/>
-          <w:b/>
-          <w:color w:val="464646"/>
-          <w:sz w:val="17"/>
-        </w:rPr>
-        <w:t>Figura 5. Wireframe de Interfaz: Díashboard Gerencial BI y Modelo Predictivo de Insumos IA</w:t>
+        <w:t>Figura 5. Wireframe de Interfaz: Dashboard Gerencial BI y Modelo Predictivo de Insumos IA</w:t>
       </w:r>
     </w:p>
     <w:p>
@@ -2225,13 +2171,7 @@
         <w:jc w:val="left"/>
       </w:pPr>
       <w:r>
-        <w:rPr>
-          <w:rFonts w:ascii="Calibri" w:hAnsi="Calibri"/>
-          <w:b w:val="0"/>
-          <w:color w:val="000000"/>
-          <w:sz w:val="20"/>
-        </w:rPr>
-        <w:t>Para que una Historia de Usuario se considere formalmente «Terminada» (Done) al cierre de cada Sprint y pueda presentarse en la sesión de Sprint Review con el Product Owner y el docente, debe satisfacer el 100% de los siguientes criterios técúnicos y de calidad:</w:t>
+        <w:t>Para que una Historia de Usuario se considere formalmente «Terminada» (Done) al cierre de cada Sprint y pueda presentarse en la sesión de Sprint Review con el Product Owner y el docente, debe satisfacer el 100% de los siguientes criterios técnicos y de calidad:</w:t>
       </w:r>
     </w:p>
     <w:p>
@@ -2264,21 +2204,7 @@
         <w:ind w:left="360" w:hanging="360"/>
       </w:pPr>
       <w:r>
-        <w:rPr>
-          <w:rFonts w:ascii="Calibri" w:hAnsi="Calibri"/>
-          <w:b/>
-          <w:color w:val="000000"/>
-          <w:sz w:val="19"/>
-        </w:rPr>
-        <w:t>•  Pruebas Unitarias Automatizadías: Los servicios y modelos backend cuentan con pruebas unitarias en pytest con una cobertura de código superior al 80%, y los componentes de Angular pasan pruebas con Jasmine/Karma sin fallos.</w:t>
-      </w:r>
-      <w:r>
-        <w:rPr>
-          <w:rFonts w:ascii="Calibri" w:hAnsi="Calibri"/>
-          <w:b w:val="0"/>
-          <w:color w:val="000000"/>
-          <w:sz w:val="19"/>
-        </w:rPr>
+        <w:t>•  Pruebas Unitarias Automatizadas: Los servicios y modelos backend cuentan con pruebas unitarias en pytest con una cobertura de código superior al 80%, y los componentes de Angular pasan pruebas con Jasmine/Karma sin fallos.</w:t>
       </w:r>
     </w:p>
     <w:p>
@@ -2335,21 +2261,7 @@
         <w:ind w:left="360" w:hanging="360"/>
       </w:pPr>
       <w:r>
-        <w:rPr>
-          <w:rFonts w:ascii="Calibri" w:hAnsi="Calibri"/>
-          <w:b/>
-          <w:color w:val="000000"/>
-          <w:sz w:val="19"/>
-        </w:rPr>
-        <w:t>•  Seguridad y Control de Vulnerabilidades: Se verifica la inexistencia de vulnerabilidades críticas en dependencias (npm audit y pip safety) y los datos sensibles se gestionan mediante variables de entorno encriptadías.</w:t>
-      </w:r>
-      <w:r>
-        <w:rPr>
-          <w:rFonts w:ascii="Calibri" w:hAnsi="Calibri"/>
-          <w:b w:val="0"/>
-          <w:color w:val="000000"/>
-          <w:sz w:val="19"/>
-        </w:rPr>
+        <w:t>•  Seguridad y Control de Vulnerabilidades: Se verifica la inexistencia de vulnerabilidades críticas en dependencias (npm audit y pip safety) y los datos sensibles se gestionan mediante variables de entorno encriptadas.</w:t>
       </w:r>
     </w:p>
     <w:p>

--- a/docs/entregables/SEM04/SCRUM_Agile-Product-Backlog.docx
+++ b/docs/entregables/SEM04/SCRUM_Agile-Product-Backlog.docx
@@ -1718,7 +1718,7 @@
         <w:jc w:val="left"/>
       </w:pPr>
       <w:r>
-        <w:t>A continuación, se detalla la formulación formal de las Historias de Usuario, acompañada de sus Criterios de Aceptación bajo el estándar Gherkin (Dado que / Cuando / Entonces), su valor de negocio para la empresa y las representaciones visuales (wireframes/mockups de interfaz) diseñadas para la arquitectura web en Angular 21, conforme a las directivas del curso:</w:t>
+        <w:t>A continuación, se detalla la formulación formal de las Historias de Usuario, acompañada de sus Criterios de Aceptación bajo el estándar Gherkin (Dado que / Cuando / Entonces), su valor de negocio para la empresa y las representaciones visuales (capturas de pantalla de la interfaz web en Angular 21) diseñadas para la arquitectura web en Angular 21, conforme a las directivas del curso:</w:t>
       </w:r>
     </w:p>
     <w:p>
@@ -1805,7 +1805,7 @@
           <w:color w:val="464646"/>
           <w:sz w:val="17"/>
         </w:rPr>
-        <w:t>Figura 1. Wireframe de Interfaz: Inicio de Sesión y Control de Roles Operativos (RBAC)</w:t>
+        <w:t>Figura 1. Captura de Interfaz: Inicio de Sesión y Control de Acceso por Roles (RBAC)</w:t>
       </w:r>
     </w:p>
     <w:p>
@@ -1892,7 +1892,7 @@
           <w:color w:val="464646"/>
           <w:sz w:val="17"/>
         </w:rPr>
-        <w:t>Figura 2. Wireframe de Interfaz: Talonario Comercial Digital, Cotizador y Reserva de Stock</w:t>
+        <w:t>Figura 2. Captura de Interfaz: Talonario Comercial Digital, Cotizador y Reserva de Stock</w:t>
       </w:r>
     </w:p>
     <w:p>
@@ -1979,7 +1979,7 @@
           <w:color w:val="464646"/>
           <w:sz w:val="17"/>
         </w:rPr>
-        <w:t>Figura 3. Wireframe de Interfaz: Módulo de Producción y Control de Taller</w:t>
+        <w:t>Figura 3. Captura de Interfaz: Módulo de Producción y Control de Taller</w:t>
       </w:r>
     </w:p>
     <w:p>
@@ -2066,7 +2066,7 @@
           <w:color w:val="464646"/>
           <w:sz w:val="17"/>
         </w:rPr>
-        <w:t>Figura 4. Wireframe de Interfaz: Módulo de Cobranzas y Candado Digital de Seguridad Operativa</w:t>
+        <w:t>Figura 4. Captura de Interfaz: Módulo de Cobranzas, Arqueo de Caja Dual y Candado Digital</w:t>
       </w:r>
     </w:p>
     <w:p>
@@ -2147,7 +2147,7 @@
         <w:jc w:val="center"/>
       </w:pPr>
       <w:r>
-        <w:t>Figura 5. Wireframe de Interfaz: Dashboard Gerencial BI y Modelo Predictivo de Insumos IA</w:t>
+        <w:t>Figura 5. Captura de Interfaz: Dashboard Gerencial BI y Análisis Financiero Operativo</w:t>
       </w:r>
     </w:p>
     <w:p>
@@ -2339,7 +2339,7 @@
           <w:color w:val="000000"/>
           <w:sz w:val="20"/>
         </w:rPr>
-        <w:t>Por medio de la presente, la contraparte institucional de la empresa Impresos Trujillo E.I.R.L. en calidad de Product Owner y Sponsor del proyecto, manifiesta su total conocimiento y aprobación del inventario de Historias de Usuario, su orden de priorización, las estimaciones relativas de esfuerzo y los wireframes de interfaz acordados para el desarrollo iterativo del sistema web:</w:t>
+        <w:t>Por medio de la presente, la contraparte institucional de la empresa Impresos Trujillo E.I.R.L. en calidad de Product Owner y Sponsor del proyecto, manifiesta su total conocimiento y aprobación del inventario de Historias de Usuario, su orden de priorización, las estimaciones relativas de esfuerzo y las interfaces del sistema acordadas para el desarrollo iterativo del sistema web:</w:t>
       </w:r>
     </w:p>
     <w:tbl>

--- a/docs/entregables/SEM04/SCRUM_Agile-Product-Backlog.docx
+++ b/docs/entregables/SEM04/SCRUM_Agile-Product-Backlog.docx
@@ -1,6 +1,6 @@
 
 <file path=word/document.xml><?xml version="1.0" encoding="utf-8"?>
-<w:document xmlns:wpc="http://schemas.microsoft.com/office/word/2010/wordprocessingCanvas" xmlns:cx="http://schemas.microsoft.com/office/drawing/2014/chartex" xmlns:cx1="http://schemas.microsoft.com/office/drawing/2015/9/8/chartex" xmlns:cx2="http://schemas.microsoft.com/office/drawing/2015/10/21/chartex" xmlns:cx3="http://schemas.microsoft.com/office/drawing/2016/5/9/chartex" xmlns:cx4="http://schemas.microsoft.com/office/drawing/2016/5/10/chartex" xmlns:cx5="http://schemas.microsoft.com/office/drawing/2016/5/11/chartex" xmlns:cx6="http://schemas.microsoft.com/office/drawing/2016/5/12/chartex" xmlns:cx7="http://schemas.microsoft.com/office/drawing/2016/5/13/chartex" xmlns:cx8="http://schemas.microsoft.com/office/drawing/2016/5/14/chartex" xmlns:mc="http://schemas.openxmlformats.org/markup-compatibility/2006" xmlns:aink="http://schemas.microsoft.com/office/drawing/2016/ink" xmlns:am3d="http://schemas.microsoft.com/office/drawing/2017/model3d" xmlns:o="urn:schemas-microsoft-com:office:office" xmlns:r="http://schemas.openxmlformats.org/officeDocument/2006/relationships" xmlns:m="http://schemas.openxmlformats.org/officeDocument/2006/math" xmlns:v="urn:schemas-microsoft-com:vml" xmlns:wp14="http://schemas.microsoft.com/office/word/2010/wordprocessingDrawing" xmlns:wp="http://schemas.openxmlformats.org/drawingml/2006/wordprocessingDrawing" xmlns:w10="urn:schemas-microsoft-com:office:word" xmlns:w="http://schemas.openxmlformats.org/wordprocessingml/2006/main" xmlns:w14="http://schemas.microsoft.com/office/word/2010/wordml" xmlns:w15="http://schemas.microsoft.com/office/word/2012/wordml" xmlns:w16cex="http://schemas.microsoft.com/office/word/2018/wordml/cex" xmlns:w16cid="http://schemas.microsoft.com/office/word/2016/wordml/cid" xmlns:w16="http://schemas.microsoft.com/office/word/2018/wordml" xmlns:w16sdtdh="http://schemas.microsoft.com/office/word/2020/wordml/sdtdatahash" xmlns:w16se="http://schemas.microsoft.com/office/word/2015/wordml/symex" xmlns:wpg="http://schemas.microsoft.com/office/word/2010/wordprocessingGroup" xmlns:wpi="http://schemas.microsoft.com/office/word/2010/wordprocessingInk" xmlns:wne="http://schemas.microsoft.com/office/word/2006/wordml" xmlns:wps="http://schemas.microsoft.com/office/word/2010/wordprocessingShape" mc:Ignorable="w14 w15 w16se w16cid w16 w16cex w16sdtdh wp14">
+<w:document xmlns:wpc="http://schemas.microsoft.com/office/word/2010/wordprocessingCanvas" xmlns:cx="http://schemas.microsoft.com/office/drawing/2014/chartex" xmlns:cx1="http://schemas.microsoft.com/office/drawing/2015/9/8/chartex" xmlns:cx2="http://schemas.microsoft.com/office/drawing/2015/10/21/chartex" xmlns:cx3="http://schemas.microsoft.com/office/drawing/2016/5/9/chartex" xmlns:cx4="http://schemas.microsoft.com/office/drawing/2016/5/10/chartex" xmlns:cx5="http://schemas.microsoft.com/office/drawing/2016/5/11/chartex" xmlns:cx6="http://schemas.microsoft.com/office/drawing/2016/5/12/chartex" xmlns:cx7="http://schemas.microsoft.com/office/drawing/2016/5/13/chartex" xmlns:cx8="http://schemas.microsoft.com/office/drawing/2016/5/14/chartex" xmlns:mc="http://schemas.openxmlformats.org/markup-compatibility/2006" xmlns:aink="http://schemas.microsoft.com/office/drawing/2016/ink" xmlns:am3d="http://schemas.microsoft.com/office/drawing/2017/model3d" xmlns:o="urn:schemas-microsoft-com:office:office" xmlns:oel="http://schemas.microsoft.com/office/2019/extlst" xmlns:r="http://schemas.openxmlformats.org/officeDocument/2006/relationships" xmlns:m="http://schemas.openxmlformats.org/officeDocument/2006/math" xmlns:v="urn:schemas-microsoft-com:vml" xmlns:wp14="http://schemas.microsoft.com/office/word/2010/wordprocessingDrawing" xmlns:wp="http://schemas.openxmlformats.org/drawingml/2006/wordprocessingDrawing" xmlns:w10="urn:schemas-microsoft-com:office:word" xmlns:w="http://schemas.openxmlformats.org/wordprocessingml/2006/main" xmlns:w14="http://schemas.microsoft.com/office/word/2010/wordml" xmlns:w15="http://schemas.microsoft.com/office/word/2012/wordml" xmlns:w16cex="http://schemas.microsoft.com/office/word/2018/wordml/cex" xmlns:w16cid="http://schemas.microsoft.com/office/word/2016/wordml/cid" xmlns:w16="http://schemas.microsoft.com/office/word/2018/wordml" xmlns:w16du="http://schemas.microsoft.com/office/word/2023/wordml/word16du" xmlns:w16sdtdh="http://schemas.microsoft.com/office/word/2020/wordml/sdtdatahash" xmlns:w16sdtfl="http://schemas.microsoft.com/office/word/2024/wordml/sdtformatlock" xmlns:w16se="http://schemas.microsoft.com/office/word/2015/wordml/symex" xmlns:wpg="http://schemas.microsoft.com/office/word/2010/wordprocessingGroup" xmlns:wpi="http://schemas.microsoft.com/office/word/2010/wordprocessingInk" xmlns:wne="http://schemas.microsoft.com/office/word/2006/wordml" xmlns:wps="http://schemas.microsoft.com/office/word/2010/wordprocessingShape" mc:Ignorable="w14 w15 w16se w16cid w16 w16cex w16sdtdh w16sdtfl w16du wp14">
   <w:body>
     <w:p>
       <w:pPr>
@@ -79,7 +79,6 @@
       <w:r>
         <w:rPr>
           <w:rFonts w:ascii="Calibri" w:hAnsi="Calibri"/>
-          <w:b w:val="0"/>
           <w:color w:val="000000"/>
           <w:sz w:val="20"/>
         </w:rPr>
@@ -100,7 +99,6 @@
       <w:r>
         <w:rPr>
           <w:rFonts w:ascii="Calibri" w:hAnsi="Calibri"/>
-          <w:b w:val="0"/>
           <w:color w:val="000000"/>
           <w:sz w:val="20"/>
         </w:rPr>
@@ -148,27 +146,30 @@
         <w:tblLook w:val="04A0" w:firstRow="1" w:lastRow="0" w:firstColumn="1" w:lastColumn="0" w:noHBand="0" w:noVBand="1"/>
       </w:tblPr>
       <w:tblGrid>
-        <w:gridCol w:w="1079"/>
-        <w:gridCol w:w="6012"/>
-        <w:gridCol w:w="1167"/>
-        <w:gridCol w:w="1092"/>
+        <w:gridCol w:w="1334"/>
+        <w:gridCol w:w="4748"/>
+        <w:gridCol w:w="1392"/>
+        <w:gridCol w:w="1886"/>
       </w:tblGrid>
       <w:tr>
+        <w:trPr>
+          <w:jc w:val="center"/>
+        </w:trPr>
         <w:tc>
           <w:tcPr>
             <w:tcW w:w="2016" w:type="dxa"/>
             <w:gridSpan w:val="4"/>
-            <w:shd w:fill="000000" w:val="clear" w:color="auto"/>
             <w:tcBorders>
               <w:top w:val="single" w:sz="4" w:space="0" w:color="000000"/>
-              <w:left w:val="none" w:sz="4" w:space="0" w:color="none"/>
+              <w:left w:val="none" w:sz="4" w:space="0" w:color="auto"/>
               <w:bottom w:val="single" w:sz="4" w:space="0" w:color="000000"/>
-              <w:right w:val="none" w:sz="4" w:space="0" w:color="none"/>
-            </w:tcBorders>
+              <w:right w:val="none" w:sz="4" w:space="0" w:color="auto"/>
+            </w:tcBorders>
+            <w:shd w:val="clear" w:color="auto" w:fill="000000"/>
             <w:tcMar>
               <w:top w:w="140" w:type="dxa"/>
+              <w:left w:w="150" w:type="dxa"/>
               <w:bottom w:w="140" w:type="dxa"/>
-              <w:left w:w="150" w:type="dxa"/>
               <w:right w:w="150" w:type="dxa"/>
             </w:tcMar>
           </w:tcPr>
@@ -186,26 +187,30 @@
                 <w:color w:val="FFFFFF"/>
                 <w:sz w:val="22"/>
               </w:rPr>
+              <w:lastRenderedPageBreak/>
               <w:t>PRODUCT BACKLOG — SISTEMA WEB TRANSACCIONAL IMPRESOS TRUJILLO E.I.R.L.</w:t>
             </w:r>
           </w:p>
         </w:tc>
       </w:tr>
       <w:tr>
+        <w:trPr>
+          <w:jc w:val="center"/>
+        </w:trPr>
         <w:tc>
           <w:tcPr>
             <w:tcW w:w="1440" w:type="dxa"/>
-            <w:shd w:fill="1e293b" w:val="clear" w:color="auto"/>
-            <w:tcBorders>
-              <w:top w:val="single" w:sz="4" w:space="0" w:color="1e293b"/>
-              <w:left w:val="none" w:sz="4" w:space="0" w:color="none"/>
+            <w:tcBorders>
+              <w:top w:val="single" w:sz="4" w:space="0" w:color="1E293B"/>
+              <w:left w:val="none" w:sz="4" w:space="0" w:color="auto"/>
               <w:bottom w:val="single" w:sz="4" w:space="0" w:color="000000"/>
-              <w:right w:val="none" w:sz="4" w:space="0" w:color="none"/>
-            </w:tcBorders>
+              <w:right w:val="none" w:sz="4" w:space="0" w:color="auto"/>
+            </w:tcBorders>
+            <w:shd w:val="clear" w:color="auto" w:fill="1E293B"/>
             <w:tcMar>
               <w:top w:w="100" w:type="dxa"/>
+              <w:left w:w="120" w:type="dxa"/>
               <w:bottom w:w="100" w:type="dxa"/>
-              <w:left w:w="120" w:type="dxa"/>
               <w:right w:w="120" w:type="dxa"/>
             </w:tcMar>
           </w:tcPr>
@@ -230,23 +235,22 @@
         <w:tc>
           <w:tcPr>
             <w:tcW w:w="5184" w:type="dxa"/>
-            <w:shd w:fill="1e293b" w:val="clear" w:color="auto"/>
-            <w:tcBorders>
-              <w:top w:val="single" w:sz="4" w:space="0" w:color="1e293b"/>
-              <w:left w:val="none" w:sz="4" w:space="0" w:color="none"/>
+            <w:tcBorders>
+              <w:top w:val="single" w:sz="4" w:space="0" w:color="1E293B"/>
+              <w:left w:val="none" w:sz="4" w:space="0" w:color="auto"/>
               <w:bottom w:val="single" w:sz="4" w:space="0" w:color="000000"/>
-              <w:right w:val="none" w:sz="4" w:space="0" w:color="none"/>
-            </w:tcBorders>
+              <w:right w:val="none" w:sz="4" w:space="0" w:color="auto"/>
+            </w:tcBorders>
+            <w:shd w:val="clear" w:color="auto" w:fill="1E293B"/>
             <w:tcMar>
               <w:top w:w="100" w:type="dxa"/>
+              <w:left w:w="120" w:type="dxa"/>
               <w:bottom w:w="100" w:type="dxa"/>
-              <w:left w:w="120" w:type="dxa"/>
               <w:right w:w="120" w:type="dxa"/>
             </w:tcMar>
           </w:tcPr>
           <w:p>
             <w:pPr>
-              <w:jc w:val="left"/>
               <w:rPr>
                 <w:b/>
               </w:rPr>
@@ -258,34 +262,9 @@
                 <w:color w:val="FFFFFF"/>
                 <w:sz w:val="19"/>
               </w:rPr>
-              <w:t>Historia de Usuario (User Story)</w:t>
-            </w:r>
-          </w:p>
-        </w:tc>
-        <w:tc>
-          <w:tcPr>
-            <w:tcW w:w="1440" w:type="dxa"/>
-            <w:shd w:fill="1e293b" w:val="clear" w:color="auto"/>
-            <w:tcBorders>
-              <w:top w:val="single" w:sz="4" w:space="0" w:color="1e293b"/>
-              <w:left w:val="none" w:sz="4" w:space="0" w:color="none"/>
-              <w:bottom w:val="single" w:sz="4" w:space="0" w:color="000000"/>
-              <w:right w:val="none" w:sz="4" w:space="0" w:color="none"/>
-            </w:tcBorders>
-            <w:tcMar>
-              <w:top w:w="100" w:type="dxa"/>
-              <w:bottom w:w="100" w:type="dxa"/>
-              <w:left w:w="120" w:type="dxa"/>
-              <w:right w:w="120" w:type="dxa"/>
-            </w:tcMar>
-          </w:tcPr>
-          <w:p>
-            <w:pPr>
-              <w:jc w:val="center"/>
-              <w:rPr>
-                <w:b/>
-              </w:rPr>
-            </w:pPr>
+              <w:t>Historia de Usuario (</w:t>
+            </w:r>
+            <w:proofErr w:type="spellStart"/>
             <w:r>
               <w:rPr>
                 <w:rFonts w:ascii="Calibri" w:hAnsi="Calibri"/>
@@ -293,34 +272,9 @@
                 <w:color w:val="FFFFFF"/>
                 <w:sz w:val="19"/>
               </w:rPr>
-              <w:t>Estimación (SP)</w:t>
-            </w:r>
-          </w:p>
-        </w:tc>
-        <w:tc>
-          <w:tcPr>
-            <w:tcW w:w="2016" w:type="dxa"/>
-            <w:shd w:fill="1e293b" w:val="clear" w:color="auto"/>
-            <w:tcBorders>
-              <w:top w:val="single" w:sz="4" w:space="0" w:color="1e293b"/>
-              <w:left w:val="none" w:sz="4" w:space="0" w:color="none"/>
-              <w:bottom w:val="single" w:sz="4" w:space="0" w:color="000000"/>
-              <w:right w:val="none" w:sz="4" w:space="0" w:color="none"/>
-            </w:tcBorders>
-            <w:tcMar>
-              <w:top w:w="100" w:type="dxa"/>
-              <w:bottom w:w="100" w:type="dxa"/>
-              <w:left w:w="120" w:type="dxa"/>
-              <w:right w:w="120" w:type="dxa"/>
-            </w:tcMar>
-          </w:tcPr>
-          <w:p>
-            <w:pPr>
-              <w:jc w:val="center"/>
-              <w:rPr>
-                <w:b/>
-              </w:rPr>
-            </w:pPr>
+              <w:t>User</w:t>
+            </w:r>
+            <w:proofErr w:type="spellEnd"/>
             <w:r>
               <w:rPr>
                 <w:rFonts w:ascii="Calibri" w:hAnsi="Calibri"/>
@@ -328,26 +282,99 @@
                 <w:color w:val="FFFFFF"/>
                 <w:sz w:val="19"/>
               </w:rPr>
+              <w:t xml:space="preserve"> Story)</w:t>
+            </w:r>
+          </w:p>
+        </w:tc>
+        <w:tc>
+          <w:tcPr>
+            <w:tcW w:w="1440" w:type="dxa"/>
+            <w:tcBorders>
+              <w:top w:val="single" w:sz="4" w:space="0" w:color="1E293B"/>
+              <w:left w:val="none" w:sz="4" w:space="0" w:color="auto"/>
+              <w:bottom w:val="single" w:sz="4" w:space="0" w:color="000000"/>
+              <w:right w:val="none" w:sz="4" w:space="0" w:color="auto"/>
+            </w:tcBorders>
+            <w:shd w:val="clear" w:color="auto" w:fill="1E293B"/>
+            <w:tcMar>
+              <w:top w:w="100" w:type="dxa"/>
+              <w:left w:w="120" w:type="dxa"/>
+              <w:bottom w:w="100" w:type="dxa"/>
+              <w:right w:w="120" w:type="dxa"/>
+            </w:tcMar>
+          </w:tcPr>
+          <w:p>
+            <w:pPr>
+              <w:jc w:val="center"/>
+              <w:rPr>
+                <w:b/>
+              </w:rPr>
+            </w:pPr>
+            <w:r>
+              <w:rPr>
+                <w:rFonts w:ascii="Calibri" w:hAnsi="Calibri"/>
+                <w:b/>
+                <w:color w:val="FFFFFF"/>
+                <w:sz w:val="19"/>
+              </w:rPr>
+              <w:t>Estimación (SP)</w:t>
+            </w:r>
+          </w:p>
+        </w:tc>
+        <w:tc>
+          <w:tcPr>
+            <w:tcW w:w="2016" w:type="dxa"/>
+            <w:tcBorders>
+              <w:top w:val="single" w:sz="4" w:space="0" w:color="1E293B"/>
+              <w:left w:val="none" w:sz="4" w:space="0" w:color="auto"/>
+              <w:bottom w:val="single" w:sz="4" w:space="0" w:color="000000"/>
+              <w:right w:val="none" w:sz="4" w:space="0" w:color="auto"/>
+            </w:tcBorders>
+            <w:shd w:val="clear" w:color="auto" w:fill="1E293B"/>
+            <w:tcMar>
+              <w:top w:w="100" w:type="dxa"/>
+              <w:left w:w="120" w:type="dxa"/>
+              <w:bottom w:w="100" w:type="dxa"/>
+              <w:right w:w="120" w:type="dxa"/>
+            </w:tcMar>
+          </w:tcPr>
+          <w:p>
+            <w:pPr>
+              <w:jc w:val="center"/>
+              <w:rPr>
+                <w:b/>
+              </w:rPr>
+            </w:pPr>
+            <w:r>
+              <w:rPr>
+                <w:rFonts w:ascii="Calibri" w:hAnsi="Calibri"/>
+                <w:b/>
+                <w:color w:val="FFFFFF"/>
+                <w:sz w:val="19"/>
+              </w:rPr>
               <w:t>Prioridad (MoSCoW)</w:t>
             </w:r>
           </w:p>
         </w:tc>
       </w:tr>
       <w:tr>
-        <w:tc>
-          <w:tcPr>
-            <w:tcW w:type="dxa" w:w="1440"/>
-            <w:shd w:fill="ffffff" w:val="clear" w:color="auto"/>
-            <w:tcBorders>
-              <w:top w:val="single" w:sz="4" w:space="0" w:color="e2e8f0"/>
-              <w:left w:val="none" w:sz="4" w:space="0" w:color="none"/>
-              <w:bottom w:val="single" w:sz="4" w:space="0" w:color="e2e8f0"/>
-              <w:right w:val="none" w:sz="4" w:space="0" w:color="none"/>
-            </w:tcBorders>
+        <w:trPr>
+          <w:jc w:val="center"/>
+        </w:trPr>
+        <w:tc>
+          <w:tcPr>
+            <w:tcW w:w="1440" w:type="dxa"/>
+            <w:tcBorders>
+              <w:top w:val="single" w:sz="4" w:space="0" w:color="E2E8F0"/>
+              <w:left w:val="none" w:sz="4" w:space="0" w:color="auto"/>
+              <w:bottom w:val="single" w:sz="4" w:space="0" w:color="E2E8F0"/>
+              <w:right w:val="none" w:sz="4" w:space="0" w:color="auto"/>
+            </w:tcBorders>
+            <w:shd w:val="clear" w:color="auto" w:fill="FFFFFF"/>
             <w:tcMar>
               <w:top w:w="80" w:type="dxa"/>
+              <w:left w:w="100" w:type="dxa"/>
               <w:bottom w:w="80" w:type="dxa"/>
-              <w:left w:w="100" w:type="dxa"/>
               <w:right w:w="100" w:type="dxa"/>
             </w:tcMar>
           </w:tcPr>
@@ -368,50 +395,46 @@
         </w:tc>
         <w:tc>
           <w:tcPr>
-            <w:tcW w:type="dxa" w:w="5184"/>
-            <w:shd w:fill="ffffff" w:val="clear" w:color="auto"/>
-            <w:tcBorders>
-              <w:top w:val="single" w:sz="4" w:space="0" w:color="e2e8f0"/>
-              <w:left w:val="none" w:sz="4" w:space="0" w:color="none"/>
-              <w:bottom w:val="single" w:sz="4" w:space="0" w:color="e2e8f0"/>
-              <w:right w:val="none" w:sz="4" w:space="0" w:color="none"/>
-            </w:tcBorders>
+            <w:tcW w:w="5184" w:type="dxa"/>
+            <w:tcBorders>
+              <w:top w:val="single" w:sz="4" w:space="0" w:color="E2E8F0"/>
+              <w:left w:val="none" w:sz="4" w:space="0" w:color="auto"/>
+              <w:bottom w:val="single" w:sz="4" w:space="0" w:color="E2E8F0"/>
+              <w:right w:val="none" w:sz="4" w:space="0" w:color="auto"/>
+            </w:tcBorders>
+            <w:shd w:val="clear" w:color="auto" w:fill="FFFFFF"/>
             <w:tcMar>
               <w:top w:w="80" w:type="dxa"/>
+              <w:left w:w="100" w:type="dxa"/>
               <w:bottom w:w="80" w:type="dxa"/>
+              <w:right w:w="100" w:type="dxa"/>
+            </w:tcMar>
+          </w:tcPr>
+          <w:p>
+            <w:r>
+              <w:rPr>
+                <w:rFonts w:ascii="Calibri" w:hAnsi="Calibri"/>
+                <w:color w:val="000000"/>
+                <w:sz w:val="18"/>
+              </w:rPr>
+              <w:t>Como Administrador/Operador del sistema, quiero autenticarme mediante credenciales seguras y control de acceso basado en roles (RBAC) para acceder exclusivamente a los módulos autorizados según mis funciones de trabajo en la empresa.</w:t>
+            </w:r>
+          </w:p>
+        </w:tc>
+        <w:tc>
+          <w:tcPr>
+            <w:tcW w:w="1440" w:type="dxa"/>
+            <w:tcBorders>
+              <w:top w:val="single" w:sz="4" w:space="0" w:color="E2E8F0"/>
+              <w:left w:val="none" w:sz="4" w:space="0" w:color="auto"/>
+              <w:bottom w:val="single" w:sz="4" w:space="0" w:color="E2E8F0"/>
+              <w:right w:val="none" w:sz="4" w:space="0" w:color="auto"/>
+            </w:tcBorders>
+            <w:shd w:val="clear" w:color="auto" w:fill="FFFFFF"/>
+            <w:tcMar>
+              <w:top w:w="80" w:type="dxa"/>
               <w:left w:w="100" w:type="dxa"/>
-              <w:right w:w="100" w:type="dxa"/>
-            </w:tcMar>
-          </w:tcPr>
-          <w:p>
-            <w:pPr>
-              <w:jc w:val="left"/>
-            </w:pPr>
-            <w:r>
-              <w:rPr>
-                <w:rFonts w:ascii="Calibri" w:hAnsi="Calibri"/>
-                <w:b w:val="0"/>
-                <w:color w:val="000000"/>
-                <w:sz w:val="18"/>
-              </w:rPr>
-              <w:t>Como Administrador/Operador del sistema, quiero autenticarme mediante credenciales seguras y control de acceso basado en roles (RBAC) para acceder exclusivamente a los módulos autorizados según mis funciones de trabajo en la empresa.</w:t>
-            </w:r>
-          </w:p>
-        </w:tc>
-        <w:tc>
-          <w:tcPr>
-            <w:tcW w:type="dxa" w:w="1440"/>
-            <w:shd w:fill="ffffff" w:val="clear" w:color="auto"/>
-            <w:tcBorders>
-              <w:top w:val="single" w:sz="4" w:space="0" w:color="e2e8f0"/>
-              <w:left w:val="none" w:sz="4" w:space="0" w:color="none"/>
-              <w:bottom w:val="single" w:sz="4" w:space="0" w:color="e2e8f0"/>
-              <w:right w:val="none" w:sz="4" w:space="0" w:color="none"/>
-            </w:tcBorders>
-            <w:tcMar>
-              <w:top w:w="80" w:type="dxa"/>
               <w:bottom w:w="80" w:type="dxa"/>
-              <w:left w:w="100" w:type="dxa"/>
               <w:right w:w="100" w:type="dxa"/>
             </w:tcMar>
           </w:tcPr>
@@ -422,7 +445,6 @@
             <w:r>
               <w:rPr>
                 <w:rFonts w:ascii="Calibri" w:hAnsi="Calibri"/>
-                <w:b w:val="0"/>
                 <w:color w:val="000000"/>
                 <w:sz w:val="18"/>
               </w:rPr>
@@ -432,18 +454,18 @@
         </w:tc>
         <w:tc>
           <w:tcPr>
-            <w:tcW w:type="dxa" w:w="2016"/>
-            <w:shd w:fill="ffffff" w:val="clear" w:color="auto"/>
-            <w:tcBorders>
-              <w:top w:val="single" w:sz="4" w:space="0" w:color="e2e8f0"/>
-              <w:left w:val="none" w:sz="4" w:space="0" w:color="none"/>
-              <w:bottom w:val="single" w:sz="4" w:space="0" w:color="e2e8f0"/>
-              <w:right w:val="none" w:sz="4" w:space="0" w:color="none"/>
-            </w:tcBorders>
+            <w:tcW w:w="2016" w:type="dxa"/>
+            <w:tcBorders>
+              <w:top w:val="single" w:sz="4" w:space="0" w:color="E2E8F0"/>
+              <w:left w:val="none" w:sz="4" w:space="0" w:color="auto"/>
+              <w:bottom w:val="single" w:sz="4" w:space="0" w:color="E2E8F0"/>
+              <w:right w:val="none" w:sz="4" w:space="0" w:color="auto"/>
+            </w:tcBorders>
+            <w:shd w:val="clear" w:color="auto" w:fill="FFFFFF"/>
             <w:tcMar>
               <w:top w:w="80" w:type="dxa"/>
+              <w:left w:w="100" w:type="dxa"/>
               <w:bottom w:w="80" w:type="dxa"/>
-              <w:left w:w="100" w:type="dxa"/>
               <w:right w:w="100" w:type="dxa"/>
             </w:tcMar>
           </w:tcPr>
@@ -464,20 +486,23 @@
         </w:tc>
       </w:tr>
       <w:tr>
-        <w:tc>
-          <w:tcPr>
-            <w:tcW w:type="dxa" w:w="1440"/>
-            <w:shd w:fill="f8fafc" w:val="clear" w:color="auto"/>
-            <w:tcBorders>
-              <w:top w:val="single" w:sz="4" w:space="0" w:color="e2e8f0"/>
-              <w:left w:val="none" w:sz="4" w:space="0" w:color="none"/>
-              <w:bottom w:val="single" w:sz="4" w:space="0" w:color="e2e8f0"/>
-              <w:right w:val="none" w:sz="4" w:space="0" w:color="none"/>
-            </w:tcBorders>
+        <w:trPr>
+          <w:jc w:val="center"/>
+        </w:trPr>
+        <w:tc>
+          <w:tcPr>
+            <w:tcW w:w="1440" w:type="dxa"/>
+            <w:tcBorders>
+              <w:top w:val="single" w:sz="4" w:space="0" w:color="E2E8F0"/>
+              <w:left w:val="none" w:sz="4" w:space="0" w:color="auto"/>
+              <w:bottom w:val="single" w:sz="4" w:space="0" w:color="E2E8F0"/>
+              <w:right w:val="none" w:sz="4" w:space="0" w:color="auto"/>
+            </w:tcBorders>
+            <w:shd w:val="clear" w:color="auto" w:fill="F8FAFC"/>
             <w:tcMar>
               <w:top w:w="80" w:type="dxa"/>
+              <w:left w:w="100" w:type="dxa"/>
               <w:bottom w:w="80" w:type="dxa"/>
-              <w:left w:w="100" w:type="dxa"/>
               <w:right w:w="100" w:type="dxa"/>
             </w:tcMar>
           </w:tcPr>
@@ -498,50 +523,64 @@
         </w:tc>
         <w:tc>
           <w:tcPr>
-            <w:tcW w:type="dxa" w:w="5184"/>
-            <w:shd w:fill="f8fafc" w:val="clear" w:color="auto"/>
-            <w:tcBorders>
-              <w:top w:val="single" w:sz="4" w:space="0" w:color="e2e8f0"/>
-              <w:left w:val="none" w:sz="4" w:space="0" w:color="none"/>
-              <w:bottom w:val="single" w:sz="4" w:space="0" w:color="e2e8f0"/>
-              <w:right w:val="none" w:sz="4" w:space="0" w:color="none"/>
-            </w:tcBorders>
+            <w:tcW w:w="5184" w:type="dxa"/>
+            <w:tcBorders>
+              <w:top w:val="single" w:sz="4" w:space="0" w:color="E2E8F0"/>
+              <w:left w:val="none" w:sz="4" w:space="0" w:color="auto"/>
+              <w:bottom w:val="single" w:sz="4" w:space="0" w:color="E2E8F0"/>
+              <w:right w:val="none" w:sz="4" w:space="0" w:color="auto"/>
+            </w:tcBorders>
+            <w:shd w:val="clear" w:color="auto" w:fill="F8FAFC"/>
             <w:tcMar>
               <w:top w:w="80" w:type="dxa"/>
+              <w:left w:w="100" w:type="dxa"/>
               <w:bottom w:w="80" w:type="dxa"/>
+              <w:right w:w="100" w:type="dxa"/>
+            </w:tcMar>
+          </w:tcPr>
+          <w:p>
+            <w:r>
+              <w:rPr>
+                <w:rFonts w:ascii="Calibri" w:hAnsi="Calibri"/>
+                <w:color w:val="000000"/>
+                <w:sz w:val="18"/>
+              </w:rPr>
+              <w:t xml:space="preserve">Como Vendedor/Administrador, quiero parametrizar el catálogo de productos con recetas técnicas de consumo por metro cuadrado (vinilo, lona, tinta y </w:t>
+            </w:r>
+            <w:proofErr w:type="spellStart"/>
+            <w:r>
+              <w:rPr>
+                <w:rFonts w:ascii="Calibri" w:hAnsi="Calibri"/>
+                <w:color w:val="000000"/>
+                <w:sz w:val="18"/>
+              </w:rPr>
+              <w:t>ojalillos</w:t>
+            </w:r>
+            <w:proofErr w:type="spellEnd"/>
+            <w:r>
+              <w:rPr>
+                <w:rFonts w:ascii="Calibri" w:hAnsi="Calibri"/>
+                <w:color w:val="000000"/>
+                <w:sz w:val="18"/>
+              </w:rPr>
+              <w:t>) para calcular costos y descontar inventario con exactitud matemática.</w:t>
+            </w:r>
+          </w:p>
+        </w:tc>
+        <w:tc>
+          <w:tcPr>
+            <w:tcW w:w="1440" w:type="dxa"/>
+            <w:tcBorders>
+              <w:top w:val="single" w:sz="4" w:space="0" w:color="E2E8F0"/>
+              <w:left w:val="none" w:sz="4" w:space="0" w:color="auto"/>
+              <w:bottom w:val="single" w:sz="4" w:space="0" w:color="E2E8F0"/>
+              <w:right w:val="none" w:sz="4" w:space="0" w:color="auto"/>
+            </w:tcBorders>
+            <w:shd w:val="clear" w:color="auto" w:fill="F8FAFC"/>
+            <w:tcMar>
+              <w:top w:w="80" w:type="dxa"/>
               <w:left w:w="100" w:type="dxa"/>
-              <w:right w:w="100" w:type="dxa"/>
-            </w:tcMar>
-          </w:tcPr>
-          <w:p>
-            <w:pPr>
-              <w:jc w:val="left"/>
-            </w:pPr>
-            <w:r>
-              <w:rPr>
-                <w:rFonts w:ascii="Calibri" w:hAnsi="Calibri"/>
-                <w:b w:val="0"/>
-                <w:color w:val="000000"/>
-                <w:sz w:val="18"/>
-              </w:rPr>
-              <w:t>Como Vendedor/Administrador, quiero parametrizar el catálogo de productos con recetas técnicas de consumo por m²etro cuadrado (vinilo, lona, tinta y ojalillos) para calcular costos y descontar inventario con exactitud matemática.</w:t>
-            </w:r>
-          </w:p>
-        </w:tc>
-        <w:tc>
-          <w:tcPr>
-            <w:tcW w:type="dxa" w:w="1440"/>
-            <w:shd w:fill="f8fafc" w:val="clear" w:color="auto"/>
-            <w:tcBorders>
-              <w:top w:val="single" w:sz="4" w:space="0" w:color="e2e8f0"/>
-              <w:left w:val="none" w:sz="4" w:space="0" w:color="none"/>
-              <w:bottom w:val="single" w:sz="4" w:space="0" w:color="e2e8f0"/>
-              <w:right w:val="none" w:sz="4" w:space="0" w:color="none"/>
-            </w:tcBorders>
-            <w:tcMar>
-              <w:top w:w="80" w:type="dxa"/>
               <w:bottom w:w="80" w:type="dxa"/>
-              <w:left w:w="100" w:type="dxa"/>
               <w:right w:w="100" w:type="dxa"/>
             </w:tcMar>
           </w:tcPr>
@@ -552,7 +591,6 @@
             <w:r>
               <w:rPr>
                 <w:rFonts w:ascii="Calibri" w:hAnsi="Calibri"/>
-                <w:b w:val="0"/>
                 <w:color w:val="000000"/>
                 <w:sz w:val="18"/>
               </w:rPr>
@@ -562,18 +600,18 @@
         </w:tc>
         <w:tc>
           <w:tcPr>
-            <w:tcW w:type="dxa" w:w="2016"/>
-            <w:shd w:fill="f8fafc" w:val="clear" w:color="auto"/>
-            <w:tcBorders>
-              <w:top w:val="single" w:sz="4" w:space="0" w:color="e2e8f0"/>
-              <w:left w:val="none" w:sz="4" w:space="0" w:color="none"/>
-              <w:bottom w:val="single" w:sz="4" w:space="0" w:color="e2e8f0"/>
-              <w:right w:val="none" w:sz="4" w:space="0" w:color="none"/>
-            </w:tcBorders>
+            <w:tcW w:w="2016" w:type="dxa"/>
+            <w:tcBorders>
+              <w:top w:val="single" w:sz="4" w:space="0" w:color="E2E8F0"/>
+              <w:left w:val="none" w:sz="4" w:space="0" w:color="auto"/>
+              <w:bottom w:val="single" w:sz="4" w:space="0" w:color="E2E8F0"/>
+              <w:right w:val="none" w:sz="4" w:space="0" w:color="auto"/>
+            </w:tcBorders>
+            <w:shd w:val="clear" w:color="auto" w:fill="F8FAFC"/>
             <w:tcMar>
               <w:top w:w="80" w:type="dxa"/>
+              <w:left w:w="100" w:type="dxa"/>
               <w:bottom w:w="80" w:type="dxa"/>
-              <w:left w:w="100" w:type="dxa"/>
               <w:right w:w="100" w:type="dxa"/>
             </w:tcMar>
           </w:tcPr>
@@ -594,20 +632,23 @@
         </w:tc>
       </w:tr>
       <w:tr>
-        <w:tc>
-          <w:tcPr>
-            <w:tcW w:type="dxa" w:w="1440"/>
-            <w:shd w:fill="ffffff" w:val="clear" w:color="auto"/>
-            <w:tcBorders>
-              <w:top w:val="single" w:sz="4" w:space="0" w:color="e2e8f0"/>
-              <w:left w:val="none" w:sz="4" w:space="0" w:color="none"/>
-              <w:bottom w:val="single" w:sz="4" w:space="0" w:color="e2e8f0"/>
-              <w:right w:val="none" w:sz="4" w:space="0" w:color="none"/>
-            </w:tcBorders>
+        <w:trPr>
+          <w:jc w:val="center"/>
+        </w:trPr>
+        <w:tc>
+          <w:tcPr>
+            <w:tcW w:w="1440" w:type="dxa"/>
+            <w:tcBorders>
+              <w:top w:val="single" w:sz="4" w:space="0" w:color="E2E8F0"/>
+              <w:left w:val="none" w:sz="4" w:space="0" w:color="auto"/>
+              <w:bottom w:val="single" w:sz="4" w:space="0" w:color="E2E8F0"/>
+              <w:right w:val="none" w:sz="4" w:space="0" w:color="auto"/>
+            </w:tcBorders>
+            <w:shd w:val="clear" w:color="auto" w:fill="FFFFFF"/>
             <w:tcMar>
               <w:top w:w="80" w:type="dxa"/>
+              <w:left w:w="100" w:type="dxa"/>
               <w:bottom w:w="80" w:type="dxa"/>
-              <w:left w:w="100" w:type="dxa"/>
               <w:right w:w="100" w:type="dxa"/>
             </w:tcMar>
           </w:tcPr>
@@ -628,50 +669,46 @@
         </w:tc>
         <w:tc>
           <w:tcPr>
-            <w:tcW w:type="dxa" w:w="5184"/>
-            <w:shd w:fill="ffffff" w:val="clear" w:color="auto"/>
-            <w:tcBorders>
-              <w:top w:val="single" w:sz="4" w:space="0" w:color="e2e8f0"/>
-              <w:left w:val="none" w:sz="4" w:space="0" w:color="none"/>
-              <w:bottom w:val="single" w:sz="4" w:space="0" w:color="e2e8f0"/>
-              <w:right w:val="none" w:sz="4" w:space="0" w:color="none"/>
-            </w:tcBorders>
+            <w:tcW w:w="5184" w:type="dxa"/>
+            <w:tcBorders>
+              <w:top w:val="single" w:sz="4" w:space="0" w:color="E2E8F0"/>
+              <w:left w:val="none" w:sz="4" w:space="0" w:color="auto"/>
+              <w:bottom w:val="single" w:sz="4" w:space="0" w:color="E2E8F0"/>
+              <w:right w:val="none" w:sz="4" w:space="0" w:color="auto"/>
+            </w:tcBorders>
+            <w:shd w:val="clear" w:color="auto" w:fill="FFFFFF"/>
             <w:tcMar>
               <w:top w:w="80" w:type="dxa"/>
+              <w:left w:w="100" w:type="dxa"/>
               <w:bottom w:w="80" w:type="dxa"/>
+              <w:right w:w="100" w:type="dxa"/>
+            </w:tcMar>
+          </w:tcPr>
+          <w:p>
+            <w:r>
+              <w:rPr>
+                <w:rFonts w:ascii="Calibri" w:hAnsi="Calibri"/>
+                <w:color w:val="000000"/>
+                <w:sz w:val="18"/>
+              </w:rPr>
+              <w:t>Como Vendedor de mostrador, quiero registrar cotizaciones dinámicas ingresando tipo de trabajo, dimensiones y acabados para emitir proformas formales a los clientes en un tiempo menor a 5 minutos.</w:t>
+            </w:r>
+          </w:p>
+        </w:tc>
+        <w:tc>
+          <w:tcPr>
+            <w:tcW w:w="1440" w:type="dxa"/>
+            <w:tcBorders>
+              <w:top w:val="single" w:sz="4" w:space="0" w:color="E2E8F0"/>
+              <w:left w:val="none" w:sz="4" w:space="0" w:color="auto"/>
+              <w:bottom w:val="single" w:sz="4" w:space="0" w:color="E2E8F0"/>
+              <w:right w:val="none" w:sz="4" w:space="0" w:color="auto"/>
+            </w:tcBorders>
+            <w:shd w:val="clear" w:color="auto" w:fill="FFFFFF"/>
+            <w:tcMar>
+              <w:top w:w="80" w:type="dxa"/>
               <w:left w:w="100" w:type="dxa"/>
-              <w:right w:w="100" w:type="dxa"/>
-            </w:tcMar>
-          </w:tcPr>
-          <w:p>
-            <w:pPr>
-              <w:jc w:val="left"/>
-            </w:pPr>
-            <w:r>
-              <w:rPr>
-                <w:rFonts w:ascii="Calibri" w:hAnsi="Calibri"/>
-                <w:b w:val="0"/>
-                <w:color w:val="000000"/>
-                <w:sz w:val="18"/>
-              </w:rPr>
-              <w:t>Como Vendedor de mostrador, quiero registrar cotizaciones dinámicas ingresando tipo de trabajo, dimensiones y acabados para emitir proformas formales a los clientes en un tiempo menor a 5 minutos.</w:t>
-            </w:r>
-          </w:p>
-        </w:tc>
-        <w:tc>
-          <w:tcPr>
-            <w:tcW w:type="dxa" w:w="1440"/>
-            <w:shd w:fill="ffffff" w:val="clear" w:color="auto"/>
-            <w:tcBorders>
-              <w:top w:val="single" w:sz="4" w:space="0" w:color="e2e8f0"/>
-              <w:left w:val="none" w:sz="4" w:space="0" w:color="none"/>
-              <w:bottom w:val="single" w:sz="4" w:space="0" w:color="e2e8f0"/>
-              <w:right w:val="none" w:sz="4" w:space="0" w:color="none"/>
-            </w:tcBorders>
-            <w:tcMar>
-              <w:top w:w="80" w:type="dxa"/>
               <w:bottom w:w="80" w:type="dxa"/>
-              <w:left w:w="100" w:type="dxa"/>
               <w:right w:w="100" w:type="dxa"/>
             </w:tcMar>
           </w:tcPr>
@@ -682,7 +719,6 @@
             <w:r>
               <w:rPr>
                 <w:rFonts w:ascii="Calibri" w:hAnsi="Calibri"/>
-                <w:b w:val="0"/>
                 <w:color w:val="000000"/>
                 <w:sz w:val="18"/>
               </w:rPr>
@@ -692,18 +728,18 @@
         </w:tc>
         <w:tc>
           <w:tcPr>
-            <w:tcW w:type="dxa" w:w="2016"/>
-            <w:shd w:fill="ffffff" w:val="clear" w:color="auto"/>
-            <w:tcBorders>
-              <w:top w:val="single" w:sz="4" w:space="0" w:color="e2e8f0"/>
-              <w:left w:val="none" w:sz="4" w:space="0" w:color="none"/>
-              <w:bottom w:val="single" w:sz="4" w:space="0" w:color="e2e8f0"/>
-              <w:right w:val="none" w:sz="4" w:space="0" w:color="none"/>
-            </w:tcBorders>
+            <w:tcW w:w="2016" w:type="dxa"/>
+            <w:tcBorders>
+              <w:top w:val="single" w:sz="4" w:space="0" w:color="E2E8F0"/>
+              <w:left w:val="none" w:sz="4" w:space="0" w:color="auto"/>
+              <w:bottom w:val="single" w:sz="4" w:space="0" w:color="E2E8F0"/>
+              <w:right w:val="none" w:sz="4" w:space="0" w:color="auto"/>
+            </w:tcBorders>
+            <w:shd w:val="clear" w:color="auto" w:fill="FFFFFF"/>
             <w:tcMar>
               <w:top w:w="80" w:type="dxa"/>
+              <w:left w:w="100" w:type="dxa"/>
               <w:bottom w:w="80" w:type="dxa"/>
-              <w:left w:w="100" w:type="dxa"/>
               <w:right w:w="100" w:type="dxa"/>
             </w:tcMar>
           </w:tcPr>
@@ -724,20 +760,23 @@
         </w:tc>
       </w:tr>
       <w:tr>
-        <w:tc>
-          <w:tcPr>
-            <w:tcW w:type="dxa" w:w="1440"/>
-            <w:shd w:fill="f8fafc" w:val="clear" w:color="auto"/>
-            <w:tcBorders>
-              <w:top w:val="single" w:sz="4" w:space="0" w:color="e2e8f0"/>
-              <w:left w:val="none" w:sz="4" w:space="0" w:color="none"/>
-              <w:bottom w:val="single" w:sz="4" w:space="0" w:color="e2e8f0"/>
-              <w:right w:val="none" w:sz="4" w:space="0" w:color="none"/>
-            </w:tcBorders>
+        <w:trPr>
+          <w:jc w:val="center"/>
+        </w:trPr>
+        <w:tc>
+          <w:tcPr>
+            <w:tcW w:w="1440" w:type="dxa"/>
+            <w:tcBorders>
+              <w:top w:val="single" w:sz="4" w:space="0" w:color="E2E8F0"/>
+              <w:left w:val="none" w:sz="4" w:space="0" w:color="auto"/>
+              <w:bottom w:val="single" w:sz="4" w:space="0" w:color="E2E8F0"/>
+              <w:right w:val="none" w:sz="4" w:space="0" w:color="auto"/>
+            </w:tcBorders>
+            <w:shd w:val="clear" w:color="auto" w:fill="F8FAFC"/>
             <w:tcMar>
               <w:top w:w="80" w:type="dxa"/>
+              <w:left w:w="100" w:type="dxa"/>
               <w:bottom w:w="80" w:type="dxa"/>
-              <w:left w:w="100" w:type="dxa"/>
               <w:right w:w="100" w:type="dxa"/>
             </w:tcMar>
           </w:tcPr>
@@ -758,50 +797,46 @@
         </w:tc>
         <w:tc>
           <w:tcPr>
-            <w:tcW w:type="dxa" w:w="5184"/>
-            <w:shd w:fill="f8fafc" w:val="clear" w:color="auto"/>
-            <w:tcBorders>
-              <w:top w:val="single" w:sz="4" w:space="0" w:color="e2e8f0"/>
-              <w:left w:val="none" w:sz="4" w:space="0" w:color="none"/>
-              <w:bottom w:val="single" w:sz="4" w:space="0" w:color="e2e8f0"/>
-              <w:right w:val="none" w:sz="4" w:space="0" w:color="none"/>
-            </w:tcBorders>
+            <w:tcW w:w="5184" w:type="dxa"/>
+            <w:tcBorders>
+              <w:top w:val="single" w:sz="4" w:space="0" w:color="E2E8F0"/>
+              <w:left w:val="none" w:sz="4" w:space="0" w:color="auto"/>
+              <w:bottom w:val="single" w:sz="4" w:space="0" w:color="E2E8F0"/>
+              <w:right w:val="none" w:sz="4" w:space="0" w:color="auto"/>
+            </w:tcBorders>
+            <w:shd w:val="clear" w:color="auto" w:fill="F8FAFC"/>
             <w:tcMar>
               <w:top w:w="80" w:type="dxa"/>
+              <w:left w:w="100" w:type="dxa"/>
               <w:bottom w:w="80" w:type="dxa"/>
+              <w:right w:w="100" w:type="dxa"/>
+            </w:tcMar>
+          </w:tcPr>
+          <w:p>
+            <w:r>
+              <w:rPr>
+                <w:rFonts w:ascii="Calibri" w:hAnsi="Calibri"/>
+                <w:color w:val="000000"/>
+                <w:sz w:val="18"/>
+              </w:rPr>
+              <w:t>Como Vendedor, quiero transformar proformas en Órdenes de Trabajo formales con correlativo automático, anticipo mínimo del 50% y fecha pactada para formalizar el contrato comercial y reservar insumos en bodega.</w:t>
+            </w:r>
+          </w:p>
+        </w:tc>
+        <w:tc>
+          <w:tcPr>
+            <w:tcW w:w="1440" w:type="dxa"/>
+            <w:tcBorders>
+              <w:top w:val="single" w:sz="4" w:space="0" w:color="E2E8F0"/>
+              <w:left w:val="none" w:sz="4" w:space="0" w:color="auto"/>
+              <w:bottom w:val="single" w:sz="4" w:space="0" w:color="E2E8F0"/>
+              <w:right w:val="none" w:sz="4" w:space="0" w:color="auto"/>
+            </w:tcBorders>
+            <w:shd w:val="clear" w:color="auto" w:fill="F8FAFC"/>
+            <w:tcMar>
+              <w:top w:w="80" w:type="dxa"/>
               <w:left w:w="100" w:type="dxa"/>
-              <w:right w:w="100" w:type="dxa"/>
-            </w:tcMar>
-          </w:tcPr>
-          <w:p>
-            <w:pPr>
-              <w:jc w:val="left"/>
-            </w:pPr>
-            <w:r>
-              <w:rPr>
-                <w:rFonts w:ascii="Calibri" w:hAnsi="Calibri"/>
-                <w:b w:val="0"/>
-                <w:color w:val="000000"/>
-                <w:sz w:val="18"/>
-              </w:rPr>
-              <w:t>Como Vendedor, quiero transformar proformas en Órdenes de Trabajo formales con correlativo automático, anticipo mínimo del 50% y fecha pactada para formalizar el contrato comercial y reservar insumos en bodega.</w:t>
-            </w:r>
-          </w:p>
-        </w:tc>
-        <w:tc>
-          <w:tcPr>
-            <w:tcW w:type="dxa" w:w="1440"/>
-            <w:shd w:fill="f8fafc" w:val="clear" w:color="auto"/>
-            <w:tcBorders>
-              <w:top w:val="single" w:sz="4" w:space="0" w:color="e2e8f0"/>
-              <w:left w:val="none" w:sz="4" w:space="0" w:color="none"/>
-              <w:bottom w:val="single" w:sz="4" w:space="0" w:color="e2e8f0"/>
-              <w:right w:val="none" w:sz="4" w:space="0" w:color="none"/>
-            </w:tcBorders>
-            <w:tcMar>
-              <w:top w:w="80" w:type="dxa"/>
               <w:bottom w:w="80" w:type="dxa"/>
-              <w:left w:w="100" w:type="dxa"/>
               <w:right w:w="100" w:type="dxa"/>
             </w:tcMar>
           </w:tcPr>
@@ -812,7 +847,6 @@
             <w:r>
               <w:rPr>
                 <w:rFonts w:ascii="Calibri" w:hAnsi="Calibri"/>
-                <w:b w:val="0"/>
                 <w:color w:val="000000"/>
                 <w:sz w:val="18"/>
               </w:rPr>
@@ -822,18 +856,18 @@
         </w:tc>
         <w:tc>
           <w:tcPr>
-            <w:tcW w:type="dxa" w:w="2016"/>
-            <w:shd w:fill="f8fafc" w:val="clear" w:color="auto"/>
-            <w:tcBorders>
-              <w:top w:val="single" w:sz="4" w:space="0" w:color="e2e8f0"/>
-              <w:left w:val="none" w:sz="4" w:space="0" w:color="none"/>
-              <w:bottom w:val="single" w:sz="4" w:space="0" w:color="e2e8f0"/>
-              <w:right w:val="none" w:sz="4" w:space="0" w:color="none"/>
-            </w:tcBorders>
+            <w:tcW w:w="2016" w:type="dxa"/>
+            <w:tcBorders>
+              <w:top w:val="single" w:sz="4" w:space="0" w:color="E2E8F0"/>
+              <w:left w:val="none" w:sz="4" w:space="0" w:color="auto"/>
+              <w:bottom w:val="single" w:sz="4" w:space="0" w:color="E2E8F0"/>
+              <w:right w:val="none" w:sz="4" w:space="0" w:color="auto"/>
+            </w:tcBorders>
+            <w:shd w:val="clear" w:color="auto" w:fill="F8FAFC"/>
             <w:tcMar>
               <w:top w:w="80" w:type="dxa"/>
+              <w:left w:w="100" w:type="dxa"/>
               <w:bottom w:w="80" w:type="dxa"/>
-              <w:left w:w="100" w:type="dxa"/>
               <w:right w:w="100" w:type="dxa"/>
             </w:tcMar>
           </w:tcPr>
@@ -854,20 +888,23 @@
         </w:tc>
       </w:tr>
       <w:tr>
-        <w:tc>
-          <w:tcPr>
-            <w:tcW w:type="dxa" w:w="1440"/>
-            <w:shd w:fill="ffffff" w:val="clear" w:color="auto"/>
-            <w:tcBorders>
-              <w:top w:val="single" w:sz="4" w:space="0" w:color="e2e8f0"/>
-              <w:left w:val="none" w:sz="4" w:space="0" w:color="none"/>
-              <w:bottom w:val="single" w:sz="4" w:space="0" w:color="e2e8f0"/>
-              <w:right w:val="none" w:sz="4" w:space="0" w:color="none"/>
-            </w:tcBorders>
+        <w:trPr>
+          <w:jc w:val="center"/>
+        </w:trPr>
+        <w:tc>
+          <w:tcPr>
+            <w:tcW w:w="1440" w:type="dxa"/>
+            <w:tcBorders>
+              <w:top w:val="single" w:sz="4" w:space="0" w:color="E2E8F0"/>
+              <w:left w:val="none" w:sz="4" w:space="0" w:color="auto"/>
+              <w:bottom w:val="single" w:sz="4" w:space="0" w:color="E2E8F0"/>
+              <w:right w:val="none" w:sz="4" w:space="0" w:color="auto"/>
+            </w:tcBorders>
+            <w:shd w:val="clear" w:color="auto" w:fill="FFFFFF"/>
             <w:tcMar>
               <w:top w:w="80" w:type="dxa"/>
+              <w:left w:w="100" w:type="dxa"/>
               <w:bottom w:w="80" w:type="dxa"/>
-              <w:left w:w="100" w:type="dxa"/>
               <w:right w:w="100" w:type="dxa"/>
             </w:tcMar>
           </w:tcPr>
@@ -888,50 +925,77 @@
         </w:tc>
         <w:tc>
           <w:tcPr>
-            <w:tcW w:type="dxa" w:w="5184"/>
-            <w:shd w:fill="ffffff" w:val="clear" w:color="auto"/>
-            <w:tcBorders>
-              <w:top w:val="single" w:sz="4" w:space="0" w:color="e2e8f0"/>
-              <w:left w:val="none" w:sz="4" w:space="0" w:color="none"/>
-              <w:bottom w:val="single" w:sz="4" w:space="0" w:color="e2e8f0"/>
-              <w:right w:val="none" w:sz="4" w:space="0" w:color="none"/>
-            </w:tcBorders>
+            <w:tcW w:w="5184" w:type="dxa"/>
+            <w:tcBorders>
+              <w:top w:val="single" w:sz="4" w:space="0" w:color="E2E8F0"/>
+              <w:left w:val="none" w:sz="4" w:space="0" w:color="auto"/>
+              <w:bottom w:val="single" w:sz="4" w:space="0" w:color="E2E8F0"/>
+              <w:right w:val="none" w:sz="4" w:space="0" w:color="auto"/>
+            </w:tcBorders>
+            <w:shd w:val="clear" w:color="auto" w:fill="FFFFFF"/>
             <w:tcMar>
               <w:top w:w="80" w:type="dxa"/>
+              <w:left w:w="100" w:type="dxa"/>
               <w:bottom w:w="80" w:type="dxa"/>
+              <w:right w:w="100" w:type="dxa"/>
+            </w:tcMar>
+          </w:tcPr>
+          <w:p>
+            <w:pPr>
+              <w:rPr>
+                <w:rFonts w:ascii="Calibri" w:hAnsi="Calibri"/>
+                <w:color w:val="000000"/>
+                <w:sz w:val="18"/>
+              </w:rPr>
+            </w:pPr>
+            <w:r>
+              <w:rPr>
+                <w:rFonts w:ascii="Calibri" w:hAnsi="Calibri"/>
+                <w:color w:val="000000"/>
+                <w:sz w:val="18"/>
+              </w:rPr>
+              <w:t xml:space="preserve">Como Operario de Taller, quiero </w:t>
+            </w:r>
+            <w:r>
+              <w:rPr>
+                <w:rFonts w:ascii="Calibri" w:hAnsi="Calibri"/>
+                <w:color w:val="000000"/>
+                <w:sz w:val="18"/>
+              </w:rPr>
+              <w:t>gestionar las órdenes de trabajo</w:t>
+            </w:r>
+            <w:r>
+              <w:rPr>
+                <w:rFonts w:ascii="Calibri" w:hAnsi="Calibri"/>
+                <w:color w:val="000000"/>
+                <w:sz w:val="18"/>
+              </w:rPr>
+              <w:t xml:space="preserve"> </w:t>
+            </w:r>
+            <w:r>
+              <w:rPr>
+                <w:rFonts w:ascii="Calibri" w:hAnsi="Calibri"/>
+                <w:color w:val="000000"/>
+                <w:sz w:val="18"/>
+              </w:rPr>
+              <w:t>por etapas de manufactura para reportar el progreso operativo en tiempo real.</w:t>
+            </w:r>
+          </w:p>
+        </w:tc>
+        <w:tc>
+          <w:tcPr>
+            <w:tcW w:w="1440" w:type="dxa"/>
+            <w:tcBorders>
+              <w:top w:val="single" w:sz="4" w:space="0" w:color="E2E8F0"/>
+              <w:left w:val="none" w:sz="4" w:space="0" w:color="auto"/>
+              <w:bottom w:val="single" w:sz="4" w:space="0" w:color="E2E8F0"/>
+              <w:right w:val="none" w:sz="4" w:space="0" w:color="auto"/>
+            </w:tcBorders>
+            <w:shd w:val="clear" w:color="auto" w:fill="FFFFFF"/>
+            <w:tcMar>
+              <w:top w:w="80" w:type="dxa"/>
               <w:left w:w="100" w:type="dxa"/>
-              <w:right w:w="100" w:type="dxa"/>
-            </w:tcMar>
-          </w:tcPr>
-          <w:p>
-            <w:pPr>
-              <w:jc w:val="left"/>
-            </w:pPr>
-            <w:r>
-              <w:rPr>
-                <w:rFonts w:ascii="Calibri" w:hAnsi="Calibri"/>
-                <w:b w:val="0"/>
-                <w:color w:val="000000"/>
-                <w:sz w:val="18"/>
-              </w:rPr>
-              <w:t>Como Operario de Taller, quiero visualizar y gestionar las órdenes de trabajo por etapas de manufactura para reportar el progreso operativo en tiempo real.</w:t>
-            </w:r>
-          </w:p>
-        </w:tc>
-        <w:tc>
-          <w:tcPr>
-            <w:tcW w:type="dxa" w:w="1440"/>
-            <w:shd w:fill="ffffff" w:val="clear" w:color="auto"/>
-            <w:tcBorders>
-              <w:top w:val="single" w:sz="4" w:space="0" w:color="e2e8f0"/>
-              <w:left w:val="none" w:sz="4" w:space="0" w:color="none"/>
-              <w:bottom w:val="single" w:sz="4" w:space="0" w:color="e2e8f0"/>
-              <w:right w:val="none" w:sz="4" w:space="0" w:color="none"/>
-            </w:tcBorders>
-            <w:tcMar>
-              <w:top w:w="80" w:type="dxa"/>
               <w:bottom w:w="80" w:type="dxa"/>
-              <w:left w:w="100" w:type="dxa"/>
               <w:right w:w="100" w:type="dxa"/>
             </w:tcMar>
           </w:tcPr>
@@ -942,7 +1006,6 @@
             <w:r>
               <w:rPr>
                 <w:rFonts w:ascii="Calibri" w:hAnsi="Calibri"/>
-                <w:b w:val="0"/>
                 <w:color w:val="000000"/>
                 <w:sz w:val="18"/>
               </w:rPr>
@@ -952,18 +1015,18 @@
         </w:tc>
         <w:tc>
           <w:tcPr>
-            <w:tcW w:type="dxa" w:w="2016"/>
-            <w:shd w:fill="ffffff" w:val="clear" w:color="auto"/>
-            <w:tcBorders>
-              <w:top w:val="single" w:sz="4" w:space="0" w:color="e2e8f0"/>
-              <w:left w:val="none" w:sz="4" w:space="0" w:color="none"/>
-              <w:bottom w:val="single" w:sz="4" w:space="0" w:color="e2e8f0"/>
-              <w:right w:val="none" w:sz="4" w:space="0" w:color="none"/>
-            </w:tcBorders>
+            <w:tcW w:w="2016" w:type="dxa"/>
+            <w:tcBorders>
+              <w:top w:val="single" w:sz="4" w:space="0" w:color="E2E8F0"/>
+              <w:left w:val="none" w:sz="4" w:space="0" w:color="auto"/>
+              <w:bottom w:val="single" w:sz="4" w:space="0" w:color="E2E8F0"/>
+              <w:right w:val="none" w:sz="4" w:space="0" w:color="auto"/>
+            </w:tcBorders>
+            <w:shd w:val="clear" w:color="auto" w:fill="FFFFFF"/>
             <w:tcMar>
               <w:top w:w="80" w:type="dxa"/>
+              <w:left w:w="100" w:type="dxa"/>
               <w:bottom w:w="80" w:type="dxa"/>
-              <w:left w:w="100" w:type="dxa"/>
               <w:right w:w="100" w:type="dxa"/>
             </w:tcMar>
           </w:tcPr>
@@ -984,20 +1047,23 @@
         </w:tc>
       </w:tr>
       <w:tr>
-        <w:tc>
-          <w:tcPr>
-            <w:tcW w:type="dxa" w:w="1440"/>
-            <w:shd w:fill="f8fafc" w:val="clear" w:color="auto"/>
-            <w:tcBorders>
-              <w:top w:val="single" w:sz="4" w:space="0" w:color="e2e8f0"/>
-              <w:left w:val="none" w:sz="4" w:space="0" w:color="none"/>
-              <w:bottom w:val="single" w:sz="4" w:space="0" w:color="e2e8f0"/>
-              <w:right w:val="none" w:sz="4" w:space="0" w:color="none"/>
-            </w:tcBorders>
+        <w:trPr>
+          <w:jc w:val="center"/>
+        </w:trPr>
+        <w:tc>
+          <w:tcPr>
+            <w:tcW w:w="1440" w:type="dxa"/>
+            <w:tcBorders>
+              <w:top w:val="single" w:sz="4" w:space="0" w:color="E2E8F0"/>
+              <w:left w:val="none" w:sz="4" w:space="0" w:color="auto"/>
+              <w:bottom w:val="single" w:sz="4" w:space="0" w:color="E2E8F0"/>
+              <w:right w:val="none" w:sz="4" w:space="0" w:color="auto"/>
+            </w:tcBorders>
+            <w:shd w:val="clear" w:color="auto" w:fill="F8FAFC"/>
             <w:tcMar>
               <w:top w:w="80" w:type="dxa"/>
+              <w:left w:w="100" w:type="dxa"/>
               <w:bottom w:w="80" w:type="dxa"/>
-              <w:left w:w="100" w:type="dxa"/>
               <w:right w:w="100" w:type="dxa"/>
             </w:tcMar>
           </w:tcPr>
@@ -1018,50 +1084,46 @@
         </w:tc>
         <w:tc>
           <w:tcPr>
-            <w:tcW w:type="dxa" w:w="5184"/>
-            <w:shd w:fill="f8fafc" w:val="clear" w:color="auto"/>
-            <w:tcBorders>
-              <w:top w:val="single" w:sz="4" w:space="0" w:color="e2e8f0"/>
-              <w:left w:val="none" w:sz="4" w:space="0" w:color="none"/>
-              <w:bottom w:val="single" w:sz="4" w:space="0" w:color="e2e8f0"/>
-              <w:right w:val="none" w:sz="4" w:space="0" w:color="none"/>
-            </w:tcBorders>
+            <w:tcW w:w="5184" w:type="dxa"/>
+            <w:tcBorders>
+              <w:top w:val="single" w:sz="4" w:space="0" w:color="E2E8F0"/>
+              <w:left w:val="none" w:sz="4" w:space="0" w:color="auto"/>
+              <w:bottom w:val="single" w:sz="4" w:space="0" w:color="E2E8F0"/>
+              <w:right w:val="none" w:sz="4" w:space="0" w:color="auto"/>
+            </w:tcBorders>
+            <w:shd w:val="clear" w:color="auto" w:fill="F8FAFC"/>
             <w:tcMar>
               <w:top w:w="80" w:type="dxa"/>
+              <w:left w:w="100" w:type="dxa"/>
               <w:bottom w:w="80" w:type="dxa"/>
+              <w:right w:w="100" w:type="dxa"/>
+            </w:tcMar>
+          </w:tcPr>
+          <w:p>
+            <w:r>
+              <w:rPr>
+                <w:rFonts w:ascii="Calibri" w:hAnsi="Calibri"/>
+                <w:color w:val="000000"/>
+                <w:sz w:val="18"/>
+              </w:rPr>
+              <w:t>Como Operario de Impresión, quiero registrar las mermas reales al finalizar la manufactura para realizar el ajuste automático de inventario.</w:t>
+            </w:r>
+          </w:p>
+        </w:tc>
+        <w:tc>
+          <w:tcPr>
+            <w:tcW w:w="1440" w:type="dxa"/>
+            <w:tcBorders>
+              <w:top w:val="single" w:sz="4" w:space="0" w:color="E2E8F0"/>
+              <w:left w:val="none" w:sz="4" w:space="0" w:color="auto"/>
+              <w:bottom w:val="single" w:sz="4" w:space="0" w:color="E2E8F0"/>
+              <w:right w:val="none" w:sz="4" w:space="0" w:color="auto"/>
+            </w:tcBorders>
+            <w:shd w:val="clear" w:color="auto" w:fill="F8FAFC"/>
+            <w:tcMar>
+              <w:top w:w="80" w:type="dxa"/>
               <w:left w:w="100" w:type="dxa"/>
-              <w:right w:w="100" w:type="dxa"/>
-            </w:tcMar>
-          </w:tcPr>
-          <w:p>
-            <w:pPr>
-              <w:jc w:val="left"/>
-            </w:pPr>
-            <w:r>
-              <w:rPr>
-                <w:rFonts w:ascii="Calibri" w:hAnsi="Calibri"/>
-                <w:b w:val="0"/>
-                <w:color w:val="000000"/>
-                <w:sz w:val="18"/>
-              </w:rPr>
-              <w:t>Como Operario de Impresión, quiero registrar las mermas reales y retazos aprovechables al finalizar la manufactura para realizar el ajuste automático de inventario y controlar desperdicios.</w:t>
-            </w:r>
-          </w:p>
-        </w:tc>
-        <w:tc>
-          <w:tcPr>
-            <w:tcW w:type="dxa" w:w="1440"/>
-            <w:shd w:fill="f8fafc" w:val="clear" w:color="auto"/>
-            <w:tcBorders>
-              <w:top w:val="single" w:sz="4" w:space="0" w:color="e2e8f0"/>
-              <w:left w:val="none" w:sz="4" w:space="0" w:color="none"/>
-              <w:bottom w:val="single" w:sz="4" w:space="0" w:color="e2e8f0"/>
-              <w:right w:val="none" w:sz="4" w:space="0" w:color="none"/>
-            </w:tcBorders>
-            <w:tcMar>
-              <w:top w:w="80" w:type="dxa"/>
               <w:bottom w:w="80" w:type="dxa"/>
-              <w:left w:w="100" w:type="dxa"/>
               <w:right w:w="100" w:type="dxa"/>
             </w:tcMar>
           </w:tcPr>
@@ -1072,7 +1134,6 @@
             <w:r>
               <w:rPr>
                 <w:rFonts w:ascii="Calibri" w:hAnsi="Calibri"/>
-                <w:b w:val="0"/>
                 <w:color w:val="000000"/>
                 <w:sz w:val="18"/>
               </w:rPr>
@@ -1082,18 +1143,18 @@
         </w:tc>
         <w:tc>
           <w:tcPr>
-            <w:tcW w:type="dxa" w:w="2016"/>
-            <w:shd w:fill="f8fafc" w:val="clear" w:color="auto"/>
-            <w:tcBorders>
-              <w:top w:val="single" w:sz="4" w:space="0" w:color="e2e8f0"/>
-              <w:left w:val="none" w:sz="4" w:space="0" w:color="none"/>
-              <w:bottom w:val="single" w:sz="4" w:space="0" w:color="e2e8f0"/>
-              <w:right w:val="none" w:sz="4" w:space="0" w:color="none"/>
-            </w:tcBorders>
+            <w:tcW w:w="2016" w:type="dxa"/>
+            <w:tcBorders>
+              <w:top w:val="single" w:sz="4" w:space="0" w:color="E2E8F0"/>
+              <w:left w:val="none" w:sz="4" w:space="0" w:color="auto"/>
+              <w:bottom w:val="single" w:sz="4" w:space="0" w:color="E2E8F0"/>
+              <w:right w:val="none" w:sz="4" w:space="0" w:color="auto"/>
+            </w:tcBorders>
+            <w:shd w:val="clear" w:color="auto" w:fill="F8FAFC"/>
             <w:tcMar>
               <w:top w:w="80" w:type="dxa"/>
+              <w:left w:w="100" w:type="dxa"/>
               <w:bottom w:w="80" w:type="dxa"/>
-              <w:left w:w="100" w:type="dxa"/>
               <w:right w:w="100" w:type="dxa"/>
             </w:tcMar>
           </w:tcPr>
@@ -1101,6 +1162,7 @@
             <w:pPr>
               <w:jc w:val="center"/>
             </w:pPr>
+            <w:proofErr w:type="spellStart"/>
             <w:r>
               <w:rPr>
                 <w:rFonts w:ascii="Calibri" w:hAnsi="Calibri"/>
@@ -1108,26 +1170,39 @@
                 <w:color w:val="000000"/>
                 <w:sz w:val="18"/>
               </w:rPr>
-              <w:t>Should Have (6)</w:t>
+              <w:t>Should</w:t>
+            </w:r>
+            <w:proofErr w:type="spellEnd"/>
+            <w:r>
+              <w:rPr>
+                <w:rFonts w:ascii="Calibri" w:hAnsi="Calibri"/>
+                <w:b/>
+                <w:color w:val="000000"/>
+                <w:sz w:val="18"/>
+              </w:rPr>
+              <w:t xml:space="preserve"> Have (6)</w:t>
             </w:r>
           </w:p>
         </w:tc>
       </w:tr>
       <w:tr>
-        <w:tc>
-          <w:tcPr>
-            <w:tcW w:type="dxa" w:w="1440"/>
-            <w:shd w:fill="ffffff" w:val="clear" w:color="auto"/>
-            <w:tcBorders>
-              <w:top w:val="single" w:sz="4" w:space="0" w:color="e2e8f0"/>
-              <w:left w:val="none" w:sz="4" w:space="0" w:color="none"/>
-              <w:bottom w:val="single" w:sz="4" w:space="0" w:color="e2e8f0"/>
-              <w:right w:val="none" w:sz="4" w:space="0" w:color="none"/>
-            </w:tcBorders>
+        <w:trPr>
+          <w:jc w:val="center"/>
+        </w:trPr>
+        <w:tc>
+          <w:tcPr>
+            <w:tcW w:w="1440" w:type="dxa"/>
+            <w:tcBorders>
+              <w:top w:val="single" w:sz="4" w:space="0" w:color="E2E8F0"/>
+              <w:left w:val="none" w:sz="4" w:space="0" w:color="auto"/>
+              <w:bottom w:val="single" w:sz="4" w:space="0" w:color="E2E8F0"/>
+              <w:right w:val="none" w:sz="4" w:space="0" w:color="auto"/>
+            </w:tcBorders>
+            <w:shd w:val="clear" w:color="auto" w:fill="FFFFFF"/>
             <w:tcMar>
               <w:top w:w="80" w:type="dxa"/>
+              <w:left w:w="100" w:type="dxa"/>
               <w:bottom w:w="80" w:type="dxa"/>
-              <w:left w:w="100" w:type="dxa"/>
               <w:right w:w="100" w:type="dxa"/>
             </w:tcMar>
           </w:tcPr>
@@ -1148,50 +1223,46 @@
         </w:tc>
         <w:tc>
           <w:tcPr>
-            <w:tcW w:type="dxa" w:w="5184"/>
-            <w:shd w:fill="ffffff" w:val="clear" w:color="auto"/>
-            <w:tcBorders>
-              <w:top w:val="single" w:sz="4" w:space="0" w:color="e2e8f0"/>
-              <w:left w:val="none" w:sz="4" w:space="0" w:color="none"/>
-              <w:bottom w:val="single" w:sz="4" w:space="0" w:color="e2e8f0"/>
-              <w:right w:val="none" w:sz="4" w:space="0" w:color="none"/>
-            </w:tcBorders>
+            <w:tcW w:w="5184" w:type="dxa"/>
+            <w:tcBorders>
+              <w:top w:val="single" w:sz="4" w:space="0" w:color="E2E8F0"/>
+              <w:left w:val="none" w:sz="4" w:space="0" w:color="auto"/>
+              <w:bottom w:val="single" w:sz="4" w:space="0" w:color="E2E8F0"/>
+              <w:right w:val="none" w:sz="4" w:space="0" w:color="auto"/>
+            </w:tcBorders>
+            <w:shd w:val="clear" w:color="auto" w:fill="FFFFFF"/>
             <w:tcMar>
               <w:top w:w="80" w:type="dxa"/>
+              <w:left w:w="100" w:type="dxa"/>
               <w:bottom w:w="80" w:type="dxa"/>
+              <w:right w:w="100" w:type="dxa"/>
+            </w:tcMar>
+          </w:tcPr>
+          <w:p>
+            <w:r>
+              <w:rPr>
+                <w:rFonts w:ascii="Calibri" w:hAnsi="Calibri"/>
+                <w:color w:val="000000"/>
+                <w:sz w:val="18"/>
+              </w:rPr>
+              <w:t>Como Cajero/Despachador, quiero verificar pagos multicanal (efectivo, Yape, transferencias) mediante un candado digital de entrega que impida el retiro físico de pedidos con saldo pendiente de cobro.</w:t>
+            </w:r>
+          </w:p>
+        </w:tc>
+        <w:tc>
+          <w:tcPr>
+            <w:tcW w:w="1440" w:type="dxa"/>
+            <w:tcBorders>
+              <w:top w:val="single" w:sz="4" w:space="0" w:color="E2E8F0"/>
+              <w:left w:val="none" w:sz="4" w:space="0" w:color="auto"/>
+              <w:bottom w:val="single" w:sz="4" w:space="0" w:color="E2E8F0"/>
+              <w:right w:val="none" w:sz="4" w:space="0" w:color="auto"/>
+            </w:tcBorders>
+            <w:shd w:val="clear" w:color="auto" w:fill="FFFFFF"/>
+            <w:tcMar>
+              <w:top w:w="80" w:type="dxa"/>
               <w:left w:w="100" w:type="dxa"/>
-              <w:right w:w="100" w:type="dxa"/>
-            </w:tcMar>
-          </w:tcPr>
-          <w:p>
-            <w:pPr>
-              <w:jc w:val="left"/>
-            </w:pPr>
-            <w:r>
-              <w:rPr>
-                <w:rFonts w:ascii="Calibri" w:hAnsi="Calibri"/>
-                <w:b w:val="0"/>
-                <w:color w:val="000000"/>
-                <w:sz w:val="18"/>
-              </w:rPr>
-              <w:t>Como Cajero/Despachador, quiero verificar pagos multicanal (efectivo, Yape, transferencias) mediante un candado digital de entrega que impida el retiro físico de pedidos con saldo pendiente de cobro.</w:t>
-            </w:r>
-          </w:p>
-        </w:tc>
-        <w:tc>
-          <w:tcPr>
-            <w:tcW w:type="dxa" w:w="1440"/>
-            <w:shd w:fill="ffffff" w:val="clear" w:color="auto"/>
-            <w:tcBorders>
-              <w:top w:val="single" w:sz="4" w:space="0" w:color="e2e8f0"/>
-              <w:left w:val="none" w:sz="4" w:space="0" w:color="none"/>
-              <w:bottom w:val="single" w:sz="4" w:space="0" w:color="e2e8f0"/>
-              <w:right w:val="none" w:sz="4" w:space="0" w:color="none"/>
-            </w:tcBorders>
-            <w:tcMar>
-              <w:top w:w="80" w:type="dxa"/>
               <w:bottom w:w="80" w:type="dxa"/>
-              <w:left w:w="100" w:type="dxa"/>
               <w:right w:w="100" w:type="dxa"/>
             </w:tcMar>
           </w:tcPr>
@@ -1202,7 +1273,6 @@
             <w:r>
               <w:rPr>
                 <w:rFonts w:ascii="Calibri" w:hAnsi="Calibri"/>
-                <w:b w:val="0"/>
                 <w:color w:val="000000"/>
                 <w:sz w:val="18"/>
               </w:rPr>
@@ -1212,18 +1282,18 @@
         </w:tc>
         <w:tc>
           <w:tcPr>
-            <w:tcW w:type="dxa" w:w="2016"/>
-            <w:shd w:fill="ffffff" w:val="clear" w:color="auto"/>
-            <w:tcBorders>
-              <w:top w:val="single" w:sz="4" w:space="0" w:color="e2e8f0"/>
-              <w:left w:val="none" w:sz="4" w:space="0" w:color="none"/>
-              <w:bottom w:val="single" w:sz="4" w:space="0" w:color="e2e8f0"/>
-              <w:right w:val="none" w:sz="4" w:space="0" w:color="none"/>
-            </w:tcBorders>
+            <w:tcW w:w="2016" w:type="dxa"/>
+            <w:tcBorders>
+              <w:top w:val="single" w:sz="4" w:space="0" w:color="E2E8F0"/>
+              <w:left w:val="none" w:sz="4" w:space="0" w:color="auto"/>
+              <w:bottom w:val="single" w:sz="4" w:space="0" w:color="E2E8F0"/>
+              <w:right w:val="none" w:sz="4" w:space="0" w:color="auto"/>
+            </w:tcBorders>
+            <w:shd w:val="clear" w:color="auto" w:fill="FFFFFF"/>
             <w:tcMar>
               <w:top w:w="80" w:type="dxa"/>
+              <w:left w:w="100" w:type="dxa"/>
               <w:bottom w:w="80" w:type="dxa"/>
-              <w:left w:w="100" w:type="dxa"/>
               <w:right w:w="100" w:type="dxa"/>
             </w:tcMar>
           </w:tcPr>
@@ -1244,20 +1314,23 @@
         </w:tc>
       </w:tr>
       <w:tr>
-        <w:tc>
-          <w:tcPr>
-            <w:tcW w:type="dxa" w:w="1440"/>
-            <w:shd w:fill="f8fafc" w:val="clear" w:color="auto"/>
-            <w:tcBorders>
-              <w:top w:val="single" w:sz="4" w:space="0" w:color="e2e8f0"/>
-              <w:left w:val="none" w:sz="4" w:space="0" w:color="none"/>
-              <w:bottom w:val="single" w:sz="4" w:space="0" w:color="e2e8f0"/>
-              <w:right w:val="none" w:sz="4" w:space="0" w:color="none"/>
-            </w:tcBorders>
+        <w:trPr>
+          <w:jc w:val="center"/>
+        </w:trPr>
+        <w:tc>
+          <w:tcPr>
+            <w:tcW w:w="1440" w:type="dxa"/>
+            <w:tcBorders>
+              <w:top w:val="single" w:sz="4" w:space="0" w:color="E2E8F0"/>
+              <w:left w:val="none" w:sz="4" w:space="0" w:color="auto"/>
+              <w:bottom w:val="single" w:sz="4" w:space="0" w:color="E2E8F0"/>
+              <w:right w:val="none" w:sz="4" w:space="0" w:color="auto"/>
+            </w:tcBorders>
+            <w:shd w:val="clear" w:color="auto" w:fill="F8FAFC"/>
             <w:tcMar>
               <w:top w:w="80" w:type="dxa"/>
+              <w:left w:w="100" w:type="dxa"/>
               <w:bottom w:w="80" w:type="dxa"/>
-              <w:left w:w="100" w:type="dxa"/>
               <w:right w:w="100" w:type="dxa"/>
             </w:tcMar>
           </w:tcPr>
@@ -1278,50 +1351,46 @@
         </w:tc>
         <w:tc>
           <w:tcPr>
-            <w:tcW w:type="dxa" w:w="5184"/>
-            <w:shd w:fill="f8fafc" w:val="clear" w:color="auto"/>
-            <w:tcBorders>
-              <w:top w:val="single" w:sz="4" w:space="0" w:color="e2e8f0"/>
-              <w:left w:val="none" w:sz="4" w:space="0" w:color="none"/>
-              <w:bottom w:val="single" w:sz="4" w:space="0" w:color="e2e8f0"/>
-              <w:right w:val="none" w:sz="4" w:space="0" w:color="none"/>
-            </w:tcBorders>
+            <w:tcW w:w="5184" w:type="dxa"/>
+            <w:tcBorders>
+              <w:top w:val="single" w:sz="4" w:space="0" w:color="E2E8F0"/>
+              <w:left w:val="none" w:sz="4" w:space="0" w:color="auto"/>
+              <w:bottom w:val="single" w:sz="4" w:space="0" w:color="E2E8F0"/>
+              <w:right w:val="none" w:sz="4" w:space="0" w:color="auto"/>
+            </w:tcBorders>
+            <w:shd w:val="clear" w:color="auto" w:fill="F8FAFC"/>
             <w:tcMar>
               <w:top w:w="80" w:type="dxa"/>
+              <w:left w:w="100" w:type="dxa"/>
               <w:bottom w:w="80" w:type="dxa"/>
+              <w:right w:w="100" w:type="dxa"/>
+            </w:tcMar>
+          </w:tcPr>
+          <w:p>
+            <w:r>
+              <w:rPr>
+                <w:rFonts w:ascii="Calibri" w:hAnsi="Calibri"/>
+                <w:color w:val="000000"/>
+                <w:sz w:val="18"/>
+              </w:rPr>
+              <w:t>Como Administrador/Cajero, quiero ejecutar el arqueo diario de caja segregando los ingresos de Imprenta, Gigantografías para conciliar los cobros en menos de 10 minutos con exactitud superior al 90%.</w:t>
+            </w:r>
+          </w:p>
+        </w:tc>
+        <w:tc>
+          <w:tcPr>
+            <w:tcW w:w="1440" w:type="dxa"/>
+            <w:tcBorders>
+              <w:top w:val="single" w:sz="4" w:space="0" w:color="E2E8F0"/>
+              <w:left w:val="none" w:sz="4" w:space="0" w:color="auto"/>
+              <w:bottom w:val="single" w:sz="4" w:space="0" w:color="E2E8F0"/>
+              <w:right w:val="none" w:sz="4" w:space="0" w:color="auto"/>
+            </w:tcBorders>
+            <w:shd w:val="clear" w:color="auto" w:fill="F8FAFC"/>
+            <w:tcMar>
+              <w:top w:w="80" w:type="dxa"/>
               <w:left w:w="100" w:type="dxa"/>
-              <w:right w:w="100" w:type="dxa"/>
-            </w:tcMar>
-          </w:tcPr>
-          <w:p>
-            <w:pPr>
-              <w:jc w:val="left"/>
-            </w:pPr>
-            <w:r>
-              <w:rPr>
-                <w:rFonts w:ascii="Calibri" w:hAnsi="Calibri"/>
-                <w:b w:val="0"/>
-                <w:color w:val="000000"/>
-                <w:sz w:val="18"/>
-              </w:rPr>
-              <w:t>Como Administrador/Cajero, quiero ejecutar el arqueo y liquidación diaria de caja segregando ingresos de Imprenta y Gigantografías para conciliar los cobros en menos de 10 minutos con exactitud superior al 90%.</w:t>
-            </w:r>
-          </w:p>
-        </w:tc>
-        <w:tc>
-          <w:tcPr>
-            <w:tcW w:type="dxa" w:w="1440"/>
-            <w:shd w:fill="f8fafc" w:val="clear" w:color="auto"/>
-            <w:tcBorders>
-              <w:top w:val="single" w:sz="4" w:space="0" w:color="e2e8f0"/>
-              <w:left w:val="none" w:sz="4" w:space="0" w:color="none"/>
-              <w:bottom w:val="single" w:sz="4" w:space="0" w:color="e2e8f0"/>
-              <w:right w:val="none" w:sz="4" w:space="0" w:color="none"/>
-            </w:tcBorders>
-            <w:tcMar>
-              <w:top w:w="80" w:type="dxa"/>
               <w:bottom w:w="80" w:type="dxa"/>
-              <w:left w:w="100" w:type="dxa"/>
               <w:right w:w="100" w:type="dxa"/>
             </w:tcMar>
           </w:tcPr>
@@ -1332,7 +1401,6 @@
             <w:r>
               <w:rPr>
                 <w:rFonts w:ascii="Calibri" w:hAnsi="Calibri"/>
-                <w:b w:val="0"/>
                 <w:color w:val="000000"/>
                 <w:sz w:val="18"/>
               </w:rPr>
@@ -1342,18 +1410,18 @@
         </w:tc>
         <w:tc>
           <w:tcPr>
-            <w:tcW w:type="dxa" w:w="2016"/>
-            <w:shd w:fill="f8fafc" w:val="clear" w:color="auto"/>
-            <w:tcBorders>
-              <w:top w:val="single" w:sz="4" w:space="0" w:color="e2e8f0"/>
-              <w:left w:val="none" w:sz="4" w:space="0" w:color="none"/>
-              <w:bottom w:val="single" w:sz="4" w:space="0" w:color="e2e8f0"/>
-              <w:right w:val="none" w:sz="4" w:space="0" w:color="none"/>
-            </w:tcBorders>
+            <w:tcW w:w="2016" w:type="dxa"/>
+            <w:tcBorders>
+              <w:top w:val="single" w:sz="4" w:space="0" w:color="E2E8F0"/>
+              <w:left w:val="none" w:sz="4" w:space="0" w:color="auto"/>
+              <w:bottom w:val="single" w:sz="4" w:space="0" w:color="E2E8F0"/>
+              <w:right w:val="none" w:sz="4" w:space="0" w:color="auto"/>
+            </w:tcBorders>
+            <w:shd w:val="clear" w:color="auto" w:fill="F8FAFC"/>
             <w:tcMar>
               <w:top w:w="80" w:type="dxa"/>
+              <w:left w:w="100" w:type="dxa"/>
               <w:bottom w:w="80" w:type="dxa"/>
-              <w:left w:w="100" w:type="dxa"/>
               <w:right w:w="100" w:type="dxa"/>
             </w:tcMar>
           </w:tcPr>
@@ -1374,20 +1442,23 @@
         </w:tc>
       </w:tr>
       <w:tr>
-        <w:tc>
-          <w:tcPr>
-            <w:tcW w:type="dxa" w:w="1440"/>
-            <w:shd w:fill="ffffff" w:val="clear" w:color="auto"/>
-            <w:tcBorders>
-              <w:top w:val="single" w:sz="4" w:space="0" w:color="e2e8f0"/>
-              <w:left w:val="none" w:sz="4" w:space="0" w:color="none"/>
-              <w:bottom w:val="single" w:sz="4" w:space="0" w:color="e2e8f0"/>
-              <w:right w:val="none" w:sz="4" w:space="0" w:color="none"/>
-            </w:tcBorders>
+        <w:trPr>
+          <w:jc w:val="center"/>
+        </w:trPr>
+        <w:tc>
+          <w:tcPr>
+            <w:tcW w:w="1440" w:type="dxa"/>
+            <w:tcBorders>
+              <w:top w:val="single" w:sz="4" w:space="0" w:color="E2E8F0"/>
+              <w:left w:val="none" w:sz="4" w:space="0" w:color="auto"/>
+              <w:bottom w:val="single" w:sz="4" w:space="0" w:color="E2E8F0"/>
+              <w:right w:val="none" w:sz="4" w:space="0" w:color="auto"/>
+            </w:tcBorders>
+            <w:shd w:val="clear" w:color="auto" w:fill="FFFFFF"/>
             <w:tcMar>
               <w:top w:w="80" w:type="dxa"/>
+              <w:left w:w="100" w:type="dxa"/>
               <w:bottom w:w="80" w:type="dxa"/>
-              <w:left w:w="100" w:type="dxa"/>
               <w:right w:w="100" w:type="dxa"/>
             </w:tcMar>
           </w:tcPr>
@@ -1408,44 +1479,69 @@
         </w:tc>
         <w:tc>
           <w:tcPr>
-            <w:tcW w:type="dxa" w:w="5184"/>
-            <w:shd w:fill="ffffff" w:val="clear" w:color="auto"/>
-            <w:tcBorders>
-              <w:top w:val="single" w:sz="4" w:space="0" w:color="e2e8f0"/>
-              <w:left w:val="none" w:sz="4" w:space="0" w:color="none"/>
-              <w:bottom w:val="single" w:sz="4" w:space="0" w:color="e2e8f0"/>
-              <w:right w:val="none" w:sz="4" w:space="0" w:color="none"/>
-            </w:tcBorders>
+            <w:tcW w:w="5184" w:type="dxa"/>
+            <w:tcBorders>
+              <w:top w:val="single" w:sz="4" w:space="0" w:color="E2E8F0"/>
+              <w:left w:val="none" w:sz="4" w:space="0" w:color="auto"/>
+              <w:bottom w:val="single" w:sz="4" w:space="0" w:color="E2E8F0"/>
+              <w:right w:val="none" w:sz="4" w:space="0" w:color="auto"/>
+            </w:tcBorders>
+            <w:shd w:val="clear" w:color="auto" w:fill="FFFFFF"/>
             <w:tcMar>
               <w:top w:w="80" w:type="dxa"/>
+              <w:left w:w="100" w:type="dxa"/>
               <w:bottom w:w="80" w:type="dxa"/>
+              <w:right w:w="100" w:type="dxa"/>
+            </w:tcMar>
+          </w:tcPr>
+          <w:p>
+            <w:pPr>
+              <w:rPr>
+                <w:rFonts w:cstheme="minorHAnsi"/>
+              </w:rPr>
+            </w:pPr>
+            <w:r>
+              <w:rPr>
+                <w:rFonts w:cstheme="minorHAnsi"/>
+                <w:sz w:val="18"/>
+                <w:szCs w:val="18"/>
+              </w:rPr>
+              <w:t xml:space="preserve">Como Gerente General, quiero visualizar un </w:t>
+            </w:r>
+            <w:proofErr w:type="spellStart"/>
+            <w:r>
+              <w:rPr>
+                <w:rFonts w:cstheme="minorHAnsi"/>
+                <w:sz w:val="18"/>
+                <w:szCs w:val="18"/>
+              </w:rPr>
+              <w:t>dashboard</w:t>
+            </w:r>
+            <w:proofErr w:type="spellEnd"/>
+            <w:r>
+              <w:rPr>
+                <w:rFonts w:cstheme="minorHAnsi"/>
+                <w:sz w:val="18"/>
+                <w:szCs w:val="18"/>
+              </w:rPr>
+              <w:t xml:space="preserve"> gerencial interactivo con indicadores clave de ventas, tiempos de atención, mermas y márgenes operativos para tomar decisiones basadas en datos.</w:t>
+            </w:r>
+          </w:p>
+        </w:tc>
+        <w:tc>
+          <w:tcPr>
+            <w:tcW w:w="1440" w:type="dxa"/>
+            <w:tcBorders>
+              <w:top w:val="single" w:sz="4" w:space="0" w:color="E2E8F0"/>
+              <w:left w:val="none" w:sz="4" w:space="0" w:color="auto"/>
+              <w:bottom w:val="single" w:sz="4" w:space="0" w:color="E2E8F0"/>
+              <w:right w:val="none" w:sz="4" w:space="0" w:color="auto"/>
+            </w:tcBorders>
+            <w:shd w:val="clear" w:color="auto" w:fill="FFFFFF"/>
+            <w:tcMar>
+              <w:top w:w="80" w:type="dxa"/>
               <w:left w:w="100" w:type="dxa"/>
-              <w:right w:w="100" w:type="dxa"/>
-            </w:tcMar>
-          </w:tcPr>
-          <w:p>
-            <w:pPr>
-              <w:jc w:val="left"/>
-            </w:pPr>
-            <w:r>
-              <w:t>Como Gerente General, quiero visualizar un dashboard gerencial interactivo con indicadores clave de ventas, tiempos de atención, mermas y márgenes operativos para tomar decisiones basadas en datos.</w:t>
-            </w:r>
-          </w:p>
-        </w:tc>
-        <w:tc>
-          <w:tcPr>
-            <w:tcW w:type="dxa" w:w="1440"/>
-            <w:shd w:fill="ffffff" w:val="clear" w:color="auto"/>
-            <w:tcBorders>
-              <w:top w:val="single" w:sz="4" w:space="0" w:color="e2e8f0"/>
-              <w:left w:val="none" w:sz="4" w:space="0" w:color="none"/>
-              <w:bottom w:val="single" w:sz="4" w:space="0" w:color="e2e8f0"/>
-              <w:right w:val="none" w:sz="4" w:space="0" w:color="none"/>
-            </w:tcBorders>
-            <w:tcMar>
-              <w:top w:w="80" w:type="dxa"/>
               <w:bottom w:w="80" w:type="dxa"/>
-              <w:left w:w="100" w:type="dxa"/>
               <w:right w:w="100" w:type="dxa"/>
             </w:tcMar>
           </w:tcPr>
@@ -1456,7 +1552,6 @@
             <w:r>
               <w:rPr>
                 <w:rFonts w:ascii="Calibri" w:hAnsi="Calibri"/>
-                <w:b w:val="0"/>
                 <w:color w:val="000000"/>
                 <w:sz w:val="18"/>
               </w:rPr>
@@ -1466,18 +1561,18 @@
         </w:tc>
         <w:tc>
           <w:tcPr>
-            <w:tcW w:type="dxa" w:w="2016"/>
-            <w:shd w:fill="ffffff" w:val="clear" w:color="auto"/>
-            <w:tcBorders>
-              <w:top w:val="single" w:sz="4" w:space="0" w:color="e2e8f0"/>
-              <w:left w:val="none" w:sz="4" w:space="0" w:color="none"/>
-              <w:bottom w:val="single" w:sz="4" w:space="0" w:color="e2e8f0"/>
-              <w:right w:val="none" w:sz="4" w:space="0" w:color="none"/>
-            </w:tcBorders>
+            <w:tcW w:w="2016" w:type="dxa"/>
+            <w:tcBorders>
+              <w:top w:val="single" w:sz="4" w:space="0" w:color="E2E8F0"/>
+              <w:left w:val="none" w:sz="4" w:space="0" w:color="auto"/>
+              <w:bottom w:val="single" w:sz="4" w:space="0" w:color="E2E8F0"/>
+              <w:right w:val="none" w:sz="4" w:space="0" w:color="auto"/>
+            </w:tcBorders>
+            <w:shd w:val="clear" w:color="auto" w:fill="FFFFFF"/>
             <w:tcMar>
               <w:top w:w="80" w:type="dxa"/>
+              <w:left w:w="100" w:type="dxa"/>
               <w:bottom w:w="80" w:type="dxa"/>
-              <w:left w:w="100" w:type="dxa"/>
               <w:right w:w="100" w:type="dxa"/>
             </w:tcMar>
           </w:tcPr>
@@ -1485,6 +1580,7 @@
             <w:pPr>
               <w:jc w:val="center"/>
             </w:pPr>
+            <w:proofErr w:type="spellStart"/>
             <w:r>
               <w:rPr>
                 <w:rFonts w:ascii="Calibri" w:hAnsi="Calibri"/>
@@ -1492,26 +1588,39 @@
                 <w:color w:val="000000"/>
                 <w:sz w:val="18"/>
               </w:rPr>
-              <w:t>Should Have (9)</w:t>
+              <w:t>Should</w:t>
+            </w:r>
+            <w:proofErr w:type="spellEnd"/>
+            <w:r>
+              <w:rPr>
+                <w:rFonts w:ascii="Calibri" w:hAnsi="Calibri"/>
+                <w:b/>
+                <w:color w:val="000000"/>
+                <w:sz w:val="18"/>
+              </w:rPr>
+              <w:t xml:space="preserve"> Have (9)</w:t>
             </w:r>
           </w:p>
         </w:tc>
       </w:tr>
       <w:tr>
-        <w:tc>
-          <w:tcPr>
-            <w:tcW w:type="dxa" w:w="1440"/>
-            <w:shd w:fill="f8fafc" w:val="clear" w:color="auto"/>
-            <w:tcBorders>
-              <w:top w:val="single" w:sz="4" w:space="0" w:color="e2e8f0"/>
-              <w:left w:val="none" w:sz="4" w:space="0" w:color="none"/>
-              <w:bottom w:val="single" w:sz="4" w:space="0" w:color="e2e8f0"/>
-              <w:right w:val="none" w:sz="4" w:space="0" w:color="none"/>
-            </w:tcBorders>
+        <w:trPr>
+          <w:jc w:val="center"/>
+        </w:trPr>
+        <w:tc>
+          <w:tcPr>
+            <w:tcW w:w="1440" w:type="dxa"/>
+            <w:tcBorders>
+              <w:top w:val="single" w:sz="4" w:space="0" w:color="E2E8F0"/>
+              <w:left w:val="none" w:sz="4" w:space="0" w:color="auto"/>
+              <w:bottom w:val="single" w:sz="4" w:space="0" w:color="E2E8F0"/>
+              <w:right w:val="none" w:sz="4" w:space="0" w:color="auto"/>
+            </w:tcBorders>
+            <w:shd w:val="clear" w:color="auto" w:fill="F8FAFC"/>
             <w:tcMar>
               <w:top w:w="80" w:type="dxa"/>
+              <w:left w:w="100" w:type="dxa"/>
               <w:bottom w:w="80" w:type="dxa"/>
-              <w:left w:w="100" w:type="dxa"/>
               <w:right w:w="100" w:type="dxa"/>
             </w:tcMar>
           </w:tcPr>
@@ -1532,50 +1641,46 @@
         </w:tc>
         <w:tc>
           <w:tcPr>
-            <w:tcW w:type="dxa" w:w="5184"/>
-            <w:shd w:fill="f8fafc" w:val="clear" w:color="auto"/>
-            <w:tcBorders>
-              <w:top w:val="single" w:sz="4" w:space="0" w:color="e2e8f0"/>
-              <w:left w:val="none" w:sz="4" w:space="0" w:color="none"/>
-              <w:bottom w:val="single" w:sz="4" w:space="0" w:color="e2e8f0"/>
-              <w:right w:val="none" w:sz="4" w:space="0" w:color="none"/>
-            </w:tcBorders>
+            <w:tcW w:w="5184" w:type="dxa"/>
+            <w:tcBorders>
+              <w:top w:val="single" w:sz="4" w:space="0" w:color="E2E8F0"/>
+              <w:left w:val="none" w:sz="4" w:space="0" w:color="auto"/>
+              <w:bottom w:val="single" w:sz="4" w:space="0" w:color="E2E8F0"/>
+              <w:right w:val="none" w:sz="4" w:space="0" w:color="auto"/>
+            </w:tcBorders>
+            <w:shd w:val="clear" w:color="auto" w:fill="F8FAFC"/>
             <w:tcMar>
               <w:top w:w="80" w:type="dxa"/>
+              <w:left w:w="100" w:type="dxa"/>
               <w:bottom w:w="80" w:type="dxa"/>
+              <w:right w:w="100" w:type="dxa"/>
+            </w:tcMar>
+          </w:tcPr>
+          <w:p>
+            <w:r>
+              <w:rPr>
+                <w:rFonts w:ascii="Calibri" w:hAnsi="Calibri"/>
+                <w:color w:val="000000"/>
+                <w:sz w:val="18"/>
+              </w:rPr>
+              <w:t>Como Gerente de Compras, quiero consultar un modelo predictivo de demanda con precisión mínima del 70% para proyectar el consumo mensual de insumos críticos y mejorar la planificación de insumos.</w:t>
+            </w:r>
+          </w:p>
+        </w:tc>
+        <w:tc>
+          <w:tcPr>
+            <w:tcW w:w="1440" w:type="dxa"/>
+            <w:tcBorders>
+              <w:top w:val="single" w:sz="4" w:space="0" w:color="E2E8F0"/>
+              <w:left w:val="none" w:sz="4" w:space="0" w:color="auto"/>
+              <w:bottom w:val="single" w:sz="4" w:space="0" w:color="E2E8F0"/>
+              <w:right w:val="none" w:sz="4" w:space="0" w:color="auto"/>
+            </w:tcBorders>
+            <w:shd w:val="clear" w:color="auto" w:fill="F8FAFC"/>
+            <w:tcMar>
+              <w:top w:w="80" w:type="dxa"/>
               <w:left w:w="100" w:type="dxa"/>
-              <w:right w:w="100" w:type="dxa"/>
-            </w:tcMar>
-          </w:tcPr>
-          <w:p>
-            <w:pPr>
-              <w:jc w:val="left"/>
-            </w:pPr>
-            <w:r>
-              <w:rPr>
-                <w:rFonts w:ascii="Calibri" w:hAnsi="Calibri"/>
-                <w:b w:val="0"/>
-                <w:color w:val="000000"/>
-                <w:sz w:val="18"/>
-              </w:rPr>
-              <w:t>Como Gerente de Compras, quiero consultar un modelo predictivo de demanda con precisión mínima del 70% para proyectar el consumo mensual de insumos críticos y evitar quiebres de inventario.</w:t>
-            </w:r>
-          </w:p>
-        </w:tc>
-        <w:tc>
-          <w:tcPr>
-            <w:tcW w:type="dxa" w:w="1440"/>
-            <w:shd w:fill="f8fafc" w:val="clear" w:color="auto"/>
-            <w:tcBorders>
-              <w:top w:val="single" w:sz="4" w:space="0" w:color="e2e8f0"/>
-              <w:left w:val="none" w:sz="4" w:space="0" w:color="none"/>
-              <w:bottom w:val="single" w:sz="4" w:space="0" w:color="e2e8f0"/>
-              <w:right w:val="none" w:sz="4" w:space="0" w:color="none"/>
-            </w:tcBorders>
-            <w:tcMar>
-              <w:top w:w="80" w:type="dxa"/>
               <w:bottom w:w="80" w:type="dxa"/>
-              <w:left w:w="100" w:type="dxa"/>
               <w:right w:w="100" w:type="dxa"/>
             </w:tcMar>
           </w:tcPr>
@@ -1586,7 +1691,6 @@
             <w:r>
               <w:rPr>
                 <w:rFonts w:ascii="Calibri" w:hAnsi="Calibri"/>
-                <w:b w:val="0"/>
                 <w:color w:val="000000"/>
                 <w:sz w:val="18"/>
               </w:rPr>
@@ -1596,18 +1700,18 @@
         </w:tc>
         <w:tc>
           <w:tcPr>
-            <w:tcW w:type="dxa" w:w="2016"/>
-            <w:shd w:fill="f8fafc" w:val="clear" w:color="auto"/>
-            <w:tcBorders>
-              <w:top w:val="single" w:sz="4" w:space="0" w:color="e2e8f0"/>
-              <w:left w:val="none" w:sz="4" w:space="0" w:color="none"/>
-              <w:bottom w:val="single" w:sz="4" w:space="0" w:color="e2e8f0"/>
-              <w:right w:val="none" w:sz="4" w:space="0" w:color="none"/>
-            </w:tcBorders>
+            <w:tcW w:w="2016" w:type="dxa"/>
+            <w:tcBorders>
+              <w:top w:val="single" w:sz="4" w:space="0" w:color="E2E8F0"/>
+              <w:left w:val="none" w:sz="4" w:space="0" w:color="auto"/>
+              <w:bottom w:val="single" w:sz="4" w:space="0" w:color="E2E8F0"/>
+              <w:right w:val="none" w:sz="4" w:space="0" w:color="auto"/>
+            </w:tcBorders>
+            <w:shd w:val="clear" w:color="auto" w:fill="F8FAFC"/>
             <w:tcMar>
               <w:top w:w="80" w:type="dxa"/>
+              <w:left w:w="100" w:type="dxa"/>
               <w:bottom w:w="80" w:type="dxa"/>
-              <w:left w:w="100" w:type="dxa"/>
               <w:right w:w="100" w:type="dxa"/>
             </w:tcMar>
           </w:tcPr>
@@ -1615,6 +1719,7 @@
             <w:pPr>
               <w:jc w:val="center"/>
             </w:pPr>
+            <w:proofErr w:type="spellStart"/>
             <w:r>
               <w:rPr>
                 <w:rFonts w:ascii="Calibri" w:hAnsi="Calibri"/>
@@ -1622,7 +1727,17 @@
                 <w:color w:val="000000"/>
                 <w:sz w:val="18"/>
               </w:rPr>
-              <w:t>Could Have (10)</w:t>
+              <w:t>Could</w:t>
+            </w:r>
+            <w:proofErr w:type="spellEnd"/>
+            <w:r>
+              <w:rPr>
+                <w:rFonts w:ascii="Calibri" w:hAnsi="Calibri"/>
+                <w:b/>
+                <w:color w:val="000000"/>
+                <w:sz w:val="18"/>
+              </w:rPr>
+              <w:t xml:space="preserve"> Have (10)</w:t>
             </w:r>
           </w:p>
         </w:tc>
@@ -1631,7 +1746,6 @@
     <w:p>
       <w:pPr>
         <w:spacing w:before="440" w:after="120" w:line="276" w:lineRule="auto"/>
-        <w:jc w:val="left"/>
       </w:pPr>
       <w:r>
         <w:rPr>
@@ -1640,67 +1754,179 @@
           <w:color w:val="000000"/>
           <w:sz w:val="26"/>
         </w:rPr>
+        <w:lastRenderedPageBreak/>
         <w:t>1.   Resumen del Enfoque Ágil y Metodología Scrum</w:t>
       </w:r>
     </w:p>
     <w:p>
       <w:pPr>
         <w:spacing w:before="60" w:after="120" w:line="276" w:lineRule="auto"/>
-        <w:jc w:val="left"/>
-      </w:pPr>
-      <w:r>
-        <w:t>El presente Product Backlog constituye el inventario único, centralizado y priorizado de todos los requisitos funcionales y no funcionales requeridos para la construcción del sistema web transaccional y los módulos de analítica para la empresa Impresos Trujillo E.I.R.L. El proyecto se gestiona bajo el marco de trabajo Scrum en modalidad ágil, priorizando la entrega iterativa de incrementos de software potencialmente desplegables orientados a mitigar los principales dolores operativos de la imprenta: lentitud en cotizaciones, descontrol de existencias y pérdidas por retiro de pedidos sin saldo cancelado.</w:t>
+      </w:pPr>
+      <w:r>
+        <w:t xml:space="preserve">El </w:t>
+      </w:r>
+      <w:proofErr w:type="spellStart"/>
+      <w:r>
+        <w:t>Product</w:t>
+      </w:r>
+      <w:proofErr w:type="spellEnd"/>
+      <w:r>
+        <w:t xml:space="preserve"> Backlog reúne las historias de usuario priorizadas para el desarrollo del sistema web. El proyecto se desarrolla con Scrum, priorizando la entrega progresiva de funcionalidades para optimizar los procesos operativos de la empresa</w:t>
+      </w:r>
+      <w:r>
+        <w:t>.</w:t>
       </w:r>
     </w:p>
     <w:p>
       <w:pPr>
         <w:spacing w:before="40" w:after="80" w:line="276" w:lineRule="auto"/>
-        <w:jc w:val="left"/>
-      </w:pPr>
-      <w:r>
-        <w:rPr>
-          <w:rFonts w:ascii="Calibri" w:hAnsi="Calibri"/>
-          <w:b w:val="0"/>
-          <w:color w:val="000000"/>
-          <w:sz w:val="19"/>
-        </w:rPr>
-        <w:t>•   Estimación en Story Points (Puntos de Historia): Se utiliza la secuencia Fibonacci adaptada (1, 2, 3, 5, 8, 13) como medida relativa de esfuerzo, complejidad técnica y riesgo de desarrollo, acordada por el equipo de desarrollo (Gerardo Plasencia, Jose Estibb Anhuaman y Diego Rodriguez).</w:t>
+      </w:pPr>
+      <w:r>
+        <w:rPr>
+          <w:rFonts w:ascii="Calibri" w:hAnsi="Calibri"/>
+          <w:color w:val="000000"/>
+          <w:sz w:val="19"/>
+        </w:rPr>
+        <w:t xml:space="preserve">•   Estimación en Story Points (Puntos de Historia): Se utiliza la secuencia Fibonacci adaptada (1, 2, 3, 5, 8, 13) como medida relativa de esfuerzo, complejidad técnica y riesgo de desarrollo, acordada por el equipo de desarrollo (Gerardo Plasencia, Jose Estibb Anhuaman y Diego </w:t>
+      </w:r>
+      <w:proofErr w:type="spellStart"/>
+      <w:r>
+        <w:rPr>
+          <w:rFonts w:ascii="Calibri" w:hAnsi="Calibri"/>
+          <w:color w:val="000000"/>
+          <w:sz w:val="19"/>
+        </w:rPr>
+        <w:t>Rodriguez</w:t>
+      </w:r>
+      <w:proofErr w:type="spellEnd"/>
+      <w:r>
+        <w:rPr>
+          <w:rFonts w:ascii="Calibri" w:hAnsi="Calibri"/>
+          <w:color w:val="000000"/>
+          <w:sz w:val="19"/>
+        </w:rPr>
+        <w:t>).</w:t>
       </w:r>
     </w:p>
     <w:p>
       <w:pPr>
         <w:spacing w:before="40" w:after="80" w:line="276" w:lineRule="auto"/>
-        <w:jc w:val="left"/>
-      </w:pPr>
-      <w:r>
-        <w:rPr>
-          <w:rFonts w:ascii="Calibri" w:hAnsi="Calibri"/>
-          <w:b w:val="0"/>
-          <w:color w:val="000000"/>
-          <w:sz w:val="19"/>
-        </w:rPr>
-        <w:t>•   Priorización MoSCoW: Las historias se clasifican en Must Have (requisitos indispensables para la operación básica de la imprenta, que deben estar culminados en los Sprints 1 y 2), Should Have (requisitos de alto valor operativo para el control de mermas y visualización gerencial en el Sprint 3), y Could Have (módulo avanzado de proyección predictiva de insumos mediante IA).</w:t>
+      </w:pPr>
+      <w:r>
+        <w:rPr>
+          <w:rFonts w:ascii="Calibri" w:hAnsi="Calibri"/>
+          <w:color w:val="000000"/>
+          <w:sz w:val="19"/>
+        </w:rPr>
+        <w:t xml:space="preserve">•   Priorización MoSCoW: Las historias se clasifican en Must Have (requisitos indispensables para la operación básica de la imprenta, que deben estar culminados en los </w:t>
+      </w:r>
+      <w:proofErr w:type="spellStart"/>
+      <w:r>
+        <w:rPr>
+          <w:rFonts w:ascii="Calibri" w:hAnsi="Calibri"/>
+          <w:color w:val="000000"/>
+          <w:sz w:val="19"/>
+        </w:rPr>
+        <w:t>Sprints</w:t>
+      </w:r>
+      <w:proofErr w:type="spellEnd"/>
+      <w:r>
+        <w:rPr>
+          <w:rFonts w:ascii="Calibri" w:hAnsi="Calibri"/>
+          <w:color w:val="000000"/>
+          <w:sz w:val="19"/>
+        </w:rPr>
+        <w:t xml:space="preserve"> 1 y 2), </w:t>
+      </w:r>
+      <w:proofErr w:type="spellStart"/>
+      <w:r>
+        <w:rPr>
+          <w:rFonts w:ascii="Calibri" w:hAnsi="Calibri"/>
+          <w:color w:val="000000"/>
+          <w:sz w:val="19"/>
+        </w:rPr>
+        <w:t>Should</w:t>
+      </w:r>
+      <w:proofErr w:type="spellEnd"/>
+      <w:r>
+        <w:rPr>
+          <w:rFonts w:ascii="Calibri" w:hAnsi="Calibri"/>
+          <w:color w:val="000000"/>
+          <w:sz w:val="19"/>
+        </w:rPr>
+        <w:t xml:space="preserve"> Have (requisitos de alto valor operativo para el control de mermas y visualización gerencial en el Sprint 3), y </w:t>
+      </w:r>
+      <w:proofErr w:type="spellStart"/>
+      <w:r>
+        <w:rPr>
+          <w:rFonts w:ascii="Calibri" w:hAnsi="Calibri"/>
+          <w:color w:val="000000"/>
+          <w:sz w:val="19"/>
+        </w:rPr>
+        <w:t>Could</w:t>
+      </w:r>
+      <w:proofErr w:type="spellEnd"/>
+      <w:r>
+        <w:rPr>
+          <w:rFonts w:ascii="Calibri" w:hAnsi="Calibri"/>
+          <w:color w:val="000000"/>
+          <w:sz w:val="19"/>
+        </w:rPr>
+        <w:t xml:space="preserve"> Have (módulo avanzado de proyección predictiva de insumos mediante IA).</w:t>
       </w:r>
     </w:p>
     <w:p>
       <w:pPr>
         <w:spacing w:before="40" w:after="240" w:line="276" w:lineRule="auto"/>
-        <w:jc w:val="left"/>
-      </w:pPr>
-      <w:r>
-        <w:rPr>
-          <w:rFonts w:ascii="Calibri" w:hAnsi="Calibri"/>
-          <w:b w:val="0"/>
-          <w:color w:val="000000"/>
-          <w:sz w:val="19"/>
-        </w:rPr>
-        <w:t>•   Velocidad y Capacidad Estimada: La suma total del Product Backlog es de 65 Story Points (SP), distribuidos en 3 Sprints de desarrollo de 2 semanas cada uno, asegurando que el 100% de la funcionalidad se encuentre operativa e implantada en la semana 11 del ciclo académico para la ejecución de la fase experimental de medición.</w:t>
+      </w:pPr>
+      <w:r>
+        <w:rPr>
+          <w:rFonts w:ascii="Calibri" w:hAnsi="Calibri"/>
+          <w:color w:val="000000"/>
+          <w:sz w:val="19"/>
+        </w:rPr>
+        <w:t xml:space="preserve">•   Velocidad y Capacidad Estimada: La suma total del </w:t>
+      </w:r>
+      <w:proofErr w:type="spellStart"/>
+      <w:r>
+        <w:rPr>
+          <w:rFonts w:ascii="Calibri" w:hAnsi="Calibri"/>
+          <w:color w:val="000000"/>
+          <w:sz w:val="19"/>
+        </w:rPr>
+        <w:t>Product</w:t>
+      </w:r>
+      <w:proofErr w:type="spellEnd"/>
+      <w:r>
+        <w:rPr>
+          <w:rFonts w:ascii="Calibri" w:hAnsi="Calibri"/>
+          <w:color w:val="000000"/>
+          <w:sz w:val="19"/>
+        </w:rPr>
+        <w:t xml:space="preserve"> Backlog es de 65 Story Points (SP), distribuidos en 3 </w:t>
+      </w:r>
+      <w:proofErr w:type="spellStart"/>
+      <w:r>
+        <w:rPr>
+          <w:rFonts w:ascii="Calibri" w:hAnsi="Calibri"/>
+          <w:color w:val="000000"/>
+          <w:sz w:val="19"/>
+        </w:rPr>
+        <w:t>Sprints</w:t>
+      </w:r>
+      <w:proofErr w:type="spellEnd"/>
+      <w:r>
+        <w:rPr>
+          <w:rFonts w:ascii="Calibri" w:hAnsi="Calibri"/>
+          <w:color w:val="000000"/>
+          <w:sz w:val="19"/>
+        </w:rPr>
+        <w:t xml:space="preserve"> de desarrollo de 2 semanas cada uno, asegurando que el 100% de la funcionalidad se encuentre operativa e implantada en la semana 11 del ciclo académico para la ejecución de la fase experimental de medición.</w:t>
       </w:r>
     </w:p>
     <w:p>
       <w:pPr>
         <w:spacing w:before="320" w:after="120" w:line="276" w:lineRule="auto"/>
-        <w:jc w:val="left"/>
       </w:pPr>
       <w:r>
         <w:rPr>
@@ -1715,16 +1941,22 @@
     <w:p>
       <w:pPr>
         <w:spacing w:before="40" w:after="160" w:line="276" w:lineRule="auto"/>
-        <w:jc w:val="left"/>
-      </w:pPr>
-      <w:r>
-        <w:t>A continuación, se detalla la formulación formal de las Historias de Usuario, acompañada de sus Criterios de Aceptación bajo el estándar Gherkin (Dado que / Cuando / Entonces), su valor de negocio para la empresa y las representaciones visuales (capturas de pantalla de la interfaz web en Angular 21) diseñadas para la arquitectura web en Angular 21, conforme a las directivas del curso:</w:t>
+      </w:pPr>
+      <w:r>
+        <w:t xml:space="preserve">A continuación, se detalla la formulación formal de las Historias de Usuario, acompañada de sus Criterios de Aceptación bajo el estándar </w:t>
+      </w:r>
+      <w:proofErr w:type="spellStart"/>
+      <w:r>
+        <w:t>Gherkin</w:t>
+      </w:r>
+      <w:proofErr w:type="spellEnd"/>
+      <w:r>
+        <w:t xml:space="preserve"> (Dado que / Cuando / Entonces), su valor de negocio para la empresa y las representaciones visuales (capturas de pantalla de la interfaz web en Angular 21) diseñadas para la arquitectura web en Angular 21, conforme a las directivas del curso:</w:t>
       </w:r>
     </w:p>
     <w:p>
       <w:pPr>
         <w:spacing w:before="200" w:after="80" w:line="276" w:lineRule="auto"/>
-        <w:jc w:val="left"/>
       </w:pPr>
       <w:r>
         <w:rPr>
@@ -1739,16 +1971,41 @@
     <w:p>
       <w:pPr>
         <w:spacing w:before="40" w:after="120" w:line="276" w:lineRule="auto"/>
-        <w:jc w:val="left"/>
       </w:pPr>
       <w:r>
         <w:t>Historia de Usuario (HU-01): Como Administrador u Operador del sistema, quiero autenticarme mediante credenciales institucionales y control de acceso basado en roles (RBAC) para acceder de forma segura únicamente a las opciones autorizadas para mi función de trabajo en la imprenta.</w:t>
+      </w:r>
+      <w:r>
         <w:br/>
         <w:t>•   Criterio de Aceptación 1 (Login Exitoso): Dado que el usuario ingresa su correo institucional y contraseña válidos, cuando presiona el botón «Ingresar a la Plataforma», entonces el sistema emite un token JWT con vigencia de 8 horas y redirige al panel principal correspondiente a su rol (Administración, Ventas o Taller).</w:t>
+      </w:r>
+      <w:r>
         <w:br/>
-        <w:t>•   Criterio de Aceptación 2 (Seguridad RBAC): Dado que un operario de taller inicia sesión, cuando intenta acceder manualmente a las rutas de facturación, caja o configuración de costos, entonces el sistema bloquea el acceso mediante guards de Angular y muestra un mensaje de acceso restringido.</w:t>
+        <w:t xml:space="preserve">•   Criterio de Aceptación 2 (Seguridad RBAC): Dado que un operario de taller inicia sesión, cuando intenta acceder manualmente a las rutas de facturación, caja o configuración de costos, entonces el sistema bloquea el acceso mediante </w:t>
+      </w:r>
+      <w:proofErr w:type="spellStart"/>
+      <w:r>
+        <w:t>guards</w:t>
+      </w:r>
+      <w:proofErr w:type="spellEnd"/>
+      <w:r>
+        <w:t xml:space="preserve"> de Angular y muestra un mensaje de </w:t>
+      </w:r>
+      <w:r>
+        <w:lastRenderedPageBreak/>
+        <w:t>acceso restringido.</w:t>
+      </w:r>
+      <w:r>
         <w:br/>
-        <w:t>•   Criterio de Aceptación 3 (Auditoría): Dado que un usuario inicia o cierra sesión, el sistema registra la marca de tiempo (timestamp), dirección IP y nombre del usuario en el log de auditoría.</w:t>
+        <w:t>•   Criterio de Aceptación 3 (Auditoría): Dado que un usuario inicia o cierra sesión, el sistema registra la marca de tiempo (</w:t>
+      </w:r>
+      <w:proofErr w:type="spellStart"/>
+      <w:r>
+        <w:t>timestamp</w:t>
+      </w:r>
+      <w:proofErr w:type="spellEnd"/>
+      <w:r>
+        <w:t>), dirección IP y nombre del usuario en el log de auditoría.</w:t>
       </w:r>
     </w:p>
     <w:p>
@@ -1760,21 +2017,22 @@
     <w:p>
       <w:r>
         <w:drawing>
-          <wp:inline xmlns:a="http://schemas.openxmlformats.org/drawingml/2006/main" xmlns:pic="http://schemas.openxmlformats.org/drawingml/2006/picture">
+          <wp:inline distT="0" distB="0" distL="0" distR="0" wp14:anchorId="0F6FF3C3" wp14:editId="54E72813">
             <wp:extent cx="5486400" cy="3433796"/>
+            <wp:effectExtent l="0" t="0" r="0" b="0"/>
             <wp:docPr id="1" name="Picture 1"/>
             <wp:cNvGraphicFramePr>
-              <a:graphicFrameLocks noChangeAspect="1"/>
+              <a:graphicFrameLocks xmlns:a="http://schemas.openxmlformats.org/drawingml/2006/main" noChangeAspect="1"/>
             </wp:cNvGraphicFramePr>
-            <a:graphic>
+            <a:graphic xmlns:a="http://schemas.openxmlformats.org/drawingml/2006/main">
               <a:graphicData uri="http://schemas.openxmlformats.org/drawingml/2006/picture">
-                <pic:pic>
+                <pic:pic xmlns:pic="http://schemas.openxmlformats.org/drawingml/2006/picture">
                   <pic:nvPicPr>
                     <pic:cNvPr id="0" name="mockup_ui1_login.png"/>
                     <pic:cNvPicPr/>
                   </pic:nvPicPr>
                   <pic:blipFill>
-                    <a:blip r:embed="rId13"/>
+                    <a:blip r:embed="rId8"/>
                     <a:stretch>
                       <a:fillRect/>
                     </a:stretch>
@@ -1784,7 +2042,9 @@
                       <a:off x="0" y="0"/>
                       <a:ext cx="5486400" cy="3433796"/>
                     </a:xfrm>
-                    <a:prstGeom prst="rect"/>
+                    <a:prstGeom prst="rect">
+                      <a:avLst/>
+                    </a:prstGeom>
                   </pic:spPr>
                 </pic:pic>
               </a:graphicData>
@@ -1811,7 +2071,6 @@
     <w:p>
       <w:pPr>
         <w:spacing w:before="240" w:after="80" w:line="276" w:lineRule="auto"/>
-        <w:jc w:val="left"/>
       </w:pPr>
       <w:r>
         <w:rPr>
@@ -1820,20 +2079,73 @@
           <w:color w:val="000000"/>
           <w:sz w:val="22"/>
         </w:rPr>
-        <w:t>2.2   Módulo de Ventas, Cotizador y Talonario Comercial Digital (HU-02, HU-03, HU-04)</w:t>
+        <w:t xml:space="preserve">2.2   Módulo de Ventas, </w:t>
+      </w:r>
+      <w:proofErr w:type="spellStart"/>
+      <w:r>
+        <w:rPr>
+          <w:rFonts w:ascii="Calibri" w:hAnsi="Calibri"/>
+          <w:b/>
+          <w:color w:val="000000"/>
+          <w:sz w:val="22"/>
+        </w:rPr>
+        <w:t>Cotizador</w:t>
+      </w:r>
+      <w:proofErr w:type="spellEnd"/>
+      <w:r>
+        <w:rPr>
+          <w:rFonts w:ascii="Calibri" w:hAnsi="Calibri"/>
+          <w:b/>
+          <w:color w:val="000000"/>
+          <w:sz w:val="22"/>
+        </w:rPr>
+        <w:t xml:space="preserve"> y Talonario Comercial Digital (HU-02, HU-03, HU-04)</w:t>
       </w:r>
     </w:p>
     <w:p>
       <w:pPr>
         <w:spacing w:before="40" w:after="120" w:line="276" w:lineRule="auto"/>
-        <w:jc w:val="left"/>
-      </w:pPr>
-      <w:r>
-        <w:t>Historias de Usuario (HU-02, HU-03, HU-04): Como Vendedor de mostrador, quiero disponer de un cotizador automático y un talonario digital que genere contratos y órdenes de trabajo con correlativo numérico único, cálculo exacto de metros cuadrados, anticipo mínimo y reserva automática de insumos en bodega para formalizar el pedido en menos de 5 minutos.</w:t>
+      </w:pPr>
+      <w:r>
+        <w:t xml:space="preserve">Historias de Usuario (HU-02, HU-03, HU-04): Como Vendedor de mostrador, quiero disponer de un </w:t>
+      </w:r>
+      <w:proofErr w:type="spellStart"/>
+      <w:r>
+        <w:t>cotizador</w:t>
+      </w:r>
+      <w:proofErr w:type="spellEnd"/>
+      <w:r>
+        <w:t xml:space="preserve"> automático y un talonario digital que genere contratos y órdenes de trabajo con correlativo numérico único, cálculo exacto de metros cuadrados, anticipo mínimo y reserva automática de insumos en bodega para formalizar el pedido en menos de 5 minutos.</w:t>
+      </w:r>
+      <w:r>
         <w:br/>
-        <w:t>•   Criterio de Aceptación 1 (Cálculo Automático de Superficie e Insumos): Dado que el vendedor ingresa el tipo de soporte (Lona Frontlit 13 oz, Vinil Adhesivo, etc.) y las dimensiones en metros (ancho x alto), el sistema calcula el área neta en m², suma la merma técnica configurada (10% por defecto) y calcula la cantidad requerida de tinta solvente y ojalillos perimetrales.</w:t>
+        <w:t xml:space="preserve">•   Criterio de Aceptación 1 (Cálculo Automático de Superficie e Insumos): Dado que el vendedor ingresa el tipo de soporte (Lona </w:t>
+      </w:r>
+      <w:proofErr w:type="spellStart"/>
+      <w:r>
+        <w:t>Frontlit</w:t>
+      </w:r>
+      <w:proofErr w:type="spellEnd"/>
+      <w:r>
+        <w:t xml:space="preserve"> 13 oz, Vinil Adhesivo, etc.) y las dimensiones en metros (ancho x alto), el sistema calcula el área neta en m², suma la merma técnica configurada (10% por defecto) y calcula la cantidad requerida de tinta solvente y </w:t>
+      </w:r>
+      <w:proofErr w:type="spellStart"/>
+      <w:r>
+        <w:t>ojalillos</w:t>
+      </w:r>
+      <w:proofErr w:type="spellEnd"/>
+      <w:r>
+        <w:t xml:space="preserve"> perimetrales.</w:t>
+      </w:r>
+      <w:r>
         <w:br/>
-        <w:t>•   Criterio de Aceptación 2 (Correlativo y Anticipo Obligatorio): Dado que se emite una nueva Orden de Trabajo, el sistema genera el código correlativo secuencial no reutilizable (ej. OT-2026-00482), calcula el precio total con IGV y exige el ingreso de un anticipo no menor al 50% del total antes de confirmar la emisión.</w:t>
+        <w:t>•   Criterio de Aceptación 2 (Correlativo y Anticipo Obligatorio): Dado que se emite una nueva Orden de Trabajo, el sistema genera el código correlativo secuencial no reutilizable (ej. OT-</w:t>
+      </w:r>
+      <w:r>
+        <w:lastRenderedPageBreak/>
+        <w:t>2026-00482), calcula el precio total con IGV y exige el ingreso de un anticipo no menor al 50% del total antes de confirmar la emisión.</w:t>
+      </w:r>
+      <w:r>
         <w:br/>
         <w:t>•   Criterio de Aceptación 3 (Reserva en Bodega): Dado que se confirma la Orden de Trabajo, el sistema descuenta del stock disponible y reserva en estado «comprometido» los metros cuadrados de lona/vinil correspondientes en la base de datos PostgreSQL.</w:t>
       </w:r>
@@ -1847,21 +2159,22 @@
     <w:p>
       <w:r>
         <w:drawing>
-          <wp:inline xmlns:a="http://schemas.openxmlformats.org/drawingml/2006/main" xmlns:pic="http://schemas.openxmlformats.org/drawingml/2006/picture">
+          <wp:inline distT="0" distB="0" distL="0" distR="0" wp14:anchorId="42F94F7F" wp14:editId="716B98DF">
             <wp:extent cx="5486400" cy="3433796"/>
+            <wp:effectExtent l="0" t="0" r="0" b="0"/>
             <wp:docPr id="2" name="Picture 2"/>
             <wp:cNvGraphicFramePr>
-              <a:graphicFrameLocks noChangeAspect="1"/>
+              <a:graphicFrameLocks xmlns:a="http://schemas.openxmlformats.org/drawingml/2006/main" noChangeAspect="1"/>
             </wp:cNvGraphicFramePr>
-            <a:graphic>
+            <a:graphic xmlns:a="http://schemas.openxmlformats.org/drawingml/2006/main">
               <a:graphicData uri="http://schemas.openxmlformats.org/drawingml/2006/picture">
-                <pic:pic>
+                <pic:pic xmlns:pic="http://schemas.openxmlformats.org/drawingml/2006/picture">
                   <pic:nvPicPr>
                     <pic:cNvPr id="0" name="mockup_ui2_talonario.png"/>
                     <pic:cNvPicPr/>
                   </pic:nvPicPr>
                   <pic:blipFill>
-                    <a:blip r:embed="rId14"/>
+                    <a:blip r:embed="rId9"/>
                     <a:stretch>
                       <a:fillRect/>
                     </a:stretch>
@@ -1871,7 +2184,9 @@
                       <a:off x="0" y="0"/>
                       <a:ext cx="5486400" cy="3433796"/>
                     </a:xfrm>
-                    <a:prstGeom prst="rect"/>
+                    <a:prstGeom prst="rect">
+                      <a:avLst/>
+                    </a:prstGeom>
                   </pic:spPr>
                 </pic:pic>
               </a:graphicData>
@@ -1892,13 +2207,32 @@
           <w:color w:val="464646"/>
           <w:sz w:val="17"/>
         </w:rPr>
-        <w:t>Figura 2. Captura de Interfaz: Talonario Comercial Digital, Cotizador y Reserva de Stock</w:t>
+        <w:t xml:space="preserve">Figura 2. Captura de Interfaz: Talonario Comercial Digital, </w:t>
+      </w:r>
+      <w:proofErr w:type="spellStart"/>
+      <w:r>
+        <w:rPr>
+          <w:rFonts w:ascii="Calibri" w:hAnsi="Calibri"/>
+          <w:b/>
+          <w:color w:val="464646"/>
+          <w:sz w:val="17"/>
+        </w:rPr>
+        <w:t>Cotizador</w:t>
+      </w:r>
+      <w:proofErr w:type="spellEnd"/>
+      <w:r>
+        <w:rPr>
+          <w:rFonts w:ascii="Calibri" w:hAnsi="Calibri"/>
+          <w:b/>
+          <w:color w:val="464646"/>
+          <w:sz w:val="17"/>
+        </w:rPr>
+        <w:t xml:space="preserve"> y Reserva de Stock</w:t>
       </w:r>
     </w:p>
     <w:p>
       <w:pPr>
         <w:spacing w:before="240" w:after="80" w:line="276" w:lineRule="auto"/>
-        <w:jc w:val="left"/>
       </w:pPr>
       <w:r>
         <w:rPr>
@@ -1913,14 +2247,31 @@
     <w:p>
       <w:pPr>
         <w:spacing w:before="40" w:after="120" w:line="276" w:lineRule="auto"/>
-        <w:jc w:val="left"/>
-      </w:pPr>
-      <w:r>
-        <w:t>Historias de Usuario (HU-05, HU-06): Como Operario de Taller, quiero gestionar las órdenes de trabajo por 4 etapas de manufactura (Diseño, Impresión, Acabados, Listo) y reportar las mermas reales post-impresión para mantener la visibilidad del estado de cada pedido y sincronizar los inventarios.</w:t>
+      </w:pPr>
+      <w:r>
+        <w:t xml:space="preserve">Historias de Usuario (HU-05, HU-06): Como Operario de Taller, quiero gestionar las órdenes de trabajo por 4 etapas de manufactura (Diseño, Impresión, Acabados, Listo) y reportar las mermas reales </w:t>
+      </w:r>
+      <w:proofErr w:type="spellStart"/>
+      <w:r>
+        <w:t>post-impresión</w:t>
+      </w:r>
+      <w:proofErr w:type="spellEnd"/>
+      <w:r>
+        <w:t xml:space="preserve"> para mantener la visibilidad del estado de cada pedido y sincronizar los inventarios.</w:t>
+      </w:r>
+      <w:r>
         <w:br/>
         <w:t>•   Criterio de Aceptación 1 (Transición de Estados de Taller): Dado que un diseñador concluye la diagramación y el cliente aprueba el arte digital, el operario arrastra la tarjeta de la OT a la columna «En Impresión», actualizando el estado inmediatamente en la base de datos y notificando al área de plotter.</w:t>
+      </w:r>
+      <w:r>
         <w:br/>
-        <w:t>•   Criterio de Aceptación 2 (Registro Cuantitativo de Mermas): Al finalizar la tirada en el plotter de gran formato, el operario debe registrar los metros cuadrados consumidos reales vs planificados y clasificar cualquier merma excedente (por calibración de cabezales, atasco o defecto de sustrato).</w:t>
+        <w:t xml:space="preserve">•   Criterio de Aceptación 2 (Registro Cuantitativo de Mermas): Al finalizar la tirada en el plotter de gran formato, el operario debe registrar los metros cuadrados consumidos reales vs </w:t>
+      </w:r>
+      <w:r>
+        <w:lastRenderedPageBreak/>
+        <w:t>planificados y clasificar cualquier merma excedente (por calibración de cabezales, atasco o defecto de sustrato).</w:t>
+      </w:r>
+      <w:r>
         <w:br/>
         <w:t>•   Criterio de Aceptación 3 (Etiquetado y Ubicación Física): Al pasar a la etapa «Terminado / Listo», el sistema asigna el estante físico de despacho donde se almacena el producto terminado para facilitar su entrega inmediata al cliente.</w:t>
       </w:r>
@@ -1934,21 +2285,22 @@
     <w:p>
       <w:r>
         <w:drawing>
-          <wp:inline xmlns:a="http://schemas.openxmlformats.org/drawingml/2006/main" xmlns:pic="http://schemas.openxmlformats.org/drawingml/2006/picture">
+          <wp:inline distT="0" distB="0" distL="0" distR="0" wp14:anchorId="47D485C4" wp14:editId="3F1C99A1">
             <wp:extent cx="5486400" cy="3388770"/>
+            <wp:effectExtent l="0" t="0" r="0" b="0"/>
             <wp:docPr id="3" name="Picture 3"/>
             <wp:cNvGraphicFramePr>
-              <a:graphicFrameLocks noChangeAspect="1"/>
+              <a:graphicFrameLocks xmlns:a="http://schemas.openxmlformats.org/drawingml/2006/main" noChangeAspect="1"/>
             </wp:cNvGraphicFramePr>
-            <a:graphic>
+            <a:graphic xmlns:a="http://schemas.openxmlformats.org/drawingml/2006/main">
               <a:graphicData uri="http://schemas.openxmlformats.org/drawingml/2006/picture">
-                <pic:pic>
+                <pic:pic xmlns:pic="http://schemas.openxmlformats.org/drawingml/2006/picture">
                   <pic:nvPicPr>
                     <pic:cNvPr id="0" name="mockup_ui3_taller_kanban.png"/>
                     <pic:cNvPicPr/>
                   </pic:nvPicPr>
                   <pic:blipFill>
-                    <a:blip r:embed="rId15"/>
+                    <a:blip r:embed="rId10"/>
                     <a:stretch>
                       <a:fillRect/>
                     </a:stretch>
@@ -1958,7 +2310,9 @@
                       <a:off x="0" y="0"/>
                       <a:ext cx="5486400" cy="3388770"/>
                     </a:xfrm>
-                    <a:prstGeom prst="rect"/>
+                    <a:prstGeom prst="rect">
+                      <a:avLst/>
+                    </a:prstGeom>
                   </pic:spPr>
                 </pic:pic>
               </a:graphicData>
@@ -1985,7 +2339,6 @@
     <w:p>
       <w:pPr>
         <w:spacing w:before="240" w:after="80" w:line="276" w:lineRule="auto"/>
-        <w:jc w:val="left"/>
       </w:pPr>
       <w:r>
         <w:rPr>
@@ -2000,14 +2353,23 @@
     <w:p>
       <w:pPr>
         <w:spacing w:before="40" w:after="120" w:line="276" w:lineRule="auto"/>
-        <w:jc w:val="left"/>
       </w:pPr>
       <w:r>
         <w:t>Historias de Usuario (HU-07, HU-08): Como Cajero y Despachador, quiero contar con un candado digital de seguridad que bloquee físicamente la entrega de productos terminados si la orden mantiene saldo pendiente, y liquidar diariamente la caja con segregación de unidades de negocio para erradicar pérdidas financieras.</w:t>
+      </w:r>
+      <w:r>
         <w:br/>
         <w:t>•   Criterio de Aceptación 1 (Candado Digital de Entrega Inviolable): Dado que el cliente solicita el retiro físico de su pedido en mostrador, el sistema verifica el saldo pendiente. Si el saldo es mayor a S/ 0.00, el botón «Entregar Producto» se muestra completamente inhabilitado y bloqueado con una alerta roja de advertencia.</w:t>
+      </w:r>
+      <w:r>
         <w:br/>
-        <w:t>•   Criterio de Aceptación 2 (Desbloqueo tras Cancelación 100%): Dado que el cajero registra la cobranza del saldo pendiente en efectivo, billetera digital (Yape) o transferencia con número de operación verificado, el saldo se actualiza a S/ 0.00 y el botón de despacho físico se habilita automáticamente.</w:t>
+        <w:t xml:space="preserve">•   Criterio de Aceptación 2 (Desbloqueo tras Cancelación 100%): Dado que el cajero registra la cobranza del saldo pendiente en efectivo, billetera digital (Yape) o transferencia con número de </w:t>
+      </w:r>
+      <w:r>
+        <w:lastRenderedPageBreak/>
+        <w:t>operación verificado, el saldo se actualiza a S/ 0.00 y el botón de despacho físico se habilita automáticamente.</w:t>
+      </w:r>
+      <w:r>
         <w:br/>
         <w:t>•   Criterio de Aceptación 3 (Arqueo Diario Segregado): Al cierre de la jornada comercial, el sistema genera el reporte de cuadre de caja discriminando con exactitud los ingresos correspondientes a la unidad de Imprenta frente a Gigantografías, reduciendo el tiempo de conciliación de 2 horas a menos de 10 minutos.</w:t>
       </w:r>
@@ -2021,21 +2383,22 @@
     <w:p>
       <w:r>
         <w:drawing>
-          <wp:inline xmlns:a="http://schemas.openxmlformats.org/drawingml/2006/main" xmlns:pic="http://schemas.openxmlformats.org/drawingml/2006/picture">
+          <wp:inline distT="0" distB="0" distL="0" distR="0" wp14:anchorId="473E7EC5" wp14:editId="439217C5">
             <wp:extent cx="5486400" cy="3137590"/>
+            <wp:effectExtent l="0" t="0" r="0" b="0"/>
             <wp:docPr id="4" name="Picture 4"/>
             <wp:cNvGraphicFramePr>
-              <a:graphicFrameLocks noChangeAspect="1"/>
+              <a:graphicFrameLocks xmlns:a="http://schemas.openxmlformats.org/drawingml/2006/main" noChangeAspect="1"/>
             </wp:cNvGraphicFramePr>
-            <a:graphic>
+            <a:graphic xmlns:a="http://schemas.openxmlformats.org/drawingml/2006/main">
               <a:graphicData uri="http://schemas.openxmlformats.org/drawingml/2006/picture">
-                <pic:pic>
+                <pic:pic xmlns:pic="http://schemas.openxmlformats.org/drawingml/2006/picture">
                   <pic:nvPicPr>
                     <pic:cNvPr id="0" name="mockup_ui4_candado_entrega.png"/>
                     <pic:cNvPicPr/>
                   </pic:nvPicPr>
                   <pic:blipFill>
-                    <a:blip r:embed="rId16"/>
+                    <a:blip r:embed="rId11"/>
                     <a:stretch>
                       <a:fillRect/>
                     </a:stretch>
@@ -2045,7 +2408,9 @@
                       <a:off x="0" y="0"/>
                       <a:ext cx="5486400" cy="3137590"/>
                     </a:xfrm>
-                    <a:prstGeom prst="rect"/>
+                    <a:prstGeom prst="rect">
+                      <a:avLst/>
+                    </a:prstGeom>
                   </pic:spPr>
                 </pic:pic>
               </a:graphicData>
@@ -2072,7 +2437,6 @@
     <w:p>
       <w:pPr>
         <w:spacing w:before="240" w:after="80" w:line="276" w:lineRule="auto"/>
-        <w:jc w:val="left"/>
       </w:pPr>
       <w:r>
         <w:rPr>
@@ -2087,15 +2451,39 @@
     <w:p>
       <w:pPr>
         <w:spacing w:before="40" w:after="120" w:line="276" w:lineRule="auto"/>
-        <w:jc w:val="left"/>
-      </w:pPr>
-      <w:r>
-        <w:t>Historias de Usuario (HU-09, HU-10): Como Gerente General y Gerente de Compras, quiero visualizar un panel ejecutivo de KPIs operativos en tiempo real y consultar un modelo analítico de proyección de consumo de insumos para tomar decisiones basadas en datos y anticipar las compras de materias primas.</w:t>
+      </w:pPr>
+      <w:r>
+        <w:t xml:space="preserve">Historias de Usuario (HU-09, HU-10): Como Gerente General y Gerente de Compras, quiero visualizar un panel ejecutivo de </w:t>
+      </w:r>
+      <w:proofErr w:type="spellStart"/>
+      <w:r>
+        <w:t>KPIs</w:t>
+      </w:r>
+      <w:proofErr w:type="spellEnd"/>
+      <w:r>
+        <w:t xml:space="preserve"> operativos en tiempo real y consultar un modelo analítico de proyección de consumo de insumos para tomar decisiones basadas en datos y anticipar las compras de materias primas.</w:t>
+      </w:r>
+      <w:r>
         <w:br/>
-        <w:t>•   Criterio de Aceptación 1 (Dashboard Operativo BI): El sistema consolida en tiempo real los indicadores métricos del negocio: volumen de ventas del mes, tiempo medio de cotización, porcentaje de mermas y monto de pérdidas por cobros impagos (meta S/ 0.00).</w:t>
+        <w:t>•   Criterio de Aceptación 1 (</w:t>
+      </w:r>
+      <w:proofErr w:type="spellStart"/>
+      <w:r>
+        <w:t>Dashboard</w:t>
+      </w:r>
+      <w:proofErr w:type="spellEnd"/>
+      <w:r>
+        <w:t xml:space="preserve"> Operativo BI): El sistema consolida en tiempo real los indicadores métricos del negocio: volumen de ventas del mes, tiempo medio de cotización, porcentaje de mermas y monto de pérdidas por cobros impagos (meta S/ 0.00).</w:t>
+      </w:r>
+      <w:r>
         <w:br/>
         <w:t>•   Criterio de Aceptación 2 (Segregación de Ingresos por Línea de Producto): El panel desglosa el porcentaje de facturación entre lonas, vinilos, roll-ups y trabajos offset/comprobantes de pago.</w:t>
+      </w:r>
+      <w:r>
         <w:br/>
+      </w:r>
+      <w:r>
+        <w:lastRenderedPageBreak/>
         <w:t>•   Criterio de Aceptación 3 (Pronóstico Predictivo de Insumos Críticos): El algoritmo de analítica avanzada procesa el histórico de consumos y proyecta la demanda de rollos de lona y vinil para las próximas 4 semanas con un nivel de exactitud mínimo del 70%, sugiriendo al administrador la fecha óptima de emisión de la orden de compra.</w:t>
       </w:r>
     </w:p>
@@ -2108,21 +2496,22 @@
     <w:p>
       <w:r>
         <w:drawing>
-          <wp:inline xmlns:a="http://schemas.openxmlformats.org/drawingml/2006/main" xmlns:pic="http://schemas.openxmlformats.org/drawingml/2006/picture">
+          <wp:inline distT="0" distB="0" distL="0" distR="0" wp14:anchorId="56A6AFFD" wp14:editId="53BA6B6E">
             <wp:extent cx="5486400" cy="3019882"/>
+            <wp:effectExtent l="0" t="0" r="0" b="0"/>
             <wp:docPr id="5" name="Picture 5"/>
             <wp:cNvGraphicFramePr>
-              <a:graphicFrameLocks noChangeAspect="1"/>
+              <a:graphicFrameLocks xmlns:a="http://schemas.openxmlformats.org/drawingml/2006/main" noChangeAspect="1"/>
             </wp:cNvGraphicFramePr>
-            <a:graphic>
+            <a:graphic xmlns:a="http://schemas.openxmlformats.org/drawingml/2006/main">
               <a:graphicData uri="http://schemas.openxmlformats.org/drawingml/2006/picture">
-                <pic:pic>
+                <pic:pic xmlns:pic="http://schemas.openxmlformats.org/drawingml/2006/picture">
                   <pic:nvPicPr>
                     <pic:cNvPr id="0" name="mockup_ui5_dashboard_bi.png"/>
                     <pic:cNvPicPr/>
                   </pic:nvPicPr>
                   <pic:blipFill>
-                    <a:blip r:embed="rId17"/>
+                    <a:blip r:embed="rId12"/>
                     <a:stretch>
                       <a:fillRect/>
                     </a:stretch>
@@ -2132,7 +2521,9 @@
                       <a:off x="0" y="0"/>
                       <a:ext cx="5486400" cy="3019882"/>
                     </a:xfrm>
-                    <a:prstGeom prst="rect"/>
+                    <a:prstGeom prst="rect">
+                      <a:avLst/>
+                    </a:prstGeom>
                   </pic:spPr>
                 </pic:pic>
               </a:graphicData>
@@ -2147,13 +2538,20 @@
         <w:jc w:val="center"/>
       </w:pPr>
       <w:r>
-        <w:t>Figura 5. Captura de Interfaz: Dashboard Gerencial BI y Análisis Financiero Operativo</w:t>
+        <w:t xml:space="preserve">Figura 5. Captura de Interfaz: </w:t>
+      </w:r>
+      <w:proofErr w:type="spellStart"/>
+      <w:r>
+        <w:t>Dashboard</w:t>
+      </w:r>
+      <w:proofErr w:type="spellEnd"/>
+      <w:r>
+        <w:t xml:space="preserve"> Gerencial BI y Análisis Financiero Operativo</w:t>
       </w:r>
     </w:p>
     <w:p>
       <w:pPr>
         <w:spacing w:before="320" w:after="120" w:line="276" w:lineRule="auto"/>
-        <w:jc w:val="left"/>
       </w:pPr>
       <w:r>
         <w:rPr>
@@ -2162,16 +2560,71 @@
           <w:color w:val="000000"/>
           <w:sz w:val="26"/>
         </w:rPr>
-        <w:t>3.   Definición de Terminado Transversal (Definition of Done — DoD)</w:t>
+        <w:t>3.   Definición de Terminado Transversal (</w:t>
+      </w:r>
+      <w:proofErr w:type="spellStart"/>
+      <w:r>
+        <w:rPr>
+          <w:rFonts w:ascii="Calibri" w:hAnsi="Calibri"/>
+          <w:b/>
+          <w:color w:val="000000"/>
+          <w:sz w:val="26"/>
+        </w:rPr>
+        <w:t>Definition</w:t>
+      </w:r>
+      <w:proofErr w:type="spellEnd"/>
+      <w:r>
+        <w:rPr>
+          <w:rFonts w:ascii="Calibri" w:hAnsi="Calibri"/>
+          <w:b/>
+          <w:color w:val="000000"/>
+          <w:sz w:val="26"/>
+        </w:rPr>
+        <w:t xml:space="preserve"> </w:t>
+      </w:r>
+      <w:proofErr w:type="spellStart"/>
+      <w:r>
+        <w:rPr>
+          <w:rFonts w:ascii="Calibri" w:hAnsi="Calibri"/>
+          <w:b/>
+          <w:color w:val="000000"/>
+          <w:sz w:val="26"/>
+        </w:rPr>
+        <w:t>of</w:t>
+      </w:r>
+      <w:proofErr w:type="spellEnd"/>
+      <w:r>
+        <w:rPr>
+          <w:rFonts w:ascii="Calibri" w:hAnsi="Calibri"/>
+          <w:b/>
+          <w:color w:val="000000"/>
+          <w:sz w:val="26"/>
+        </w:rPr>
+        <w:t xml:space="preserve"> Done — DoD)</w:t>
       </w:r>
     </w:p>
     <w:p>
       <w:pPr>
         <w:spacing w:before="40" w:after="120" w:line="276" w:lineRule="auto"/>
-        <w:jc w:val="left"/>
-      </w:pPr>
-      <w:r>
-        <w:t>Para que una Historia de Usuario se considere formalmente «Terminada» (Done) al cierre de cada Sprint y pueda presentarse en la sesión de Sprint Review con el Product Owner y el docente, debe satisfacer el 100% de los siguientes criterios técnicos y de calidad:</w:t>
+      </w:pPr>
+      <w:r>
+        <w:t xml:space="preserve">Para que una Historia de Usuario se considere formalmente «Terminada» (Done) al cierre de cada Sprint y pueda presentarse en la sesión de Sprint </w:t>
+      </w:r>
+      <w:proofErr w:type="spellStart"/>
+      <w:r>
+        <w:t>Review</w:t>
+      </w:r>
+      <w:proofErr w:type="spellEnd"/>
+      <w:r>
+        <w:t xml:space="preserve"> con el </w:t>
+      </w:r>
+      <w:proofErr w:type="spellStart"/>
+      <w:r>
+        <w:t>Product</w:t>
+      </w:r>
+      <w:proofErr w:type="spellEnd"/>
+      <w:r>
+        <w:t xml:space="preserve"> Owner y el docente, debe satisfacer el 100% de los siguientes criterios técnicos y de calidad:</w:t>
       </w:r>
     </w:p>
     <w:p>
@@ -2191,11 +2644,100 @@
       <w:r>
         <w:rPr>
           <w:rFonts w:ascii="Calibri" w:hAnsi="Calibri"/>
-          <w:b w:val="0"/>
-          <w:color w:val="000000"/>
-          <w:sz w:val="19"/>
-        </w:rPr>
-        <w:t>El código fuente está commiteado en la rama de funcionalidad correspondiente (feature/*) y mergeado a la rama develop mediante Pull Request revisado y aprobado por un par.</w:t>
+          <w:color w:val="000000"/>
+          <w:sz w:val="19"/>
+        </w:rPr>
+        <w:t xml:space="preserve">El código fuente está </w:t>
+      </w:r>
+      <w:proofErr w:type="spellStart"/>
+      <w:r>
+        <w:rPr>
+          <w:rFonts w:ascii="Calibri" w:hAnsi="Calibri"/>
+          <w:color w:val="000000"/>
+          <w:sz w:val="19"/>
+        </w:rPr>
+        <w:t>commiteado</w:t>
+      </w:r>
+      <w:proofErr w:type="spellEnd"/>
+      <w:r>
+        <w:rPr>
+          <w:rFonts w:ascii="Calibri" w:hAnsi="Calibri"/>
+          <w:color w:val="000000"/>
+          <w:sz w:val="19"/>
+        </w:rPr>
+        <w:t xml:space="preserve"> en la rama de funcionalidad correspondiente (</w:t>
+      </w:r>
+      <w:proofErr w:type="spellStart"/>
+      <w:r>
+        <w:rPr>
+          <w:rFonts w:ascii="Calibri" w:hAnsi="Calibri"/>
+          <w:color w:val="000000"/>
+          <w:sz w:val="19"/>
+        </w:rPr>
+        <w:t>feature</w:t>
+      </w:r>
+      <w:proofErr w:type="spellEnd"/>
+      <w:r>
+        <w:rPr>
+          <w:rFonts w:ascii="Calibri" w:hAnsi="Calibri"/>
+          <w:color w:val="000000"/>
+          <w:sz w:val="19"/>
+        </w:rPr>
+        <w:t xml:space="preserve">/*) y </w:t>
+      </w:r>
+      <w:proofErr w:type="spellStart"/>
+      <w:r>
+        <w:rPr>
+          <w:rFonts w:ascii="Calibri" w:hAnsi="Calibri"/>
+          <w:color w:val="000000"/>
+          <w:sz w:val="19"/>
+        </w:rPr>
+        <w:t>mergeado</w:t>
+      </w:r>
+      <w:proofErr w:type="spellEnd"/>
+      <w:r>
+        <w:rPr>
+          <w:rFonts w:ascii="Calibri" w:hAnsi="Calibri"/>
+          <w:color w:val="000000"/>
+          <w:sz w:val="19"/>
+        </w:rPr>
+        <w:t xml:space="preserve"> a la rama </w:t>
+      </w:r>
+      <w:proofErr w:type="spellStart"/>
+      <w:r>
+        <w:rPr>
+          <w:rFonts w:ascii="Calibri" w:hAnsi="Calibri"/>
+          <w:color w:val="000000"/>
+          <w:sz w:val="19"/>
+        </w:rPr>
+        <w:t>develop</w:t>
+      </w:r>
+      <w:proofErr w:type="spellEnd"/>
+      <w:r>
+        <w:rPr>
+          <w:rFonts w:ascii="Calibri" w:hAnsi="Calibri"/>
+          <w:color w:val="000000"/>
+          <w:sz w:val="19"/>
+        </w:rPr>
+        <w:t xml:space="preserve"> mediante Pull </w:t>
+      </w:r>
+      <w:proofErr w:type="spellStart"/>
+      <w:r>
+        <w:rPr>
+          <w:rFonts w:ascii="Calibri" w:hAnsi="Calibri"/>
+          <w:color w:val="000000"/>
+          <w:sz w:val="19"/>
+        </w:rPr>
+        <w:t>Request</w:t>
+      </w:r>
+      <w:proofErr w:type="spellEnd"/>
+      <w:r>
+        <w:rPr>
+          <w:rFonts w:ascii="Calibri" w:hAnsi="Calibri"/>
+          <w:color w:val="000000"/>
+          <w:sz w:val="19"/>
+        </w:rPr>
+        <w:t xml:space="preserve"> revisado y aprobado por un par.</w:t>
       </w:r>
     </w:p>
     <w:p>
@@ -2204,7 +2746,23 @@
         <w:ind w:left="360" w:hanging="360"/>
       </w:pPr>
       <w:r>
-        <w:t>•  Pruebas Unitarias Automatizadas: Los servicios y modelos backend cuentan con pruebas unitarias en pytest con una cobertura de código superior al 80%, y los componentes de Angular pasan pruebas con Jasmine/Karma sin fallos.</w:t>
+        <w:t xml:space="preserve">•  Pruebas Unitarias Automatizadas: Los servicios y modelos </w:t>
+      </w:r>
+      <w:proofErr w:type="spellStart"/>
+      <w:r>
+        <w:t>backend</w:t>
+      </w:r>
+      <w:proofErr w:type="spellEnd"/>
+      <w:r>
+        <w:t xml:space="preserve"> cuentan con pruebas unitarias en </w:t>
+      </w:r>
+      <w:proofErr w:type="spellStart"/>
+      <w:r>
+        <w:t>pytest</w:t>
+      </w:r>
+      <w:proofErr w:type="spellEnd"/>
+      <w:r>
+        <w:t xml:space="preserve"> con una cobertura de código superior al 80%, y los componentes de Angular pasan pruebas con Jasmine/Karma sin fallos.</w:t>
       </w:r>
     </w:p>
     <w:p>
@@ -2224,11 +2782,28 @@
       <w:r>
         <w:rPr>
           <w:rFonts w:ascii="Calibri" w:hAnsi="Calibri"/>
-          <w:b w:val="0"/>
-          <w:color w:val="000000"/>
-          <w:sz w:val="19"/>
-        </w:rPr>
-        <w:t>La interfaz responde adecuadamente en resoluciones de 1366x768 y 1920x1080 px en navegadores Google Chrome y Microsoft Edge, sin presentar desbordamientos visuales ni errores de consola.</w:t>
+          <w:color w:val="000000"/>
+          <w:sz w:val="19"/>
+        </w:rPr>
+        <w:t xml:space="preserve">La interfaz responde adecuadamente en resoluciones de 1366x768 y 1920x1080 </w:t>
+      </w:r>
+      <w:proofErr w:type="spellStart"/>
+      <w:r>
+        <w:rPr>
+          <w:rFonts w:ascii="Calibri" w:hAnsi="Calibri"/>
+          <w:color w:val="000000"/>
+          <w:sz w:val="19"/>
+        </w:rPr>
+        <w:t>px</w:t>
+      </w:r>
+      <w:proofErr w:type="spellEnd"/>
+      <w:r>
+        <w:rPr>
+          <w:rFonts w:ascii="Calibri" w:hAnsi="Calibri"/>
+          <w:color w:val="000000"/>
+          <w:sz w:val="19"/>
+        </w:rPr>
+        <w:t xml:space="preserve"> en navegadores Google Chrome y Microsoft Edge, sin presentar desbordamientos visuales ni errores de consola.</w:t>
       </w:r>
     </w:p>
     <w:p>
@@ -2248,11 +2823,64 @@
       <w:r>
         <w:rPr>
           <w:rFonts w:ascii="Calibri" w:hAnsi="Calibri"/>
-          <w:b w:val="0"/>
-          <w:color w:val="000000"/>
-          <w:sz w:val="19"/>
-        </w:rPr>
-        <w:t>Todos los endpoints de FastAPI asociados a la historia están documentados con tipado estricto Pydantic y accesibles en la documentación interactiva Swagger UI.</w:t>
+          <w:color w:val="000000"/>
+          <w:sz w:val="19"/>
+        </w:rPr>
+        <w:t xml:space="preserve">Todos los </w:t>
+      </w:r>
+      <w:proofErr w:type="spellStart"/>
+      <w:r>
+        <w:rPr>
+          <w:rFonts w:ascii="Calibri" w:hAnsi="Calibri"/>
+          <w:color w:val="000000"/>
+          <w:sz w:val="19"/>
+        </w:rPr>
+        <w:t>endpoints</w:t>
+      </w:r>
+      <w:proofErr w:type="spellEnd"/>
+      <w:r>
+        <w:rPr>
+          <w:rFonts w:ascii="Calibri" w:hAnsi="Calibri"/>
+          <w:color w:val="000000"/>
+          <w:sz w:val="19"/>
+        </w:rPr>
+        <w:t xml:space="preserve"> de </w:t>
+      </w:r>
+      <w:proofErr w:type="spellStart"/>
+      <w:r>
+        <w:rPr>
+          <w:rFonts w:ascii="Calibri" w:hAnsi="Calibri"/>
+          <w:color w:val="000000"/>
+          <w:sz w:val="19"/>
+        </w:rPr>
+        <w:t>FastAPI</w:t>
+      </w:r>
+      <w:proofErr w:type="spellEnd"/>
+      <w:r>
+        <w:rPr>
+          <w:rFonts w:ascii="Calibri" w:hAnsi="Calibri"/>
+          <w:color w:val="000000"/>
+          <w:sz w:val="19"/>
+        </w:rPr>
+        <w:t xml:space="preserve"> asociados a la historia están documentados con tipado estricto </w:t>
+      </w:r>
+      <w:proofErr w:type="spellStart"/>
+      <w:r>
+        <w:rPr>
+          <w:rFonts w:ascii="Calibri" w:hAnsi="Calibri"/>
+          <w:color w:val="000000"/>
+          <w:sz w:val="19"/>
+        </w:rPr>
+        <w:t>Pydantic</w:t>
+      </w:r>
+      <w:proofErr w:type="spellEnd"/>
+      <w:r>
+        <w:rPr>
+          <w:rFonts w:ascii="Calibri" w:hAnsi="Calibri"/>
+          <w:color w:val="000000"/>
+          <w:sz w:val="19"/>
+        </w:rPr>
+        <w:t xml:space="preserve"> y accesibles en la documentación interactiva Swagger UI.</w:t>
       </w:r>
     </w:p>
     <w:p>
@@ -2261,7 +2889,32 @@
         <w:ind w:left="360" w:hanging="360"/>
       </w:pPr>
       <w:r>
-        <w:t>•  Seguridad y Control de Vulnerabilidades: Se verifica la inexistencia de vulnerabilidades críticas en dependencias (npm audit y pip safety) y los datos sensibles se gestionan mediante variables de entorno encriptadas.</w:t>
+        <w:lastRenderedPageBreak/>
+        <w:t>•  Seguridad y Control de Vulnerabilidades: Se verifica la inexistencia de vulnerabilidades críticas en dependencias (</w:t>
+      </w:r>
+      <w:proofErr w:type="spellStart"/>
+      <w:r>
+        <w:t>npm</w:t>
+      </w:r>
+      <w:proofErr w:type="spellEnd"/>
+      <w:r>
+        <w:t xml:space="preserve"> </w:t>
+      </w:r>
+      <w:proofErr w:type="spellStart"/>
+      <w:r>
+        <w:t>audit</w:t>
+      </w:r>
+      <w:proofErr w:type="spellEnd"/>
+      <w:r>
+        <w:t xml:space="preserve"> y </w:t>
+      </w:r>
+      <w:proofErr w:type="spellStart"/>
+      <w:r>
+        <w:t>pip</w:t>
+      </w:r>
+      <w:proofErr w:type="spellEnd"/>
+      <w:r>
+        <w:t xml:space="preserve"> safety) y los datos sensibles se gestionan mediante variables de entorno encriptadas.</w:t>
       </w:r>
     </w:p>
     <w:p>
@@ -2281,11 +2934,46 @@
       <w:r>
         <w:rPr>
           <w:rFonts w:ascii="Calibri" w:hAnsi="Calibri"/>
-          <w:b w:val="0"/>
-          <w:color w:val="000000"/>
-          <w:sz w:val="19"/>
-        </w:rPr>
-        <w:t>Los contenedores de Angular 21, FastAPI y PostgreSQL se compilan y validan satisfactoriamente en el entorno de desarrollo local con GitHub Actions, garantizando su correcta ejecución antes del despliegue final en el servidor VPS particular en la semana 11.</w:t>
+          <w:color w:val="000000"/>
+          <w:sz w:val="19"/>
+        </w:rPr>
+        <w:t xml:space="preserve">Los contenedores de Angular 21, </w:t>
+      </w:r>
+      <w:proofErr w:type="spellStart"/>
+      <w:r>
+        <w:rPr>
+          <w:rFonts w:ascii="Calibri" w:hAnsi="Calibri"/>
+          <w:color w:val="000000"/>
+          <w:sz w:val="19"/>
+        </w:rPr>
+        <w:t>FastAPI</w:t>
+      </w:r>
+      <w:proofErr w:type="spellEnd"/>
+      <w:r>
+        <w:rPr>
+          <w:rFonts w:ascii="Calibri" w:hAnsi="Calibri"/>
+          <w:color w:val="000000"/>
+          <w:sz w:val="19"/>
+        </w:rPr>
+        <w:t xml:space="preserve"> y PostgreSQL se compilan y validan satisfactoriamente en el entorno de desarrollo local con GitHub </w:t>
+      </w:r>
+      <w:proofErr w:type="spellStart"/>
+      <w:r>
+        <w:rPr>
+          <w:rFonts w:ascii="Calibri" w:hAnsi="Calibri"/>
+          <w:color w:val="000000"/>
+          <w:sz w:val="19"/>
+        </w:rPr>
+        <w:t>Actions</w:t>
+      </w:r>
+      <w:proofErr w:type="spellEnd"/>
+      <w:r>
+        <w:rPr>
+          <w:rFonts w:ascii="Calibri" w:hAnsi="Calibri"/>
+          <w:color w:val="000000"/>
+          <w:sz w:val="19"/>
+        </w:rPr>
+        <w:t>, garantizando su correcta ejecución antes del despliegue final en el servidor VPS particular en la semana 11.</w:t>
       </w:r>
     </w:p>
     <w:p>
@@ -2300,22 +2988,58 @@
           <w:color w:val="000000"/>
           <w:sz w:val="19"/>
         </w:rPr>
-        <w:t xml:space="preserve">•  Validación y Aprobación del Product Owner: </w:t>
-      </w:r>
-      <w:r>
-        <w:rPr>
-          <w:rFonts w:ascii="Calibri" w:hAnsi="Calibri"/>
-          <w:b w:val="0"/>
-          <w:color w:val="000000"/>
-          <w:sz w:val="19"/>
-        </w:rPr>
-        <w:t>Demostración funcional en vivo (software funcionando, no diapositivas) ante Marcell Magaly Vásquez Loje (Product Owner), obteniendo su conformidad de cumplimiento de los criterios de aceptación.</w:t>
+        <w:t xml:space="preserve">•  Validación y Aprobación del </w:t>
+      </w:r>
+      <w:proofErr w:type="spellStart"/>
+      <w:r>
+        <w:rPr>
+          <w:rFonts w:ascii="Calibri" w:hAnsi="Calibri"/>
+          <w:b/>
+          <w:color w:val="000000"/>
+          <w:sz w:val="19"/>
+        </w:rPr>
+        <w:t>Product</w:t>
+      </w:r>
+      <w:proofErr w:type="spellEnd"/>
+      <w:r>
+        <w:rPr>
+          <w:rFonts w:ascii="Calibri" w:hAnsi="Calibri"/>
+          <w:b/>
+          <w:color w:val="000000"/>
+          <w:sz w:val="19"/>
+        </w:rPr>
+        <w:t xml:space="preserve"> Owner: </w:t>
+      </w:r>
+      <w:r>
+        <w:rPr>
+          <w:rFonts w:ascii="Calibri" w:hAnsi="Calibri"/>
+          <w:color w:val="000000"/>
+          <w:sz w:val="19"/>
+        </w:rPr>
+        <w:t>Demostración funcional en vivo (software funcionando, no diapositivas) ante Marcell Magaly Vásquez Loje (</w:t>
+      </w:r>
+      <w:proofErr w:type="spellStart"/>
+      <w:r>
+        <w:rPr>
+          <w:rFonts w:ascii="Calibri" w:hAnsi="Calibri"/>
+          <w:color w:val="000000"/>
+          <w:sz w:val="19"/>
+        </w:rPr>
+        <w:t>Product</w:t>
+      </w:r>
+      <w:proofErr w:type="spellEnd"/>
+      <w:r>
+        <w:rPr>
+          <w:rFonts w:ascii="Calibri" w:hAnsi="Calibri"/>
+          <w:color w:val="000000"/>
+          <w:sz w:val="19"/>
+        </w:rPr>
+        <w:t xml:space="preserve"> Owner), obteniendo su conformidad de cumplimiento de los criterios de aceptación.</w:t>
       </w:r>
     </w:p>
     <w:p>
       <w:pPr>
         <w:spacing w:before="360" w:after="120" w:line="276" w:lineRule="auto"/>
-        <w:jc w:val="left"/>
       </w:pPr>
       <w:r>
         <w:rPr>
@@ -2324,49 +3048,108 @@
           <w:color w:val="000000"/>
           <w:sz w:val="26"/>
         </w:rPr>
-        <w:t>4.   Aceptación del Sponsor y Product Owner (Sponsor Acceptance)</w:t>
+        <w:t xml:space="preserve">4.   Aceptación del Sponsor y </w:t>
+      </w:r>
+      <w:proofErr w:type="spellStart"/>
+      <w:r>
+        <w:rPr>
+          <w:rFonts w:ascii="Calibri" w:hAnsi="Calibri"/>
+          <w:b/>
+          <w:color w:val="000000"/>
+          <w:sz w:val="26"/>
+        </w:rPr>
+        <w:t>Product</w:t>
+      </w:r>
+      <w:proofErr w:type="spellEnd"/>
+      <w:r>
+        <w:rPr>
+          <w:rFonts w:ascii="Calibri" w:hAnsi="Calibri"/>
+          <w:b/>
+          <w:color w:val="000000"/>
+          <w:sz w:val="26"/>
+        </w:rPr>
+        <w:t xml:space="preserve"> Owner (Sponsor </w:t>
+      </w:r>
+      <w:proofErr w:type="spellStart"/>
+      <w:r>
+        <w:rPr>
+          <w:rFonts w:ascii="Calibri" w:hAnsi="Calibri"/>
+          <w:b/>
+          <w:color w:val="000000"/>
+          <w:sz w:val="26"/>
+        </w:rPr>
+        <w:t>Acceptance</w:t>
+      </w:r>
+      <w:proofErr w:type="spellEnd"/>
+      <w:r>
+        <w:rPr>
+          <w:rFonts w:ascii="Calibri" w:hAnsi="Calibri"/>
+          <w:b/>
+          <w:color w:val="000000"/>
+          <w:sz w:val="26"/>
+        </w:rPr>
+        <w:t>)</w:t>
       </w:r>
     </w:p>
     <w:p>
       <w:pPr>
         <w:spacing w:before="40" w:after="200" w:line="276" w:lineRule="auto"/>
-        <w:jc w:val="left"/>
-      </w:pPr>
-      <w:r>
-        <w:rPr>
-          <w:rFonts w:ascii="Calibri" w:hAnsi="Calibri"/>
-          <w:b w:val="0"/>
+      </w:pPr>
+      <w:r>
+        <w:rPr>
+          <w:rFonts w:ascii="Calibri" w:hAnsi="Calibri"/>
           <w:color w:val="000000"/>
           <w:sz w:val="20"/>
         </w:rPr>
-        <w:t>Por medio de la presente, la contraparte institucional de la empresa Impresos Trujillo E.I.R.L. en calidad de Product Owner y Sponsor del proyecto, manifiesta su total conocimiento y aprobación del inventario de Historias de Usuario, su orden de priorización, las estimaciones relativas de esfuerzo y las interfaces del sistema acordadas para el desarrollo iterativo del sistema web:</w:t>
+        <w:t xml:space="preserve">Por medio de la presente, la contraparte institucional de la empresa Impresos Trujillo E.I.R.L. en calidad de </w:t>
+      </w:r>
+      <w:proofErr w:type="spellStart"/>
+      <w:r>
+        <w:rPr>
+          <w:rFonts w:ascii="Calibri" w:hAnsi="Calibri"/>
+          <w:color w:val="000000"/>
+          <w:sz w:val="20"/>
+        </w:rPr>
+        <w:t>Product</w:t>
+      </w:r>
+      <w:proofErr w:type="spellEnd"/>
+      <w:r>
+        <w:rPr>
+          <w:rFonts w:ascii="Calibri" w:hAnsi="Calibri"/>
+          <w:color w:val="000000"/>
+          <w:sz w:val="20"/>
+        </w:rPr>
+        <w:t xml:space="preserve"> Owner y Sponsor del proyecto, manifiesta su total conocimiento y aprobación del inventario de Historias de Usuario, su orden de priorización, las estimaciones relativas de esfuerzo y las interfaces del sistema acordadas para el desarrollo iterativo del sistema web:</w:t>
       </w:r>
     </w:p>
     <w:tbl>
       <w:tblPr>
-        <w:tblW w:type="auto" w:w="0"/>
+        <w:tblW w:w="0" w:type="auto"/>
         <w:jc w:val="center"/>
-        <w:tblLook w:firstColumn="1" w:firstRow="1" w:lastColumn="0" w:lastRow="0" w:noHBand="0" w:noVBand="1" w:val="04A0"/>
+        <w:tblLook w:val="04A0" w:firstRow="1" w:lastRow="0" w:firstColumn="1" w:lastColumn="0" w:noHBand="0" w:noVBand="1"/>
       </w:tblPr>
       <w:tblGrid>
         <w:gridCol w:w="4680"/>
         <w:gridCol w:w="4680"/>
       </w:tblGrid>
       <w:tr>
-        <w:tc>
-          <w:tcPr>
-            <w:tcW w:type="dxa" w:w="4680"/>
-            <w:shd w:fill="000000" w:val="clear" w:color="auto"/>
+        <w:trPr>
+          <w:jc w:val="center"/>
+        </w:trPr>
+        <w:tc>
+          <w:tcPr>
+            <w:tcW w:w="4680" w:type="dxa"/>
             <w:tcBorders>
               <w:top w:val="single" w:sz="4" w:space="0" w:color="000000"/>
-              <w:left w:val="none" w:sz="4" w:space="0" w:color="none"/>
+              <w:left w:val="none" w:sz="4" w:space="0" w:color="auto"/>
               <w:bottom w:val="single" w:sz="4" w:space="0" w:color="000000"/>
-              <w:right w:val="none" w:sz="4" w:space="0" w:color="none"/>
-            </w:tcBorders>
+              <w:right w:val="none" w:sz="4" w:space="0" w:color="auto"/>
+            </w:tcBorders>
+            <w:shd w:val="clear" w:color="auto" w:fill="000000"/>
             <w:tcMar>
               <w:top w:w="100" w:type="dxa"/>
+              <w:left w:w="120" w:type="dxa"/>
               <w:bottom w:w="100" w:type="dxa"/>
-              <w:left w:w="120" w:type="dxa"/>
               <w:right w:w="120" w:type="dxa"/>
             </w:tcMar>
           </w:tcPr>
@@ -2387,18 +3170,18 @@
         </w:tc>
         <w:tc>
           <w:tcPr>
-            <w:tcW w:type="dxa" w:w="4680"/>
-            <w:shd w:fill="000000" w:val="clear" w:color="auto"/>
+            <w:tcW w:w="4680" w:type="dxa"/>
             <w:tcBorders>
               <w:top w:val="single" w:sz="4" w:space="0" w:color="000000"/>
-              <w:left w:val="none" w:sz="4" w:space="0" w:color="none"/>
+              <w:left w:val="none" w:sz="4" w:space="0" w:color="auto"/>
               <w:bottom w:val="single" w:sz="4" w:space="0" w:color="000000"/>
-              <w:right w:val="none" w:sz="4" w:space="0" w:color="none"/>
-            </w:tcBorders>
+              <w:right w:val="none" w:sz="4" w:space="0" w:color="auto"/>
+            </w:tcBorders>
+            <w:shd w:val="clear" w:color="auto" w:fill="000000"/>
             <w:tcMar>
               <w:top w:w="100" w:type="dxa"/>
+              <w:left w:w="120" w:type="dxa"/>
               <w:bottom w:w="100" w:type="dxa"/>
-              <w:left w:w="120" w:type="dxa"/>
               <w:right w:w="120" w:type="dxa"/>
             </w:tcMar>
           </w:tcPr>
@@ -2419,20 +3202,23 @@
         </w:tc>
       </w:tr>
       <w:tr>
-        <w:tc>
-          <w:tcPr>
-            <w:tcW w:type="dxa" w:w="4680"/>
-            <w:shd w:fill="ffffff" w:val="clear" w:color="auto"/>
-            <w:tcBorders>
-              <w:top w:val="single" w:sz="4" w:space="0" w:color="cccccc"/>
-              <w:left w:val="none" w:sz="4" w:space="0" w:color="none"/>
-              <w:bottom w:val="single" w:sz="4" w:space="0" w:color="cccccc"/>
-              <w:right w:val="none" w:sz="4" w:space="0" w:color="none"/>
-            </w:tcBorders>
+        <w:trPr>
+          <w:jc w:val="center"/>
+        </w:trPr>
+        <w:tc>
+          <w:tcPr>
+            <w:tcW w:w="4680" w:type="dxa"/>
+            <w:tcBorders>
+              <w:top w:val="single" w:sz="4" w:space="0" w:color="CCCCCC"/>
+              <w:left w:val="none" w:sz="4" w:space="0" w:color="auto"/>
+              <w:bottom w:val="single" w:sz="4" w:space="0" w:color="CCCCCC"/>
+              <w:right w:val="none" w:sz="4" w:space="0" w:color="auto"/>
+            </w:tcBorders>
+            <w:shd w:val="clear" w:color="auto" w:fill="FFFFFF"/>
             <w:tcMar>
               <w:top w:w="200" w:type="dxa"/>
+              <w:left w:w="120" w:type="dxa"/>
               <w:bottom w:w="200" w:type="dxa"/>
-              <w:left w:w="120" w:type="dxa"/>
               <w:right w:w="120" w:type="dxa"/>
             </w:tcMar>
           </w:tcPr>
@@ -2445,26 +3231,36 @@
                 <w:color w:val="000000"/>
               </w:rPr>
               <w:br/>
+            </w:r>
+            <w:r>
+              <w:rPr>
+                <w:color w:val="000000"/>
+              </w:rPr>
               <w:br/>
               <w:t>________________________________________</w:t>
+            </w:r>
+            <w:r>
+              <w:rPr>
+                <w:color w:val="000000"/>
+              </w:rPr>
               <w:br/>
             </w:r>
           </w:p>
         </w:tc>
         <w:tc>
           <w:tcPr>
-            <w:tcW w:type="dxa" w:w="4680"/>
-            <w:shd w:fill="ffffff" w:val="clear" w:color="auto"/>
-            <w:tcBorders>
-              <w:top w:val="single" w:sz="4" w:space="0" w:color="cccccc"/>
-              <w:left w:val="none" w:sz="4" w:space="0" w:color="none"/>
-              <w:bottom w:val="single" w:sz="4" w:space="0" w:color="cccccc"/>
-              <w:right w:val="none" w:sz="4" w:space="0" w:color="none"/>
-            </w:tcBorders>
+            <w:tcW w:w="4680" w:type="dxa"/>
+            <w:tcBorders>
+              <w:top w:val="single" w:sz="4" w:space="0" w:color="CCCCCC"/>
+              <w:left w:val="none" w:sz="4" w:space="0" w:color="auto"/>
+              <w:bottom w:val="single" w:sz="4" w:space="0" w:color="CCCCCC"/>
+              <w:right w:val="none" w:sz="4" w:space="0" w:color="auto"/>
+            </w:tcBorders>
+            <w:shd w:val="clear" w:color="auto" w:fill="FFFFFF"/>
             <w:tcMar>
               <w:top w:w="200" w:type="dxa"/>
+              <w:left w:w="120" w:type="dxa"/>
               <w:bottom w:w="200" w:type="dxa"/>
-              <w:left w:w="120" w:type="dxa"/>
               <w:right w:w="120" w:type="dxa"/>
             </w:tcMar>
           </w:tcPr>
@@ -2477,28 +3273,41 @@
                 <w:color w:val="000000"/>
               </w:rPr>
               <w:br/>
+            </w:r>
+            <w:r>
+              <w:rPr>
+                <w:color w:val="000000"/>
+              </w:rPr>
               <w:br/>
               <w:t>________________________________________</w:t>
+            </w:r>
+            <w:r>
+              <w:rPr>
+                <w:color w:val="000000"/>
+              </w:rPr>
               <w:br/>
             </w:r>
           </w:p>
         </w:tc>
       </w:tr>
       <w:tr>
-        <w:tc>
-          <w:tcPr>
-            <w:tcW w:type="dxa" w:w="4680"/>
-            <w:shd w:fill="f8fafc" w:val="clear" w:color="auto"/>
-            <w:tcBorders>
-              <w:top w:val="single" w:sz="4" w:space="0" w:color="cccccc"/>
-              <w:left w:val="none" w:sz="4" w:space="0" w:color="none"/>
+        <w:trPr>
+          <w:jc w:val="center"/>
+        </w:trPr>
+        <w:tc>
+          <w:tcPr>
+            <w:tcW w:w="4680" w:type="dxa"/>
+            <w:tcBorders>
+              <w:top w:val="single" w:sz="4" w:space="0" w:color="CCCCCC"/>
+              <w:left w:val="none" w:sz="4" w:space="0" w:color="auto"/>
               <w:bottom w:val="single" w:sz="4" w:space="0" w:color="000000"/>
-              <w:right w:val="none" w:sz="4" w:space="0" w:color="none"/>
-            </w:tcBorders>
+              <w:right w:val="none" w:sz="4" w:space="0" w:color="auto"/>
+            </w:tcBorders>
+            <w:shd w:val="clear" w:color="auto" w:fill="F8FAFC"/>
             <w:tcMar>
               <w:top w:w="100" w:type="dxa"/>
+              <w:left w:w="120" w:type="dxa"/>
               <w:bottom w:w="100" w:type="dxa"/>
-              <w:left w:w="120" w:type="dxa"/>
               <w:right w:w="120" w:type="dxa"/>
             </w:tcMar>
           </w:tcPr>
@@ -2510,15 +3319,53 @@
             <w:r>
               <w:rPr>
                 <w:rFonts w:ascii="Calibri" w:hAnsi="Calibri"/>
-                <w:b w:val="0"/>
                 <w:color w:val="000000"/>
                 <w:sz w:val="18"/>
               </w:rPr>
               <w:t>Marcell Magaly Vásquez Loje</w:t>
+            </w:r>
+            <w:r>
+              <w:rPr>
+                <w:rFonts w:ascii="Calibri" w:hAnsi="Calibri"/>
+                <w:color w:val="000000"/>
+                <w:sz w:val="18"/>
+              </w:rPr>
               <w:br/>
-              <w:t>Gerente de Administración / Product Owner</w:t>
+              <w:t xml:space="preserve">Gerente de Administración / </w:t>
+            </w:r>
+            <w:proofErr w:type="spellStart"/>
+            <w:r>
+              <w:rPr>
+                <w:rFonts w:ascii="Calibri" w:hAnsi="Calibri"/>
+                <w:color w:val="000000"/>
+                <w:sz w:val="18"/>
+              </w:rPr>
+              <w:t>Product</w:t>
+            </w:r>
+            <w:proofErr w:type="spellEnd"/>
+            <w:r>
+              <w:rPr>
+                <w:rFonts w:ascii="Calibri" w:hAnsi="Calibri"/>
+                <w:color w:val="000000"/>
+                <w:sz w:val="18"/>
+              </w:rPr>
+              <w:t xml:space="preserve"> Owner</w:t>
+            </w:r>
+            <w:r>
+              <w:rPr>
+                <w:rFonts w:ascii="Calibri" w:hAnsi="Calibri"/>
+                <w:color w:val="000000"/>
+                <w:sz w:val="18"/>
+              </w:rPr>
               <w:br/>
               <w:t>Impresos Trujillo E.I.R.L.</w:t>
+            </w:r>
+            <w:r>
+              <w:rPr>
+                <w:rFonts w:ascii="Calibri" w:hAnsi="Calibri"/>
+                <w:color w:val="000000"/>
+                <w:sz w:val="18"/>
+              </w:rPr>
               <w:br/>
               <w:t>Fecha: 22 de Septiembre de 2026</w:t>
             </w:r>
@@ -2526,18 +3373,18 @@
         </w:tc>
         <w:tc>
           <w:tcPr>
-            <w:tcW w:type="dxa" w:w="4680"/>
-            <w:shd w:fill="f8fafc" w:val="clear" w:color="auto"/>
-            <w:tcBorders>
-              <w:top w:val="single" w:sz="4" w:space="0" w:color="cccccc"/>
-              <w:left w:val="none" w:sz="4" w:space="0" w:color="none"/>
+            <w:tcW w:w="4680" w:type="dxa"/>
+            <w:tcBorders>
+              <w:top w:val="single" w:sz="4" w:space="0" w:color="CCCCCC"/>
+              <w:left w:val="none" w:sz="4" w:space="0" w:color="auto"/>
               <w:bottom w:val="single" w:sz="4" w:space="0" w:color="000000"/>
-              <w:right w:val="none" w:sz="4" w:space="0" w:color="none"/>
-            </w:tcBorders>
+              <w:right w:val="none" w:sz="4" w:space="0" w:color="auto"/>
+            </w:tcBorders>
+            <w:shd w:val="clear" w:color="auto" w:fill="F8FAFC"/>
             <w:tcMar>
               <w:top w:w="100" w:type="dxa"/>
+              <w:left w:w="120" w:type="dxa"/>
               <w:bottom w:w="100" w:type="dxa"/>
-              <w:left w:w="120" w:type="dxa"/>
               <w:right w:w="120" w:type="dxa"/>
             </w:tcMar>
           </w:tcPr>
@@ -2549,15 +3396,35 @@
             <w:r>
               <w:rPr>
                 <w:rFonts w:ascii="Calibri" w:hAnsi="Calibri"/>
-                <w:b w:val="0"/>
                 <w:color w:val="000000"/>
                 <w:sz w:val="18"/>
               </w:rPr>
               <w:t>Gerardo Erick Plasencia Torres</w:t>
+            </w:r>
+            <w:r>
+              <w:rPr>
+                <w:rFonts w:ascii="Calibri" w:hAnsi="Calibri"/>
+                <w:color w:val="000000"/>
+                <w:sz w:val="18"/>
+              </w:rPr>
               <w:br/>
               <w:t>Líder de Proyecto / Scrum Master</w:t>
+            </w:r>
+            <w:r>
+              <w:rPr>
+                <w:rFonts w:ascii="Calibri" w:hAnsi="Calibri"/>
+                <w:color w:val="000000"/>
+                <w:sz w:val="18"/>
+              </w:rPr>
               <w:br/>
               <w:t>En representación del Equipo Scrum UPN</w:t>
+            </w:r>
+            <w:r>
+              <w:rPr>
+                <w:rFonts w:ascii="Calibri" w:hAnsi="Calibri"/>
+                <w:color w:val="000000"/>
+                <w:sz w:val="18"/>
+              </w:rPr>
               <w:br/>
               <w:t>Fecha: 22 de Septiembre de 2026</w:t>
             </w:r>
@@ -2565,9 +3432,10 @@
         </w:tc>
       </w:tr>
     </w:tbl>
+    <w:p/>
     <w:sectPr>
-      <w:headerReference w:type="default" r:id="rId9"/>
-      <w:footerReference w:type="default" r:id="rId10"/>
+      <w:headerReference w:type="default" r:id="rId13"/>
+      <w:footerReference w:type="default" r:id="rId14"/>
       <w:pgSz w:w="12240" w:h="15840"/>
       <w:pgMar w:top="2601" w:right="1440" w:bottom="1440" w:left="1440" w:header="720" w:footer="720" w:gutter="0"/>
       <w:cols w:space="720"/>
@@ -2578,7 +3446,7 @@
 </file>
 
 <file path=word/endnotes.xml><?xml version="1.0" encoding="utf-8"?>
-<w:endnotes xmlns:wpc="http://schemas.microsoft.com/office/word/2010/wordprocessingCanvas" xmlns:cx="http://schemas.microsoft.com/office/drawing/2014/chartex" xmlns:cx1="http://schemas.microsoft.com/office/drawing/2015/9/8/chartex" xmlns:cx2="http://schemas.microsoft.com/office/drawing/2015/10/21/chartex" xmlns:cx3="http://schemas.microsoft.com/office/drawing/2016/5/9/chartex" xmlns:cx4="http://schemas.microsoft.com/office/drawing/2016/5/10/chartex" xmlns:cx5="http://schemas.microsoft.com/office/drawing/2016/5/11/chartex" xmlns:cx6="http://schemas.microsoft.com/office/drawing/2016/5/12/chartex" xmlns:cx7="http://schemas.microsoft.com/office/drawing/2016/5/13/chartex" xmlns:cx8="http://schemas.microsoft.com/office/drawing/2016/5/14/chartex" xmlns:mc="http://schemas.openxmlformats.org/markup-compatibility/2006" xmlns:aink="http://schemas.microsoft.com/office/drawing/2016/ink" xmlns:am3d="http://schemas.microsoft.com/office/drawing/2017/model3d" xmlns:o="urn:schemas-microsoft-com:office:office" xmlns:r="http://schemas.openxmlformats.org/officeDocument/2006/relationships" xmlns:m="http://schemas.openxmlformats.org/officeDocument/2006/math" xmlns:v="urn:schemas-microsoft-com:vml" xmlns:wp14="http://schemas.microsoft.com/office/word/2010/wordprocessingDrawing" xmlns:wp="http://schemas.openxmlformats.org/drawingml/2006/wordprocessingDrawing" xmlns:w10="urn:schemas-microsoft-com:office:word" xmlns:w="http://schemas.openxmlformats.org/wordprocessingml/2006/main" xmlns:w14="http://schemas.microsoft.com/office/word/2010/wordml" xmlns:w15="http://schemas.microsoft.com/office/word/2012/wordml" xmlns:w16cex="http://schemas.microsoft.com/office/word/2018/wordml/cex" xmlns:w16cid="http://schemas.microsoft.com/office/word/2016/wordml/cid" xmlns:w16="http://schemas.microsoft.com/office/word/2018/wordml" xmlns:w16sdtdh="http://schemas.microsoft.com/office/word/2020/wordml/sdtdatahash" xmlns:w16se="http://schemas.microsoft.com/office/word/2015/wordml/symex" xmlns:wpg="http://schemas.microsoft.com/office/word/2010/wordprocessingGroup" xmlns:wpi="http://schemas.microsoft.com/office/word/2010/wordprocessingInk" xmlns:wne="http://schemas.microsoft.com/office/word/2006/wordml" xmlns:wps="http://schemas.microsoft.com/office/word/2010/wordprocessingShape" mc:Ignorable="w14 w15 w16se w16cid w16 w16cex w16sdtdh wp14">
+<w:endnotes xmlns:wpc="http://schemas.microsoft.com/office/word/2010/wordprocessingCanvas" xmlns:cx="http://schemas.microsoft.com/office/drawing/2014/chartex" xmlns:cx1="http://schemas.microsoft.com/office/drawing/2015/9/8/chartex" xmlns:cx2="http://schemas.microsoft.com/office/drawing/2015/10/21/chartex" xmlns:cx3="http://schemas.microsoft.com/office/drawing/2016/5/9/chartex" xmlns:cx4="http://schemas.microsoft.com/office/drawing/2016/5/10/chartex" xmlns:cx5="http://schemas.microsoft.com/office/drawing/2016/5/11/chartex" xmlns:cx6="http://schemas.microsoft.com/office/drawing/2016/5/12/chartex" xmlns:cx7="http://schemas.microsoft.com/office/drawing/2016/5/13/chartex" xmlns:cx8="http://schemas.microsoft.com/office/drawing/2016/5/14/chartex" xmlns:mc="http://schemas.openxmlformats.org/markup-compatibility/2006" xmlns:aink="http://schemas.microsoft.com/office/drawing/2016/ink" xmlns:am3d="http://schemas.microsoft.com/office/drawing/2017/model3d" xmlns:o="urn:schemas-microsoft-com:office:office" xmlns:oel="http://schemas.microsoft.com/office/2019/extlst" xmlns:r="http://schemas.openxmlformats.org/officeDocument/2006/relationships" xmlns:m="http://schemas.openxmlformats.org/officeDocument/2006/math" xmlns:v="urn:schemas-microsoft-com:vml" xmlns:wp14="http://schemas.microsoft.com/office/word/2010/wordprocessingDrawing" xmlns:wp="http://schemas.openxmlformats.org/drawingml/2006/wordprocessingDrawing" xmlns:w10="urn:schemas-microsoft-com:office:word" xmlns:w="http://schemas.openxmlformats.org/wordprocessingml/2006/main" xmlns:w14="http://schemas.microsoft.com/office/word/2010/wordml" xmlns:w15="http://schemas.microsoft.com/office/word/2012/wordml" xmlns:w16cex="http://schemas.microsoft.com/office/word/2018/wordml/cex" xmlns:w16cid="http://schemas.microsoft.com/office/word/2016/wordml/cid" xmlns:w16="http://schemas.microsoft.com/office/word/2018/wordml" xmlns:w16du="http://schemas.microsoft.com/office/word/2023/wordml/word16du" xmlns:w16sdtdh="http://schemas.microsoft.com/office/word/2020/wordml/sdtdatahash" xmlns:w16sdtfl="http://schemas.microsoft.com/office/word/2024/wordml/sdtformatlock" xmlns:w16se="http://schemas.microsoft.com/office/word/2015/wordml/symex" xmlns:wpg="http://schemas.microsoft.com/office/word/2010/wordprocessingGroup" xmlns:wpi="http://schemas.microsoft.com/office/word/2010/wordprocessingInk" xmlns:wne="http://schemas.microsoft.com/office/word/2006/wordml" xmlns:wps="http://schemas.microsoft.com/office/word/2010/wordprocessingShape" mc:Ignorable="w14 w15 w16se w16cid w16 w16cex w16sdtdh w16sdtfl w16du wp14">
   <w:endnote w:type="separator" w:id="-1">
     <w:p>
       <w:r>
@@ -2597,7 +3465,7 @@
 </file>
 
 <file path=word/footer1.xml><?xml version="1.0" encoding="utf-8"?>
-<w:ftr xmlns:wpc="http://schemas.microsoft.com/office/word/2010/wordprocessingCanvas" xmlns:cx="http://schemas.microsoft.com/office/drawing/2014/chartex" xmlns:cx1="http://schemas.microsoft.com/office/drawing/2015/9/8/chartex" xmlns:cx2="http://schemas.microsoft.com/office/drawing/2015/10/21/chartex" xmlns:cx3="http://schemas.microsoft.com/office/drawing/2016/5/9/chartex" xmlns:cx4="http://schemas.microsoft.com/office/drawing/2016/5/10/chartex" xmlns:cx5="http://schemas.microsoft.com/office/drawing/2016/5/11/chartex" xmlns:cx6="http://schemas.microsoft.com/office/drawing/2016/5/12/chartex" xmlns:cx7="http://schemas.microsoft.com/office/drawing/2016/5/13/chartex" xmlns:cx8="http://schemas.microsoft.com/office/drawing/2016/5/14/chartex" xmlns:mc="http://schemas.openxmlformats.org/markup-compatibility/2006" xmlns:aink="http://schemas.microsoft.com/office/drawing/2016/ink" xmlns:am3d="http://schemas.microsoft.com/office/drawing/2017/model3d" xmlns:o="urn:schemas-microsoft-com:office:office" xmlns:r="http://schemas.openxmlformats.org/officeDocument/2006/relationships" xmlns:m="http://schemas.openxmlformats.org/officeDocument/2006/math" xmlns:v="urn:schemas-microsoft-com:vml" xmlns:wp14="http://schemas.microsoft.com/office/word/2010/wordprocessingDrawing" xmlns:wp="http://schemas.openxmlformats.org/drawingml/2006/wordprocessingDrawing" xmlns:w10="urn:schemas-microsoft-com:office:word" xmlns:w="http://schemas.openxmlformats.org/wordprocessingml/2006/main" xmlns:w14="http://schemas.microsoft.com/office/word/2010/wordml" xmlns:w15="http://schemas.microsoft.com/office/word/2012/wordml" xmlns:w16cex="http://schemas.microsoft.com/office/word/2018/wordml/cex" xmlns:w16cid="http://schemas.microsoft.com/office/word/2016/wordml/cid" xmlns:w16="http://schemas.microsoft.com/office/word/2018/wordml" xmlns:w16sdtdh="http://schemas.microsoft.com/office/word/2020/wordml/sdtdatahash" xmlns:w16se="http://schemas.microsoft.com/office/word/2015/wordml/symex" xmlns:wpg="http://schemas.microsoft.com/office/word/2010/wordprocessingGroup" xmlns:wpi="http://schemas.microsoft.com/office/word/2010/wordprocessingInk" xmlns:wne="http://schemas.microsoft.com/office/word/2006/wordml" xmlns:wps="http://schemas.microsoft.com/office/word/2010/wordprocessingShape" mc:Ignorable="w14 w15 w16se w16cid w16 w16cex w16sdtdh wp14">
+<w:ftr xmlns:wpc="http://schemas.microsoft.com/office/word/2010/wordprocessingCanvas" xmlns:cx="http://schemas.microsoft.com/office/drawing/2014/chartex" xmlns:cx1="http://schemas.microsoft.com/office/drawing/2015/9/8/chartex" xmlns:cx2="http://schemas.microsoft.com/office/drawing/2015/10/21/chartex" xmlns:cx3="http://schemas.microsoft.com/office/drawing/2016/5/9/chartex" xmlns:cx4="http://schemas.microsoft.com/office/drawing/2016/5/10/chartex" xmlns:cx5="http://schemas.microsoft.com/office/drawing/2016/5/11/chartex" xmlns:cx6="http://schemas.microsoft.com/office/drawing/2016/5/12/chartex" xmlns:cx7="http://schemas.microsoft.com/office/drawing/2016/5/13/chartex" xmlns:cx8="http://schemas.microsoft.com/office/drawing/2016/5/14/chartex" xmlns:mc="http://schemas.openxmlformats.org/markup-compatibility/2006" xmlns:aink="http://schemas.microsoft.com/office/drawing/2016/ink" xmlns:am3d="http://schemas.microsoft.com/office/drawing/2017/model3d" xmlns:o="urn:schemas-microsoft-com:office:office" xmlns:oel="http://schemas.microsoft.com/office/2019/extlst" xmlns:r="http://schemas.openxmlformats.org/officeDocument/2006/relationships" xmlns:m="http://schemas.openxmlformats.org/officeDocument/2006/math" xmlns:v="urn:schemas-microsoft-com:vml" xmlns:wp14="http://schemas.microsoft.com/office/word/2010/wordprocessingDrawing" xmlns:wp="http://schemas.openxmlformats.org/drawingml/2006/wordprocessingDrawing" xmlns:w10="urn:schemas-microsoft-com:office:word" xmlns:w="http://schemas.openxmlformats.org/wordprocessingml/2006/main" xmlns:w14="http://schemas.microsoft.com/office/word/2010/wordml" xmlns:w15="http://schemas.microsoft.com/office/word/2012/wordml" xmlns:w16cex="http://schemas.microsoft.com/office/word/2018/wordml/cex" xmlns:w16cid="http://schemas.microsoft.com/office/word/2016/wordml/cid" xmlns:w16="http://schemas.microsoft.com/office/word/2018/wordml" xmlns:w16du="http://schemas.microsoft.com/office/word/2023/wordml/word16du" xmlns:w16sdtdh="http://schemas.microsoft.com/office/word/2020/wordml/sdtdatahash" xmlns:w16sdtfl="http://schemas.microsoft.com/office/word/2024/wordml/sdtformatlock" xmlns:w16se="http://schemas.microsoft.com/office/word/2015/wordml/symex" xmlns:wpg="http://schemas.microsoft.com/office/word/2010/wordprocessingGroup" xmlns:wpi="http://schemas.microsoft.com/office/word/2010/wordprocessingInk" xmlns:wne="http://schemas.microsoft.com/office/word/2006/wordml" xmlns:wps="http://schemas.microsoft.com/office/word/2010/wordprocessingShape" mc:Ignorable="w14 w15 w16se w16cid w16 w16cex w16sdtdh w16sdtfl w16du wp14">
   <w:sdt>
     <w:sdtPr>
       <w:id w:val="-822731171"/>
@@ -2606,20 +3474,12 @@
         <w:docPartUnique/>
       </w:docPartObj>
     </w:sdtPr>
-    <w:sdtEndPr>
-      <w:rPr>
-        <w:noProof/>
-      </w:rPr>
-    </w:sdtEndPr>
     <w:sdtContent>
       <w:p>
         <w:pPr>
           <w:pStyle w:val="Piedepgina"/>
         </w:pPr>
         <w:r>
-          <w:rPr>
-            <w:noProof/>
-          </w:rPr>
           <w:drawing>
             <wp:anchor distT="0" distB="0" distL="114300" distR="114300" simplePos="0" relativeHeight="251660288" behindDoc="1" locked="0" layoutInCell="1" allowOverlap="1" wp14:anchorId="54C5CD0E" wp14:editId="01BED793">
               <wp:simplePos x="0" y="0"/>
@@ -2632,7 +3492,7 @@
               <wp:extent cx="2640194" cy="3829633"/>
               <wp:effectExtent l="0" t="0" r="8255" b="0"/>
               <wp:wrapNone/>
-              <wp:docPr id="2" name="Picture 2" descr="../Desktop/WorkFiles/Project%20Management%20Docs/Branding/PMD-Branding-1217-Logo-Icon-SingleColor-WaterMark.png"/>
+              <wp:docPr id="542322640" name="Picture 2" descr="../Desktop/WorkFiles/Project%20Management%20Docs/Branding/PMD-Branding-1217-Logo-Icon-SingleColor-WaterMark.png"/>
               <wp:cNvGraphicFramePr>
                 <a:graphicFrameLocks xmlns:a="http://schemas.openxmlformats.org/drawingml/2006/main" noChangeAspect="1"/>
               </wp:cNvGraphicFramePr>
@@ -2693,27 +3553,15 @@
           <w:fldChar w:fldCharType="separate"/>
         </w:r>
         <w:r>
-          <w:rPr>
-            <w:noProof/>
-          </w:rPr>
           <w:t>2</w:t>
         </w:r>
         <w:r>
-          <w:rPr>
-            <w:noProof/>
-          </w:rPr>
           <w:fldChar w:fldCharType="end"/>
         </w:r>
         <w:r>
-          <w:rPr>
-            <w:noProof/>
-          </w:rPr>
           <w:tab/>
         </w:r>
         <w:r>
-          <w:rPr>
-            <w:noProof/>
-          </w:rPr>
           <w:tab/>
         </w:r>
       </w:p>
@@ -2728,7 +3576,7 @@
 </file>
 
 <file path=word/footnotes.xml><?xml version="1.0" encoding="utf-8"?>
-<w:footnotes xmlns:wpc="http://schemas.microsoft.com/office/word/2010/wordprocessingCanvas" xmlns:cx="http://schemas.microsoft.com/office/drawing/2014/chartex" xmlns:cx1="http://schemas.microsoft.com/office/drawing/2015/9/8/chartex" xmlns:cx2="http://schemas.microsoft.com/office/drawing/2015/10/21/chartex" xmlns:cx3="http://schemas.microsoft.com/office/drawing/2016/5/9/chartex" xmlns:cx4="http://schemas.microsoft.com/office/drawing/2016/5/10/chartex" xmlns:cx5="http://schemas.microsoft.com/office/drawing/2016/5/11/chartex" xmlns:cx6="http://schemas.microsoft.com/office/drawing/2016/5/12/chartex" xmlns:cx7="http://schemas.microsoft.com/office/drawing/2016/5/13/chartex" xmlns:cx8="http://schemas.microsoft.com/office/drawing/2016/5/14/chartex" xmlns:mc="http://schemas.openxmlformats.org/markup-compatibility/2006" xmlns:aink="http://schemas.microsoft.com/office/drawing/2016/ink" xmlns:am3d="http://schemas.microsoft.com/office/drawing/2017/model3d" xmlns:o="urn:schemas-microsoft-com:office:office" xmlns:r="http://schemas.openxmlformats.org/officeDocument/2006/relationships" xmlns:m="http://schemas.openxmlformats.org/officeDocument/2006/math" xmlns:v="urn:schemas-microsoft-com:vml" xmlns:wp14="http://schemas.microsoft.com/office/word/2010/wordprocessingDrawing" xmlns:wp="http://schemas.openxmlformats.org/drawingml/2006/wordprocessingDrawing" xmlns:w10="urn:schemas-microsoft-com:office:word" xmlns:w="http://schemas.openxmlformats.org/wordprocessingml/2006/main" xmlns:w14="http://schemas.microsoft.com/office/word/2010/wordml" xmlns:w15="http://schemas.microsoft.com/office/word/2012/wordml" xmlns:w16cex="http://schemas.microsoft.com/office/word/2018/wordml/cex" xmlns:w16cid="http://schemas.microsoft.com/office/word/2016/wordml/cid" xmlns:w16="http://schemas.microsoft.com/office/word/2018/wordml" xmlns:w16sdtdh="http://schemas.microsoft.com/office/word/2020/wordml/sdtdatahash" xmlns:w16se="http://schemas.microsoft.com/office/word/2015/wordml/symex" xmlns:wpg="http://schemas.microsoft.com/office/word/2010/wordprocessingGroup" xmlns:wpi="http://schemas.microsoft.com/office/word/2010/wordprocessingInk" xmlns:wne="http://schemas.microsoft.com/office/word/2006/wordml" xmlns:wps="http://schemas.microsoft.com/office/word/2010/wordprocessingShape" mc:Ignorable="w14 w15 w16se w16cid w16 w16cex w16sdtdh wp14">
+<w:footnotes xmlns:wpc="http://schemas.microsoft.com/office/word/2010/wordprocessingCanvas" xmlns:cx="http://schemas.microsoft.com/office/drawing/2014/chartex" xmlns:cx1="http://schemas.microsoft.com/office/drawing/2015/9/8/chartex" xmlns:cx2="http://schemas.microsoft.com/office/drawing/2015/10/21/chartex" xmlns:cx3="http://schemas.microsoft.com/office/drawing/2016/5/9/chartex" xmlns:cx4="http://schemas.microsoft.com/office/drawing/2016/5/10/chartex" xmlns:cx5="http://schemas.microsoft.com/office/drawing/2016/5/11/chartex" xmlns:cx6="http://schemas.microsoft.com/office/drawing/2016/5/12/chartex" xmlns:cx7="http://schemas.microsoft.com/office/drawing/2016/5/13/chartex" xmlns:cx8="http://schemas.microsoft.com/office/drawing/2016/5/14/chartex" xmlns:mc="http://schemas.openxmlformats.org/markup-compatibility/2006" xmlns:aink="http://schemas.microsoft.com/office/drawing/2016/ink" xmlns:am3d="http://schemas.microsoft.com/office/drawing/2017/model3d" xmlns:o="urn:schemas-microsoft-com:office:office" xmlns:oel="http://schemas.microsoft.com/office/2019/extlst" xmlns:r="http://schemas.openxmlformats.org/officeDocument/2006/relationships" xmlns:m="http://schemas.openxmlformats.org/officeDocument/2006/math" xmlns:v="urn:schemas-microsoft-com:vml" xmlns:wp14="http://schemas.microsoft.com/office/word/2010/wordprocessingDrawing" xmlns:wp="http://schemas.openxmlformats.org/drawingml/2006/wordprocessingDrawing" xmlns:w10="urn:schemas-microsoft-com:office:word" xmlns:w="http://schemas.openxmlformats.org/wordprocessingml/2006/main" xmlns:w14="http://schemas.microsoft.com/office/word/2010/wordml" xmlns:w15="http://schemas.microsoft.com/office/word/2012/wordml" xmlns:w16cex="http://schemas.microsoft.com/office/word/2018/wordml/cex" xmlns:w16cid="http://schemas.microsoft.com/office/word/2016/wordml/cid" xmlns:w16="http://schemas.microsoft.com/office/word/2018/wordml" xmlns:w16du="http://schemas.microsoft.com/office/word/2023/wordml/word16du" xmlns:w16sdtdh="http://schemas.microsoft.com/office/word/2020/wordml/sdtdatahash" xmlns:w16sdtfl="http://schemas.microsoft.com/office/word/2024/wordml/sdtformatlock" xmlns:w16se="http://schemas.microsoft.com/office/word/2015/wordml/symex" xmlns:wpg="http://schemas.microsoft.com/office/word/2010/wordprocessingGroup" xmlns:wpi="http://schemas.microsoft.com/office/word/2010/wordprocessingInk" xmlns:wne="http://schemas.microsoft.com/office/word/2006/wordml" xmlns:wps="http://schemas.microsoft.com/office/word/2010/wordprocessingShape" mc:Ignorable="w14 w15 w16se w16cid w16 w16cex w16sdtdh w16sdtfl w16du wp14">
   <w:footnote w:type="separator" w:id="-1">
     <w:p>
       <w:r>
@@ -2747,7 +3595,7 @@
 </file>
 
 <file path=word/header1.xml><?xml version="1.0" encoding="utf-8"?>
-<w:hdr xmlns:wpc="http://schemas.microsoft.com/office/word/2010/wordprocessingCanvas" xmlns:cx="http://schemas.microsoft.com/office/drawing/2014/chartex" xmlns:cx1="http://schemas.microsoft.com/office/drawing/2015/9/8/chartex" xmlns:cx2="http://schemas.microsoft.com/office/drawing/2015/10/21/chartex" xmlns:cx3="http://schemas.microsoft.com/office/drawing/2016/5/9/chartex" xmlns:cx4="http://schemas.microsoft.com/office/drawing/2016/5/10/chartex" xmlns:cx5="http://schemas.microsoft.com/office/drawing/2016/5/11/chartex" xmlns:cx6="http://schemas.microsoft.com/office/drawing/2016/5/12/chartex" xmlns:cx7="http://schemas.microsoft.com/office/drawing/2016/5/13/chartex" xmlns:cx8="http://schemas.microsoft.com/office/drawing/2016/5/14/chartex" xmlns:mc="http://schemas.openxmlformats.org/markup-compatibility/2006" xmlns:aink="http://schemas.microsoft.com/office/drawing/2016/ink" xmlns:am3d="http://schemas.microsoft.com/office/drawing/2017/model3d" xmlns:o="urn:schemas-microsoft-com:office:office" xmlns:r="http://schemas.openxmlformats.org/officeDocument/2006/relationships" xmlns:m="http://schemas.openxmlformats.org/officeDocument/2006/math" xmlns:v="urn:schemas-microsoft-com:vml" xmlns:wp14="http://schemas.microsoft.com/office/word/2010/wordprocessingDrawing" xmlns:wp="http://schemas.openxmlformats.org/drawingml/2006/wordprocessingDrawing" xmlns:w10="urn:schemas-microsoft-com:office:word" xmlns:w="http://schemas.openxmlformats.org/wordprocessingml/2006/main" xmlns:w14="http://schemas.microsoft.com/office/word/2010/wordml" xmlns:w15="http://schemas.microsoft.com/office/word/2012/wordml" xmlns:w16cex="http://schemas.microsoft.com/office/word/2018/wordml/cex" xmlns:w16cid="http://schemas.microsoft.com/office/word/2016/wordml/cid" xmlns:w16="http://schemas.microsoft.com/office/word/2018/wordml" xmlns:w16sdtdh="http://schemas.microsoft.com/office/word/2020/wordml/sdtdatahash" xmlns:w16se="http://schemas.microsoft.com/office/word/2015/wordml/symex" xmlns:wpg="http://schemas.microsoft.com/office/word/2010/wordprocessingGroup" xmlns:wpi="http://schemas.microsoft.com/office/word/2010/wordprocessingInk" xmlns:wne="http://schemas.microsoft.com/office/word/2006/wordml" xmlns:wps="http://schemas.microsoft.com/office/word/2010/wordprocessingShape" mc:Ignorable="w14 w15 w16se w16cid w16 w16cex w16sdtdh wp14">
+<w:hdr xmlns:wpc="http://schemas.microsoft.com/office/word/2010/wordprocessingCanvas" xmlns:cx="http://schemas.microsoft.com/office/drawing/2014/chartex" xmlns:cx1="http://schemas.microsoft.com/office/drawing/2015/9/8/chartex" xmlns:cx2="http://schemas.microsoft.com/office/drawing/2015/10/21/chartex" xmlns:cx3="http://schemas.microsoft.com/office/drawing/2016/5/9/chartex" xmlns:cx4="http://schemas.microsoft.com/office/drawing/2016/5/10/chartex" xmlns:cx5="http://schemas.microsoft.com/office/drawing/2016/5/11/chartex" xmlns:cx6="http://schemas.microsoft.com/office/drawing/2016/5/12/chartex" xmlns:cx7="http://schemas.microsoft.com/office/drawing/2016/5/13/chartex" xmlns:cx8="http://schemas.microsoft.com/office/drawing/2016/5/14/chartex" xmlns:mc="http://schemas.openxmlformats.org/markup-compatibility/2006" xmlns:aink="http://schemas.microsoft.com/office/drawing/2016/ink" xmlns:am3d="http://schemas.microsoft.com/office/drawing/2017/model3d" xmlns:o="urn:schemas-microsoft-com:office:office" xmlns:oel="http://schemas.microsoft.com/office/2019/extlst" xmlns:r="http://schemas.openxmlformats.org/officeDocument/2006/relationships" xmlns:m="http://schemas.openxmlformats.org/officeDocument/2006/math" xmlns:v="urn:schemas-microsoft-com:vml" xmlns:wp14="http://schemas.microsoft.com/office/word/2010/wordprocessingDrawing" xmlns:wp="http://schemas.openxmlformats.org/drawingml/2006/wordprocessingDrawing" xmlns:w10="urn:schemas-microsoft-com:office:word" xmlns:w="http://schemas.openxmlformats.org/wordprocessingml/2006/main" xmlns:w14="http://schemas.microsoft.com/office/word/2010/wordml" xmlns:w15="http://schemas.microsoft.com/office/word/2012/wordml" xmlns:w16cex="http://schemas.microsoft.com/office/word/2018/wordml/cex" xmlns:w16cid="http://schemas.microsoft.com/office/word/2016/wordml/cid" xmlns:w16="http://schemas.microsoft.com/office/word/2018/wordml" xmlns:w16du="http://schemas.microsoft.com/office/word/2023/wordml/word16du" xmlns:w16sdtdh="http://schemas.microsoft.com/office/word/2020/wordml/sdtdatahash" xmlns:w16sdtfl="http://schemas.microsoft.com/office/word/2024/wordml/sdtformatlock" xmlns:w16se="http://schemas.microsoft.com/office/word/2015/wordml/symex" xmlns:wpg="http://schemas.microsoft.com/office/word/2010/wordprocessingGroup" xmlns:wpi="http://schemas.microsoft.com/office/word/2010/wordprocessingInk" xmlns:wne="http://schemas.microsoft.com/office/word/2006/wordml" xmlns:wps="http://schemas.microsoft.com/office/word/2010/wordprocessingShape" mc:Ignorable="w14 w15 w16se w16cid w16 w16cex w16sdtdh w16sdtfl w16du wp14">
   <w:p>
     <w:pPr>
       <w:pStyle w:val="Encabezado"/>
@@ -2767,7 +3615,7 @@
 </file>
 
 <file path=word/numbering.xml><?xml version="1.0" encoding="utf-8"?>
-<w:numbering xmlns:wpc="http://schemas.microsoft.com/office/word/2010/wordprocessingCanvas" xmlns:cx="http://schemas.microsoft.com/office/drawing/2014/chartex" xmlns:cx1="http://schemas.microsoft.com/office/drawing/2015/9/8/chartex" xmlns:cx2="http://schemas.microsoft.com/office/drawing/2015/10/21/chartex" xmlns:cx3="http://schemas.microsoft.com/office/drawing/2016/5/9/chartex" xmlns:cx4="http://schemas.microsoft.com/office/drawing/2016/5/10/chartex" xmlns:cx5="http://schemas.microsoft.com/office/drawing/2016/5/11/chartex" xmlns:cx6="http://schemas.microsoft.com/office/drawing/2016/5/12/chartex" xmlns:cx7="http://schemas.microsoft.com/office/drawing/2016/5/13/chartex" xmlns:cx8="http://schemas.microsoft.com/office/drawing/2016/5/14/chartex" xmlns:mc="http://schemas.openxmlformats.org/markup-compatibility/2006" xmlns:aink="http://schemas.microsoft.com/office/drawing/2016/ink" xmlns:am3d="http://schemas.microsoft.com/office/drawing/2017/model3d" xmlns:o="urn:schemas-microsoft-com:office:office" xmlns:r="http://schemas.openxmlformats.org/officeDocument/2006/relationships" xmlns:m="http://schemas.openxmlformats.org/officeDocument/2006/math" xmlns:v="urn:schemas-microsoft-com:vml" xmlns:wp14="http://schemas.microsoft.com/office/word/2010/wordprocessingDrawing" xmlns:wp="http://schemas.openxmlformats.org/drawingml/2006/wordprocessingDrawing" xmlns:w10="urn:schemas-microsoft-com:office:word" xmlns:w="http://schemas.openxmlformats.org/wordprocessingml/2006/main" xmlns:w14="http://schemas.microsoft.com/office/word/2010/wordml" xmlns:w15="http://schemas.microsoft.com/office/word/2012/wordml" xmlns:w16cex="http://schemas.microsoft.com/office/word/2018/wordml/cex" xmlns:w16cid="http://schemas.microsoft.com/office/word/2016/wordml/cid" xmlns:w16="http://schemas.microsoft.com/office/word/2018/wordml" xmlns:w16sdtdh="http://schemas.microsoft.com/office/word/2020/wordml/sdtdatahash" xmlns:w16se="http://schemas.microsoft.com/office/word/2015/wordml/symex" xmlns:wpg="http://schemas.microsoft.com/office/word/2010/wordprocessingGroup" xmlns:wpi="http://schemas.microsoft.com/office/word/2010/wordprocessingInk" xmlns:wne="http://schemas.microsoft.com/office/word/2006/wordml" xmlns:wps="http://schemas.microsoft.com/office/word/2010/wordprocessingShape" mc:Ignorable="w14 w15 w16se w16cid w16 w16cex w16sdtdh wp14">
+<w:numbering xmlns:wpc="http://schemas.microsoft.com/office/word/2010/wordprocessingCanvas" xmlns:cx="http://schemas.microsoft.com/office/drawing/2014/chartex" xmlns:cx1="http://schemas.microsoft.com/office/drawing/2015/9/8/chartex" xmlns:cx2="http://schemas.microsoft.com/office/drawing/2015/10/21/chartex" xmlns:cx3="http://schemas.microsoft.com/office/drawing/2016/5/9/chartex" xmlns:cx4="http://schemas.microsoft.com/office/drawing/2016/5/10/chartex" xmlns:cx5="http://schemas.microsoft.com/office/drawing/2016/5/11/chartex" xmlns:cx6="http://schemas.microsoft.com/office/drawing/2016/5/12/chartex" xmlns:cx7="http://schemas.microsoft.com/office/drawing/2016/5/13/chartex" xmlns:cx8="http://schemas.microsoft.com/office/drawing/2016/5/14/chartex" xmlns:mc="http://schemas.openxmlformats.org/markup-compatibility/2006" xmlns:aink="http://schemas.microsoft.com/office/drawing/2016/ink" xmlns:am3d="http://schemas.microsoft.com/office/drawing/2017/model3d" xmlns:o="urn:schemas-microsoft-com:office:office" xmlns:oel="http://schemas.microsoft.com/office/2019/extlst" xmlns:r="http://schemas.openxmlformats.org/officeDocument/2006/relationships" xmlns:m="http://schemas.openxmlformats.org/officeDocument/2006/math" xmlns:v="urn:schemas-microsoft-com:vml" xmlns:wp14="http://schemas.microsoft.com/office/word/2010/wordprocessingDrawing" xmlns:wp="http://schemas.openxmlformats.org/drawingml/2006/wordprocessingDrawing" xmlns:w10="urn:schemas-microsoft-com:office:word" xmlns:w="http://schemas.openxmlformats.org/wordprocessingml/2006/main" xmlns:w14="http://schemas.microsoft.com/office/word/2010/wordml" xmlns:w15="http://schemas.microsoft.com/office/word/2012/wordml" xmlns:w16cex="http://schemas.microsoft.com/office/word/2018/wordml/cex" xmlns:w16cid="http://schemas.microsoft.com/office/word/2016/wordml/cid" xmlns:w16="http://schemas.microsoft.com/office/word/2018/wordml" xmlns:w16du="http://schemas.microsoft.com/office/word/2023/wordml/word16du" xmlns:w16sdtdh="http://schemas.microsoft.com/office/word/2020/wordml/sdtdatahash" xmlns:w16sdtfl="http://schemas.microsoft.com/office/word/2024/wordml/sdtformatlock" xmlns:w16se="http://schemas.microsoft.com/office/word/2015/wordml/symex" xmlns:wpg="http://schemas.microsoft.com/office/word/2010/wordprocessingGroup" xmlns:wpi="http://schemas.microsoft.com/office/word/2010/wordprocessingInk" xmlns:wne="http://schemas.microsoft.com/office/word/2006/wordml" xmlns:wps="http://schemas.microsoft.com/office/word/2010/wordprocessingShape" mc:Ignorable="w14 w15 w16se w16cid w16 w16cex w16sdtdh w16sdtfl w16du wp14">
   <w:abstractNum w:abstractNumId="0" w15:restartNumberingAfterBreak="0">
     <w:nsid w:val="100D02F6"/>
     <w:multiLevelType w:val="hybridMultilevel"/>
@@ -3293,7 +4141,7 @@
 </file>
 
 <file path=word/styles.xml><?xml version="1.0" encoding="utf-8"?>
-<w:styles xmlns:mc="http://schemas.openxmlformats.org/markup-compatibility/2006" xmlns:r="http://schemas.openxmlformats.org/officeDocument/2006/relationships" xmlns:w="http://schemas.openxmlformats.org/wordprocessingml/2006/main" xmlns:w14="http://schemas.microsoft.com/office/word/2010/wordml" xmlns:w15="http://schemas.microsoft.com/office/word/2012/wordml" xmlns:w16cex="http://schemas.microsoft.com/office/word/2018/wordml/cex" xmlns:w16cid="http://schemas.microsoft.com/office/word/2016/wordml/cid" xmlns:w16="http://schemas.microsoft.com/office/word/2018/wordml" xmlns:w16sdtdh="http://schemas.microsoft.com/office/word/2020/wordml/sdtdatahash" xmlns:w16se="http://schemas.microsoft.com/office/word/2015/wordml/symex" mc:Ignorable="w14 w15 w16se w16cid w16 w16cex w16sdtdh">
+<w:styles xmlns:mc="http://schemas.openxmlformats.org/markup-compatibility/2006" xmlns:r="http://schemas.openxmlformats.org/officeDocument/2006/relationships" xmlns:w="http://schemas.openxmlformats.org/wordprocessingml/2006/main" xmlns:w14="http://schemas.microsoft.com/office/word/2010/wordml" xmlns:w15="http://schemas.microsoft.com/office/word/2012/wordml" xmlns:w16cex="http://schemas.microsoft.com/office/word/2018/wordml/cex" xmlns:w16cid="http://schemas.microsoft.com/office/word/2016/wordml/cid" xmlns:w16="http://schemas.microsoft.com/office/word/2018/wordml" xmlns:w16du="http://schemas.microsoft.com/office/word/2023/wordml/word16du" xmlns:w16sdtdh="http://schemas.microsoft.com/office/word/2020/wordml/sdtdatahash" xmlns:w16sdtfl="http://schemas.microsoft.com/office/word/2024/wordml/sdtformatlock" xmlns:w16se="http://schemas.microsoft.com/office/word/2015/wordml/symex" mc:Ignorable="w14 w15 w16se w16cid w16 w16cex w16sdtdh w16sdtfl w16du">
   <w:docDefaults>
     <w:rPrDefault>
       <w:rPr>
@@ -3411,6 +4259,7 @@
     <w:lsdException w:name="HTML Sample" w:semiHidden="1" w:unhideWhenUsed="1"/>
     <w:lsdException w:name="HTML Typewriter" w:semiHidden="1" w:unhideWhenUsed="1"/>
     <w:lsdException w:name="HTML Variable" w:semiHidden="1" w:unhideWhenUsed="1"/>
+    <w:lsdException w:name="Normal Table" w:semiHidden="1" w:unhideWhenUsed="1"/>
     <w:lsdException w:name="annotation subject" w:semiHidden="1" w:unhideWhenUsed="1"/>
     <w:lsdException w:name="No List" w:semiHidden="1" w:unhideWhenUsed="1"/>
     <w:lsdException w:name="Outline List 1" w:semiHidden="1" w:unhideWhenUsed="1"/>
@@ -3457,8 +4306,10 @@
     <w:lsdException w:name="Table Subtle 2" w:semiHidden="1" w:unhideWhenUsed="1"/>
     <w:lsdException w:name="Table Web 1" w:semiHidden="1" w:unhideWhenUsed="1"/>
     <w:lsdException w:name="Table Web 2" w:semiHidden="1" w:unhideWhenUsed="1"/>
+    <w:lsdException w:name="Table Web 3" w:semiHidden="1" w:unhideWhenUsed="1"/>
     <w:lsdException w:name="Balloon Text" w:semiHidden="1" w:unhideWhenUsed="1"/>
     <w:lsdException w:name="Table Grid" w:uiPriority="39"/>
+    <w:lsdException w:name="Table Theme" w:semiHidden="1" w:unhideWhenUsed="1"/>
     <w:lsdException w:name="Placeholder Text" w:semiHidden="1"/>
     <w:lsdException w:name="No Spacing" w:uiPriority="1" w:qFormat="1"/>
     <w:lsdException w:name="Light Shading" w:uiPriority="60"/>
@@ -3681,6 +4532,9 @@
   <w:style w:type="paragraph" w:default="1" w:styleId="Normal">
     <w:name w:val="Normal"/>
     <w:qFormat/>
+    <w:rPr>
+      <w:lang w:val="es-PE"/>
+    </w:rPr>
   </w:style>
   <w:style w:type="paragraph" w:styleId="Ttulo1">
     <w:name w:val="heading 1"/>
@@ -3704,7 +4558,6 @@
   <w:style w:type="character" w:default="1" w:styleId="Fuentedeprrafopredeter">
     <w:name w:val="Default Paragraph Font"/>
     <w:uiPriority w:val="1"/>
-    <w:semiHidden/>
     <w:unhideWhenUsed/>
   </w:style>
   <w:style w:type="table" w:default="1" w:styleId="Tablanormal">
@@ -4100,4 +4953,16 @@
     </a:ext>
   </a:extLst>
 </a:theme>
+</file>
+
+<file path=customXml/item1.xml><?xml version="1.0" encoding="utf-8"?>
+<b:Sources xmlns:b="http://schemas.openxmlformats.org/officeDocument/2006/bibliography" xmlns="http://schemas.openxmlformats.org/officeDocument/2006/bibliography" SelectedStyle="\APASixthEditionOfficeOnline.xsl" StyleName="APA" Version="6"/>
+</file>
+
+<file path=customXml/itemProps1.xml><?xml version="1.0" encoding="utf-8"?>
+<ds:datastoreItem xmlns:ds="http://schemas.openxmlformats.org/officeDocument/2006/customXml" ds:itemID="{B5D982B1-F2BD-482D-9BBC-42D0D07CA55A}">
+  <ds:schemaRefs>
+    <ds:schemaRef ds:uri="http://schemas.openxmlformats.org/officeDocument/2006/bibliography"/>
+  </ds:schemaRefs>
+</ds:datastoreItem>
 </file>